--- a/docs/paper.docx
+++ b/docs/paper.docx
@@ -13122,6 +13122,120 @@
           </w:p>
         </w:tc>
       </w:tr>
+      <w:tr>
+        <w:tc>
+          <w:tcPr/>
+          <w:p>
+            <w:pPr>
+              <w:pStyle w:val="Compact"/>
+              <w:jc w:val="left"/>
+            </w:pPr>
+            <w:r>
+              <w:t xml:space="preserve">Canary Island Palm</w:t>
+            </w:r>
+          </w:p>
+        </w:tc>
+        <w:tc>
+          <w:tcPr/>
+          <w:p>
+            <w:pPr>
+              <w:pStyle w:val="Compact"/>
+              <w:jc w:val="center"/>
+            </w:pPr>
+            <w:r>
+              <w:t xml:space="preserve">350</w:t>
+            </w:r>
+          </w:p>
+        </w:tc>
+        <w:tc>
+          <w:tcPr/>
+          <w:p>
+            <w:pPr>
+              <w:pStyle w:val="Compact"/>
+              <w:jc w:val="center"/>
+            </w:pPr>
+            <w:r>
+              <w:t xml:space="preserve">3.0</w:t>
+            </w:r>
+          </w:p>
+        </w:tc>
+      </w:tr>
+      <w:tr>
+        <w:tc>
+          <w:tcPr/>
+          <w:p>
+            <w:pPr>
+              <w:pStyle w:val="Compact"/>
+              <w:jc w:val="left"/>
+            </w:pPr>
+            <w:r>
+              <w:t xml:space="preserve">Olive</w:t>
+            </w:r>
+          </w:p>
+        </w:tc>
+        <w:tc>
+          <w:tcPr/>
+          <w:p>
+            <w:pPr>
+              <w:pStyle w:val="Compact"/>
+              <w:jc w:val="center"/>
+            </w:pPr>
+            <w:r>
+              <w:t xml:space="preserve">600</w:t>
+            </w:r>
+          </w:p>
+        </w:tc>
+        <w:tc>
+          <w:tcPr/>
+          <w:p>
+            <w:pPr>
+              <w:pStyle w:val="Compact"/>
+              <w:jc w:val="center"/>
+            </w:pPr>
+            <w:r>
+              <w:t xml:space="preserve">5.0</w:t>
+            </w:r>
+          </w:p>
+        </w:tc>
+      </w:tr>
+      <w:tr>
+        <w:tc>
+          <w:tcPr/>
+          <w:p>
+            <w:pPr>
+              <w:pStyle w:val="Compact"/>
+              <w:jc w:val="left"/>
+            </w:pPr>
+            <w:r>
+              <w:t xml:space="preserve">Eucalyptus</w:t>
+            </w:r>
+          </w:p>
+        </w:tc>
+        <w:tc>
+          <w:tcPr/>
+          <w:p>
+            <w:pPr>
+              <w:pStyle w:val="Compact"/>
+              <w:jc w:val="center"/>
+            </w:pPr>
+            <w:r>
+              <w:t xml:space="preserve">250</w:t>
+            </w:r>
+          </w:p>
+        </w:tc>
+        <w:tc>
+          <w:tcPr/>
+          <w:p>
+            <w:pPr>
+              <w:pStyle w:val="Compact"/>
+              <w:jc w:val="center"/>
+            </w:pPr>
+            <w:r>
+              <w:t xml:space="preserve">2.0</w:t>
+            </w:r>
+          </w:p>
+        </w:tc>
+      </w:tr>
     </w:tbl>
     <w:bookmarkEnd w:id="52"/>
     <w:bookmarkEnd w:id="53"/>
@@ -13153,7 +13267,7 @@
         <w:t xml:space="preserve"> </w:t>
       </w:r>
       <w:r>
-        <w:t xml:space="preserve">lists the temporal parameters for the seven genera modeled on campus, derived from Bay Area regional data</w:t>
+        <w:t xml:space="preserve">lists the temporal parameters for the modeled genera, derived from Bay Area regional data</w:t>
       </w:r>
       <w:r>
         <w:t xml:space="preserve"> </w:t>
@@ -13169,7 +13283,7 @@
         <w:t xml:space="preserve">Cedrus</w:t>
       </w:r>
       <w:r>
-        <w:t xml:space="preserve">) is the notable exception, pollinating in the fall (October–December), so it produces a secondary autumn peak that the other genera do not.</w:t>
+        <w:t xml:space="preserve">) is a notable exception, pollinating in the fall (October–December) and producing a secondary autumn peak, while the campus-specific sets differ (e.g. Stanford adds Canary Island Palm, Olive, and Eucalyptus).</w:t>
       </w:r>
     </w:p>
     <w:bookmarkStart w:id="54" w:name="tab:species"/>
@@ -13852,6 +13966,228 @@
           </w:p>
         </w:tc>
       </w:tr>
+      <w:tr>
+        <w:tc>
+          <w:tcPr/>
+          <w:p>
+            <w:pPr>
+              <w:pStyle w:val="Compact"/>
+              <w:jc w:val="left"/>
+            </w:pPr>
+            <w:r>
+              <w:t xml:space="preserve">Canary Island Palm</w:t>
+            </w:r>
+          </w:p>
+        </w:tc>
+        <w:tc>
+          <w:tcPr/>
+          <w:p>
+            <w:pPr>
+              <w:pStyle w:val="Compact"/>
+              <w:jc w:val="center"/>
+            </w:pPr>
+            <w:r>
+              <w:t xml:space="preserve">74</w:t>
+            </w:r>
+          </w:p>
+        </w:tc>
+        <w:tc>
+          <w:tcPr/>
+          <w:p>
+            <w:pPr>
+              <w:pStyle w:val="Compact"/>
+              <w:jc w:val="center"/>
+            </w:pPr>
+            <w:r>
+              <w:t xml:space="preserve">135</w:t>
+            </w:r>
+          </w:p>
+        </w:tc>
+        <w:tc>
+          <w:tcPr/>
+          <w:p>
+            <w:pPr>
+              <w:pStyle w:val="Compact"/>
+              <w:jc w:val="center"/>
+            </w:pPr>
+            <w:r>
+              <w:t xml:space="preserve">105</w:t>
+            </w:r>
+          </w:p>
+        </w:tc>
+        <w:tc>
+          <w:tcPr/>
+          <w:p>
+            <w:pPr>
+              <w:pStyle w:val="Compact"/>
+              <w:jc w:val="center"/>
+            </w:pPr>
+            <w:r>
+              <w:t xml:space="preserve">20</w:t>
+            </w:r>
+          </w:p>
+        </w:tc>
+        <w:tc>
+          <w:tcPr/>
+          <w:p>
+            <w:pPr>
+              <w:pStyle w:val="Compact"/>
+              <w:jc w:val="center"/>
+            </w:pPr>
+            <w:r>
+              <w:t xml:space="preserve">3.0</w:t>
+            </w:r>
+          </w:p>
+        </w:tc>
+      </w:tr>
+      <w:tr>
+        <w:tc>
+          <w:tcPr/>
+          <w:p>
+            <w:pPr>
+              <w:pStyle w:val="Compact"/>
+              <w:jc w:val="left"/>
+            </w:pPr>
+            <w:r>
+              <w:t xml:space="preserve">Olive</w:t>
+            </w:r>
+          </w:p>
+        </w:tc>
+        <w:tc>
+          <w:tcPr/>
+          <w:p>
+            <w:pPr>
+              <w:pStyle w:val="Compact"/>
+              <w:jc w:val="center"/>
+            </w:pPr>
+            <w:r>
+              <w:t xml:space="preserve">105</w:t>
+            </w:r>
+          </w:p>
+        </w:tc>
+        <w:tc>
+          <w:tcPr/>
+          <w:p>
+            <w:pPr>
+              <w:pStyle w:val="Compact"/>
+              <w:jc w:val="center"/>
+            </w:pPr>
+            <w:r>
+              <w:t xml:space="preserve">150</w:t>
+            </w:r>
+          </w:p>
+        </w:tc>
+        <w:tc>
+          <w:tcPr/>
+          <w:p>
+            <w:pPr>
+              <w:pStyle w:val="Compact"/>
+              <w:jc w:val="center"/>
+            </w:pPr>
+            <w:r>
+              <w:t xml:space="preserve">128</w:t>
+            </w:r>
+          </w:p>
+        </w:tc>
+        <w:tc>
+          <w:tcPr/>
+          <w:p>
+            <w:pPr>
+              <w:pStyle w:val="Compact"/>
+              <w:jc w:val="center"/>
+            </w:pPr>
+            <w:r>
+              <w:t xml:space="preserve">18</w:t>
+            </w:r>
+          </w:p>
+        </w:tc>
+        <w:tc>
+          <w:tcPr/>
+          <w:p>
+            <w:pPr>
+              <w:pStyle w:val="Compact"/>
+              <w:jc w:val="center"/>
+            </w:pPr>
+            <w:r>
+              <w:t xml:space="preserve">5.0</w:t>
+            </w:r>
+          </w:p>
+        </w:tc>
+      </w:tr>
+      <w:tr>
+        <w:tc>
+          <w:tcPr/>
+          <w:p>
+            <w:pPr>
+              <w:pStyle w:val="Compact"/>
+              <w:jc w:val="left"/>
+            </w:pPr>
+            <w:r>
+              <w:t xml:space="preserve">Eucalyptus</w:t>
+            </w:r>
+          </w:p>
+        </w:tc>
+        <w:tc>
+          <w:tcPr/>
+          <w:p>
+            <w:pPr>
+              <w:pStyle w:val="Compact"/>
+              <w:jc w:val="center"/>
+            </w:pPr>
+            <w:r>
+              <w:t xml:space="preserve">1</w:t>
+            </w:r>
+          </w:p>
+        </w:tc>
+        <w:tc>
+          <w:tcPr/>
+          <w:p>
+            <w:pPr>
+              <w:pStyle w:val="Compact"/>
+              <w:jc w:val="center"/>
+            </w:pPr>
+            <w:r>
+              <w:t xml:space="preserve">120</w:t>
+            </w:r>
+          </w:p>
+        </w:tc>
+        <w:tc>
+          <w:tcPr/>
+          <w:p>
+            <w:pPr>
+              <w:pStyle w:val="Compact"/>
+              <w:jc w:val="center"/>
+            </w:pPr>
+            <w:r>
+              <w:t xml:space="preserve">60</w:t>
+            </w:r>
+          </w:p>
+        </w:tc>
+        <w:tc>
+          <w:tcPr/>
+          <w:p>
+            <w:pPr>
+              <w:pStyle w:val="Compact"/>
+              <w:jc w:val="center"/>
+            </w:pPr>
+            <w:r>
+              <w:t xml:space="preserve">30</w:t>
+            </w:r>
+          </w:p>
+        </w:tc>
+        <w:tc>
+          <w:tcPr/>
+          <w:p>
+            <w:pPr>
+              <w:pStyle w:val="Compact"/>
+              <w:jc w:val="center"/>
+            </w:pPr>
+            <w:r>
+              <w:t xml:space="preserve">2.0</w:t>
+            </w:r>
+          </w:p>
+        </w:tc>
+      </w:tr>
     </w:tbl>
     <w:bookmarkEnd w:id="54"/>
     <w:bookmarkEnd w:id="55"/>
@@ -14234,7 +14570,7 @@
     <w:bookmarkEnd w:id="59"/>
     <w:bookmarkEnd w:id="60"/>
     <w:bookmarkEnd w:id="61"/>
-    <w:bookmarkStart w:id="69" w:name="satellite-based-vegetation-detection"/>
+    <w:bookmarkStart w:id="70" w:name="satellite-based-vegetation-detection"/>
     <w:p>
       <w:pPr>
         <w:pStyle w:val="Heading1"/>
@@ -15032,8 +15368,37 @@
       </w:r>
     </w:p>
     <w:bookmarkEnd w:id="68"/>
+    <w:bookmarkStart w:id="69" w:name="sec:overlapfilter"/>
+    <w:p>
+      <w:pPr>
+        <w:pStyle w:val="Heading2"/>
+      </w:pPr>
+      <w:r>
+        <w:t xml:space="preserve">Rooftop-Overlap Filtering</w:t>
+      </w:r>
+    </w:p>
+    <w:p>
+      <w:pPr>
+        <w:pStyle w:val="FirstParagraph"/>
+      </w:pPr>
+      <w:r>
+        <w:t xml:space="preserve">Color-based canopy detection occasionally fires on rooftops—warm or textured roof pixels can resemble vegetation—especially on dense urban campuses. After buildings are detected, we therefore prune tree candidates geometrically: a canopy is discarded if more than 50% of its disk area (estimated by area-weighted sampling of the disk against the building polygons) lies inside any detected footprint. This is applied only where needed; on the densely built Stanford core it removed a substantial share of the raw canopies (Section </w:t>
+      </w:r>
+      <w:hyperlink w:anchor="sec:results">
+        <w:r>
+          <w:rPr>
+            <w:rStyle w:val="Hyperlink"/>
+          </w:rPr>
+          <w:t xml:space="preserve">6</w:t>
+        </w:r>
+      </w:hyperlink>
+      <w:r>
+        <w:t xml:space="preserve">), leaving trees in courtyards, along streets, and on open ground while eliminating rooftop false positives.</w:t>
+      </w:r>
+    </w:p>
     <w:bookmarkEnd w:id="69"/>
-    <w:bookmarkStart w:id="72" w:name="exposure-assessment"/>
+    <w:bookmarkEnd w:id="70"/>
+    <w:bookmarkStart w:id="73" w:name="exposure-assessment"/>
     <w:p>
       <w:pPr>
         <w:pStyle w:val="Heading1"/>
@@ -15042,7 +15407,7 @@
         <w:t xml:space="preserve">Exposure Assessment</w:t>
       </w:r>
     </w:p>
-    <w:bookmarkStart w:id="70" w:name="path-integrated-dose"/>
+    <w:bookmarkStart w:id="71" w:name="path-integrated-dose"/>
     <w:p>
       <w:pPr>
         <w:pStyle w:val="Heading2"/>
@@ -15313,8 +15678,8 @@
         </m:oMath>
       </m:oMathPara>
     </w:p>
-    <w:bookmarkEnd w:id="70"/>
-    <w:bookmarkStart w:id="71" w:name="clinical-risk-mapping"/>
+    <w:bookmarkEnd w:id="71"/>
+    <w:bookmarkStart w:id="72" w:name="clinical-risk-mapping"/>
     <w:p>
       <w:pPr>
         <w:pStyle w:val="Heading2"/>
@@ -15422,9 +15787,9 @@
         <w:t xml:space="preserve">).</w:t>
       </w:r>
     </w:p>
-    <w:bookmarkEnd w:id="71"/>
     <w:bookmarkEnd w:id="72"/>
-    <w:bookmarkStart w:id="76" w:name="sec:results"/>
+    <w:bookmarkEnd w:id="73"/>
+    <w:bookmarkStart w:id="77" w:name="sec:results"/>
     <w:p>
       <w:pPr>
         <w:pStyle w:val="Heading1"/>
@@ -15433,7 +15798,7 @@
         <w:t xml:space="preserve">Results</w:t>
       </w:r>
     </w:p>
-    <w:bookmarkStart w:id="73" w:name="detection-performance"/>
+    <w:bookmarkStart w:id="74" w:name="detection-performance"/>
     <w:p>
       <w:pPr>
         <w:pStyle w:val="Heading2"/>
@@ -15564,11 +15929,84 @@
         <w:t xml:space="preserve"> </w:t>
       </w:r>
       <w:r>
-        <w:t xml:space="preserve">tree canopies, giving comprehensive coverage of the full campus. Detection and imagery are cached per campus, so no machine-learning model runs on the live server.</w:t>
-      </w:r>
-    </w:p>
-    <w:bookmarkEnd w:id="73"/>
-    <w:bookmarkStart w:id="74" w:name="seasonal-concentration"/>
+        <w:t xml:space="preserve">tree canopies, giving comprehensive coverage of the full campus. Because tree detection on the dense Stanford imagery placed many canopy candidates on top of rooftops, we apply a geometric filter after building detection: a candidate tree is discarded when more than half of its canopy disk area falls inside any detected building footprint (evaluated by area-weighted sampling of the disk against the building polygons). This removed roughly 43% of the raw Stanford canopies (from</w:t>
+      </w:r>
+      <w:r>
+        <w:t xml:space="preserve"> </w:t>
+      </w:r>
+      <m:oMath>
+        <m:r>
+          <m:rPr>
+            <m:sty m:val="p"/>
+          </m:rPr>
+          <m:t>∼</m:t>
+        </m:r>
+      </m:oMath>
+      <w:r>
+        <w:t xml:space="preserve">9</w:t>
+      </w:r>
+      <w:r>
+        <w:t xml:space="preserve">,</w:t>
+      </w:r>
+      <w:r>
+        <w:t xml:space="preserve">900 to</w:t>
+      </w:r>
+      <w:r>
+        <w:t xml:space="preserve"> </w:t>
+      </w:r>
+      <m:oMath>
+        <m:r>
+          <m:rPr>
+            <m:sty m:val="p"/>
+          </m:rPr>
+          <m:t>∼</m:t>
+        </m:r>
+      </m:oMath>
+      <w:r>
+        <w:t xml:space="preserve">5</w:t>
+      </w:r>
+      <w:r>
+        <w:t xml:space="preserve">,</w:t>
+      </w:r>
+      <w:r>
+        <w:t xml:space="preserve">650), eliminating rooftop false positives while retaining trees in courtyards, streets, and open ground. The surviving Stanford canopies are labeled against the six most abundant genera reported for the campus</w:t>
+      </w:r>
+      <w:r>
+        <w:t xml:space="preserve"> </w:t>
+      </w:r>
+      <w:r>
+        <w:t xml:space="preserve">—Coast Live Oak (the single most numerous species,</w:t>
+      </w:r>
+      <w:r>
+        <w:t xml:space="preserve"> </w:t>
+      </w:r>
+      <m:oMath>
+        <m:r>
+          <m:rPr>
+            <m:sty m:val="p"/>
+          </m:rPr>
+          <m:t>∼</m:t>
+        </m:r>
+      </m:oMath>
+      <w:r>
+        <w:t xml:space="preserve">40% of the population), Canary Island Palm, Eucalyptus, Coast Redwood, Valley Oak, and Olive—with all remaining genera assigned to</w:t>
+      </w:r>
+      <w:r>
+        <w:t xml:space="preserve"> </w:t>
+      </w:r>
+      <w:r>
+        <w:rPr>
+          <w:i/>
+          <w:iCs/>
+        </w:rPr>
+        <w:t xml:space="preserve">Other</w:t>
+      </w:r>
+      <w:r>
+        <w:t xml:space="preserve">. Detection and imagery are cached per campus, so no machine-learning model runs on the live server.</w:t>
+      </w:r>
+    </w:p>
+    <w:bookmarkEnd w:id="74"/>
+    <w:bookmarkStart w:id="75" w:name="seasonal-concentration"/>
     <w:p>
       <w:pPr>
         <w:pStyle w:val="Heading2"/>
@@ -15813,8 +16251,8 @@
         <w:t xml:space="preserve">; all species dormant</w:t>
       </w:r>
     </w:p>
-    <w:bookmarkEnd w:id="74"/>
-    <w:bookmarkStart w:id="75" w:name="spatial-patterns"/>
+    <w:bookmarkEnd w:id="75"/>
+    <w:bookmarkStart w:id="76" w:name="spatial-patterns"/>
     <w:p>
       <w:pPr>
         <w:pStyle w:val="Heading2"/>
@@ -15831,9 +16269,9 @@
         <w:t xml:space="preserve">The concentration field exhibits: (i) plumes bending along the potential-flow streamlines as the wind is diverted around buildings; (ii) zero concentration over building footprints; (iii) locally elevated concentration where flow is channeled between closely spaced buildings; and (iv) elevated concentrations in oak-dense corridors.</w:t>
       </w:r>
     </w:p>
-    <w:bookmarkEnd w:id="75"/>
     <w:bookmarkEnd w:id="76"/>
-    <w:bookmarkStart w:id="77" w:name="discussion"/>
+    <w:bookmarkEnd w:id="77"/>
+    <w:bookmarkStart w:id="78" w:name="discussion"/>
     <w:p>
       <w:pPr>
         <w:pStyle w:val="Heading1"/>
@@ -15932,8 +16370,8 @@
         <w:t xml:space="preserve">spring peak that constitutes the actual high-risk period.</w:t>
       </w:r>
     </w:p>
-    <w:bookmarkEnd w:id="77"/>
-    <w:bookmarkStart w:id="78" w:name="conclusion"/>
+    <w:bookmarkEnd w:id="78"/>
+    <w:bookmarkStart w:id="79" w:name="conclusion"/>
     <w:p>
       <w:pPr>
         <w:pStyle w:val="Heading1"/>
@@ -15950,8 +16388,8 @@
         <w:t xml:space="preserve">We built a complete pipeline for hyperlocal pollen dispersion modeling, from satellite-based source identification, through a potential-flow wind field coupled to Gaussian-plume transport, to path-integrated exposure. The system resolves concentration gradients at meter scale across two campuses of contrasting scale—Gunn High School and the Stanford core—with thousands of individually mapped trees and buildings, and recomputes the full field in a few seconds as wind and season change. Whether the routes it recommends actually reduce measured exposure is the validation step that remains.</w:t>
       </w:r>
     </w:p>
-    <w:bookmarkEnd w:id="78"/>
-    <w:bookmarkStart w:id="81" w:name="data-availability"/>
+    <w:bookmarkEnd w:id="79"/>
+    <w:bookmarkStart w:id="82" w:name="data-availability"/>
     <w:p>
       <w:pPr>
         <w:pStyle w:val="Heading1"/>
@@ -15970,7 +16408,7 @@
       <w:r>
         <w:t xml:space="preserve"> </w:t>
       </w:r>
-      <w:hyperlink r:id="rId79">
+      <w:hyperlink r:id="rId80">
         <w:r>
           <w:rPr>
             <w:rStyle w:val="Hyperlink"/>
@@ -15984,7 +16422,7 @@
       <w:r>
         <w:t xml:space="preserve"> </w:t>
       </w:r>
-      <w:hyperlink r:id="rId80">
+      <w:hyperlink r:id="rId81">
         <w:r>
           <w:rPr>
             <w:rStyle w:val="Hyperlink"/>
@@ -15996,8 +16434,8 @@
         <w:t xml:space="preserve">. The tree inventory is derived from the PAUSD 2009 arborist survey supplemented by satellite detection.</w:t>
       </w:r>
     </w:p>
-    <w:bookmarkEnd w:id="81"/>
-    <w:bookmarkStart w:id="82" w:name="acknowledgments"/>
+    <w:bookmarkEnd w:id="82"/>
+    <w:bookmarkStart w:id="85" w:name="acknowledgments"/>
     <w:p>
       <w:pPr>
         <w:pStyle w:val="Heading1"/>
@@ -16317,7 +16755,76 @@
         <w:t xml:space="preserve">Technical report, PAUSD Facilities Department, 2009.</w:t>
       </w:r>
     </w:p>
-    <w:bookmarkEnd w:id="82"/>
+    <w:p>
+      <w:pPr>
+        <w:pStyle w:val="BodyText"/>
+      </w:pPr>
+      <w:r>
+        <w:t xml:space="preserve">Trees of Stanford and Environs.</w:t>
+      </w:r>
+      <w:r>
+        <w:t xml:space="preserve"> </w:t>
+      </w:r>
+      <w:r>
+        <w:t xml:space="preserve">Encyclopedia of Trees, Shrubs, and Vines (based on R. Bracewell,</w:t>
+      </w:r>
+      <w:r>
+        <w:t xml:space="preserve"> </w:t>
+      </w:r>
+      <w:r>
+        <w:rPr>
+          <w:i/>
+          <w:iCs/>
+        </w:rPr>
+        <w:t xml:space="preserve">Trees of Stanford and Environs</w:t>
+      </w:r>
+      <w:r>
+        <w:t xml:space="preserve">).</w:t>
+      </w:r>
+      <w:r>
+        <w:t xml:space="preserve"> </w:t>
+      </w:r>
+      <w:hyperlink r:id="rId83">
+        <w:r>
+          <w:rPr>
+            <w:rStyle w:val="Hyperlink"/>
+          </w:rPr>
+          <w:t xml:space="preserve">https://trees.stanford.edu/</w:t>
+        </w:r>
+      </w:hyperlink>
+      <w:r>
+        <w:t xml:space="preserve">, accessed 2026.</w:t>
+      </w:r>
+    </w:p>
+    <w:p>
+      <w:pPr>
+        <w:pStyle w:val="BodyText"/>
+      </w:pPr>
+      <w:r>
+        <w:t xml:space="preserve">Stanford Land, Buildings &amp; Real Estate, Facilities Operations.</w:t>
+      </w:r>
+      <w:r>
+        <w:t xml:space="preserve"> </w:t>
+      </w:r>
+      <w:r>
+        <w:t xml:space="preserve">Stanford Trees: campus urban forest inventory.</w:t>
+      </w:r>
+      <w:r>
+        <w:t xml:space="preserve"> </w:t>
+      </w:r>
+      <w:hyperlink r:id="rId84">
+        <w:r>
+          <w:rPr>
+            <w:rStyle w:val="Hyperlink"/>
+          </w:rPr>
+          <w:t xml:space="preserve">https://facops.stanford.edu/stanford-trees</w:t>
+        </w:r>
+      </w:hyperlink>
+      <w:r>
+        <w:t xml:space="preserve">, accessed 2026.</w:t>
+      </w:r>
+    </w:p>
+    <w:bookmarkEnd w:id="85"/>
     <w:sectPr>
       <w:footnotePr>
         <w:numRestart w:val="eachSect"/>

--- a/docs/paper.docx
+++ b/docs/paper.docx
@@ -178,7 +178,7 @@
       </w:r>
     </w:p>
     <w:bookmarkEnd w:id="9"/>
-    <w:bookmarkStart w:id="51" w:name="atmospheric-dispersion-model"/>
+    <w:bookmarkStart w:id="41" w:name="atmospheric-dispersion-model"/>
     <w:p>
       <w:pPr>
         <w:pStyle w:val="Heading1"/>
@@ -4068,13 +4068,13 @@
     </w:p>
     <w:bookmarkEnd w:id="22"/>
     <w:bookmarkEnd w:id="23"/>
-    <w:bookmarkStart w:id="33" w:name="humidity-effects-on-pollen-dispersion"/>
+    <w:bookmarkStart w:id="34" w:name="species-dependent-particle-dynamics"/>
     <w:p>
       <w:pPr>
         <w:pStyle w:val="Heading2"/>
       </w:pPr>
       <w:r>
-        <w:t xml:space="preserve">Humidity Effects on Pollen Dispersion</w:t>
+        <w:t xml:space="preserve">Species-Dependent Particle Dynamics</w:t>
       </w:r>
     </w:p>
     <w:p>
@@ -4082,16 +4082,16 @@
         <w:pStyle w:val="FirstParagraph"/>
       </w:pPr>
       <w:r>
-        <w:t xml:space="preserve">Relative humidity (RH) affects pollen transport through multiple mechanisms that our model incorporates:</w:t>
-      </w:r>
-    </w:p>
-    <w:bookmarkStart w:id="24" w:name="hygroscopic-swelling"/>
+        <w:t xml:space="preserve">Pollen grains vary significantly in aerodynamic properties across species, affecting their atmospheric transport behavior. Three key species-dependent parameters modify the dispersion model:</w:t>
+      </w:r>
+    </w:p>
+    <w:bookmarkStart w:id="25" w:name="gravitational-settling-velocity"/>
     <w:p>
       <w:pPr>
         <w:pStyle w:val="Heading3"/>
       </w:pPr>
       <w:r>
-        <w:t xml:space="preserve">Hygroscopic Swelling</w:t>
+        <w:t xml:space="preserve">Gravitational Settling Velocity</w:t>
       </w:r>
     </w:p>
     <w:p>
@@ -4099,7 +4099,30 @@
         <w:pStyle w:val="FirstParagraph"/>
       </w:pPr>
       <w:r>
-        <w:t xml:space="preserve">Pollen grains are hygroscopic—they absorb water vapor from humid air and swell. The effective aerodynamic diameter increases with humidity following a growth factor:</w:t>
+        <w:t xml:space="preserve">Pollen grains are not neutrally buoyant; they settle under gravity at a terminal velocity</w:t>
+      </w:r>
+      <w:r>
+        <w:t xml:space="preserve"> </w:t>
+      </w:r>
+      <m:oMath>
+        <m:sSub>
+          <m:e>
+            <m:r>
+              <m:t>v</m:t>
+            </m:r>
+          </m:e>
+          <m:sub>
+            <m:r>
+              <m:t>s</m:t>
+            </m:r>
+          </m:sub>
+        </m:sSub>
+      </m:oMath>
+      <w:r>
+        <w:t xml:space="preserve"> </w:t>
+      </w:r>
+      <w:r>
+        <w:t xml:space="preserve">governed by Stokes’ law for spherical particles in laminar flow:</w:t>
       </w:r>
     </w:p>
     <w:p>
@@ -4114,399 +4137,20 @@
           <m:sSub>
             <m:e>
               <m:r>
-                <m:t>d</m:t>
+                <m:t>v</m:t>
               </m:r>
             </m:e>
             <m:sub>
               <m:r>
-                <m:t>p</m:t>
+                <m:t>s</m:t>
               </m:r>
             </m:sub>
           </m:sSub>
-          <m:r>
-            <m:rPr>
-              <m:sty m:val="p"/>
-            </m:rPr>
-            <m:t>(</m:t>
-          </m:r>
-          <m:r>
-            <m:t>R</m:t>
-          </m:r>
-          <m:r>
-            <m:t>H</m:t>
-          </m:r>
-          <m:r>
-            <m:rPr>
-              <m:sty m:val="p"/>
-            </m:rPr>
-            <m:t>)</m:t>
-          </m:r>
           <m:r>
             <m:rPr>
               <m:sty m:val="p"/>
             </m:rPr>
             <m:t>=</m:t>
-          </m:r>
-          <m:sSub>
-            <m:e>
-              <m:r>
-                <m:t>d</m:t>
-              </m:r>
-            </m:e>
-            <m:sub>
-              <m:r>
-                <m:t>p</m:t>
-              </m:r>
-              <m:r>
-                <m:rPr>
-                  <m:sty m:val="p"/>
-                </m:rPr>
-                <m:t>,</m:t>
-              </m:r>
-              <m:r>
-                <m:t>d</m:t>
-              </m:r>
-              <m:r>
-                <m:t>r</m:t>
-              </m:r>
-              <m:r>
-                <m:t>y</m:t>
-              </m:r>
-            </m:sub>
-          </m:sSub>
-          <m:r>
-            <m:rPr>
-              <m:sty m:val="p"/>
-            </m:rPr>
-            <m:t>⋅</m:t>
-          </m:r>
-          <m:sSup>
-            <m:e>
-              <m:d>
-                <m:dPr>
-                  <m:begChr m:val="("/>
-                  <m:sepChr m:val=""/>
-                  <m:endChr m:val=")"/>
-                  <m:grow/>
-                </m:dPr>
-                <m:e>
-                  <m:r>
-                    <m:t>1</m:t>
-                  </m:r>
-                  <m:r>
-                    <m:rPr>
-                      <m:sty m:val="p"/>
-                    </m:rPr>
-                    <m:t>+</m:t>
-                  </m:r>
-                  <m:r>
-                    <m:t>κ</m:t>
-                  </m:r>
-                  <m:r>
-                    <m:rPr>
-                      <m:sty m:val="p"/>
-                    </m:rPr>
-                    <m:t>⋅</m:t>
-                  </m:r>
-                  <m:f>
-                    <m:fPr>
-                      <m:type m:val="bar"/>
-                    </m:fPr>
-                    <m:num>
-                      <m:r>
-                        <m:t>R</m:t>
-                      </m:r>
-                      <m:r>
-                        <m:t>H</m:t>
-                      </m:r>
-                    </m:num>
-                    <m:den>
-                      <m:r>
-                        <m:t>100</m:t>
-                      </m:r>
-                      <m:r>
-                        <m:rPr>
-                          <m:sty m:val="p"/>
-                        </m:rPr>
-                        <m:t>−</m:t>
-                      </m:r>
-                      <m:r>
-                        <m:t>R</m:t>
-                      </m:r>
-                      <m:r>
-                        <m:t>H</m:t>
-                      </m:r>
-                    </m:den>
-                  </m:f>
-                </m:e>
-              </m:d>
-            </m:e>
-            <m:sup>
-              <m:r>
-                <m:t>1</m:t>
-              </m:r>
-              <m:r>
-                <m:rPr>
-                  <m:sty m:val="p"/>
-                </m:rPr>
-                <m:t>/</m:t>
-              </m:r>
-              <m:r>
-                <m:t>3</m:t>
-              </m:r>
-            </m:sup>
-          </m:sSup>
-        </m:oMath>
-      </m:oMathPara>
-    </w:p>
-    <w:p>
-      <w:pPr>
-        <w:pStyle w:val="FirstParagraph"/>
-      </w:pPr>
-      <w:r>
-        <w:t xml:space="preserve">where</w:t>
-      </w:r>
-      <w:r>
-        <w:t xml:space="preserve"> </w:t>
-      </w:r>
-      <m:oMath>
-        <m:r>
-          <m:t>κ</m:t>
-        </m:r>
-      </m:oMath>
-      <w:r>
-        <w:t xml:space="preserve"> </w:t>
-      </w:r>
-      <w:r>
-        <w:t xml:space="preserve">is the species-specific hygroscopicity parameter (</w:t>
-      </w:r>
-      <m:oMath>
-        <m:r>
-          <m:t>κ</m:t>
-        </m:r>
-        <m:r>
-          <m:rPr>
-            <m:sty m:val="p"/>
-          </m:rPr>
-          <m:t>≈</m:t>
-        </m:r>
-        <m:r>
-          <m:t>0.05</m:t>
-        </m:r>
-      </m:oMath>
-      <w:r>
-        <w:t xml:space="preserve">–</w:t>
-      </w:r>
-      <m:oMath>
-        <m:r>
-          <m:t>0.15</m:t>
-        </m:r>
-      </m:oMath>
-      <w:r>
-        <w:t xml:space="preserve"> </w:t>
-      </w:r>
-      <w:r>
-        <w:t xml:space="preserve">for pollen). At 80% RH, Oak pollen swells from 22 </w:t>
-      </w:r>
-      <m:oMath>
-        <m:r>
-          <m:t>μ</m:t>
-        </m:r>
-      </m:oMath>
-      <w:r>
-        <w:t xml:space="preserve">m to approximately 25 </w:t>
-      </w:r>
-      <m:oMath>
-        <m:r>
-          <m:t>μ</m:t>
-        </m:r>
-      </m:oMath>
-      <w:r>
-        <w:t xml:space="preserve">m, increasing its settling velocity by</w:t>
-      </w:r>
-      <w:r>
-        <w:t xml:space="preserve"> </w:t>
-      </w:r>
-      <m:oMath>
-        <m:r>
-          <m:rPr>
-            <m:sty m:val="p"/>
-          </m:rPr>
-          <m:t>∼</m:t>
-        </m:r>
-      </m:oMath>
-      <w:r>
-        <w:t xml:space="preserve">30%:</w:t>
-      </w:r>
-    </w:p>
-    <w:p>
-      <w:pPr>
-        <w:pStyle w:val="BodyText"/>
-      </w:pPr>
-      <m:oMathPara>
-        <m:oMathParaPr>
-          <m:jc m:val="center"/>
-        </m:oMathParaPr>
-        <m:oMath>
-          <m:sSub>
-            <m:e>
-              <m:r>
-                <m:t>v</m:t>
-              </m:r>
-            </m:e>
-            <m:sub>
-              <m:r>
-                <m:t>s</m:t>
-              </m:r>
-            </m:sub>
-          </m:sSub>
-          <m:r>
-            <m:rPr>
-              <m:sty m:val="p"/>
-            </m:rPr>
-            <m:t>(</m:t>
-          </m:r>
-          <m:r>
-            <m:t>R</m:t>
-          </m:r>
-          <m:r>
-            <m:t>H</m:t>
-          </m:r>
-          <m:r>
-            <m:rPr>
-              <m:sty m:val="p"/>
-            </m:rPr>
-            <m:t>)</m:t>
-          </m:r>
-          <m:r>
-            <m:rPr>
-              <m:sty m:val="p"/>
-            </m:rPr>
-            <m:t>=</m:t>
-          </m:r>
-          <m:sSub>
-            <m:e>
-              <m:r>
-                <m:t>v</m:t>
-              </m:r>
-            </m:e>
-            <m:sub>
-              <m:r>
-                <m:t>s</m:t>
-              </m:r>
-              <m:r>
-                <m:rPr>
-                  <m:sty m:val="p"/>
-                </m:rPr>
-                <m:t>,</m:t>
-              </m:r>
-              <m:r>
-                <m:t>d</m:t>
-              </m:r>
-              <m:r>
-                <m:t>r</m:t>
-              </m:r>
-              <m:r>
-                <m:t>y</m:t>
-              </m:r>
-            </m:sub>
-          </m:sSub>
-          <m:r>
-            <m:rPr>
-              <m:sty m:val="p"/>
-            </m:rPr>
-            <m:t>⋅</m:t>
-          </m:r>
-          <m:sSup>
-            <m:e>
-              <m:d>
-                <m:dPr>
-                  <m:begChr m:val="("/>
-                  <m:sepChr m:val=""/>
-                  <m:endChr m:val=")"/>
-                  <m:grow/>
-                </m:dPr>
-                <m:e>
-                  <m:f>
-                    <m:fPr>
-                      <m:type m:val="bar"/>
-                    </m:fPr>
-                    <m:num>
-                      <m:sSub>
-                        <m:e>
-                          <m:r>
-                            <m:t>d</m:t>
-                          </m:r>
-                        </m:e>
-                        <m:sub>
-                          <m:r>
-                            <m:t>p</m:t>
-                          </m:r>
-                        </m:sub>
-                      </m:sSub>
-                      <m:r>
-                        <m:rPr>
-                          <m:sty m:val="p"/>
-                        </m:rPr>
-                        <m:t>(</m:t>
-                      </m:r>
-                      <m:r>
-                        <m:t>R</m:t>
-                      </m:r>
-                      <m:r>
-                        <m:t>H</m:t>
-                      </m:r>
-                      <m:r>
-                        <m:rPr>
-                          <m:sty m:val="p"/>
-                        </m:rPr>
-                        <m:t>)</m:t>
-                      </m:r>
-                    </m:num>
-                    <m:den>
-                      <m:sSub>
-                        <m:e>
-                          <m:r>
-                            <m:t>d</m:t>
-                          </m:r>
-                        </m:e>
-                        <m:sub>
-                          <m:r>
-                            <m:t>p</m:t>
-                          </m:r>
-                          <m:r>
-                            <m:rPr>
-                              <m:sty m:val="p"/>
-                            </m:rPr>
-                            <m:t>,</m:t>
-                          </m:r>
-                          <m:r>
-                            <m:t>d</m:t>
-                          </m:r>
-                          <m:r>
-                            <m:t>r</m:t>
-                          </m:r>
-                          <m:r>
-                            <m:t>y</m:t>
-                          </m:r>
-                        </m:sub>
-                      </m:sSub>
-                    </m:den>
-                  </m:f>
-                </m:e>
-              </m:d>
-            </m:e>
-            <m:sup>
-              <m:r>
-                <m:t>2</m:t>
-              </m:r>
-            </m:sup>
-          </m:sSup>
-          <m:r>
-            <m:rPr>
-              <m:sty m:val="p"/>
-            </m:rPr>
-            <m:t>⋅</m:t>
           </m:r>
           <m:f>
             <m:fPr>
@@ -4526,1542 +4170,6 @@
                 </m:sub>
               </m:sSub>
               <m:r>
-                <m:rPr>
-                  <m:sty m:val="p"/>
-                </m:rPr>
-                <m:t>(</m:t>
-              </m:r>
-              <m:r>
-                <m:t>R</m:t>
-              </m:r>
-              <m:r>
-                <m:t>H</m:t>
-              </m:r>
-              <m:r>
-                <m:rPr>
-                  <m:sty m:val="p"/>
-                </m:rPr>
-                <m:t>)</m:t>
-              </m:r>
-            </m:num>
-            <m:den>
-              <m:sSub>
-                <m:e>
-                  <m:r>
-                    <m:t>ρ</m:t>
-                  </m:r>
-                </m:e>
-                <m:sub>
-                  <m:r>
-                    <m:t>p</m:t>
-                  </m:r>
-                  <m:r>
-                    <m:rPr>
-                      <m:sty m:val="p"/>
-                    </m:rPr>
-                    <m:t>,</m:t>
-                  </m:r>
-                  <m:r>
-                    <m:t>d</m:t>
-                  </m:r>
-                  <m:r>
-                    <m:t>r</m:t>
-                  </m:r>
-                  <m:r>
-                    <m:t>y</m:t>
-                  </m:r>
-                </m:sub>
-              </m:sSub>
-            </m:den>
-          </m:f>
-        </m:oMath>
-      </m:oMathPara>
-    </w:p>
-    <w:p>
-      <w:pPr>
-        <w:pStyle w:val="FirstParagraph"/>
-      </w:pPr>
-      <w:r>
-        <w:t xml:space="preserve">The density ratio accounts for water uptake reducing the effective density. The net effect: humid conditions cause pollen to settle faster, reducing far-field concentrations but increasing deposition near the source.</w:t>
-      </w:r>
-    </w:p>
-    <w:bookmarkEnd w:id="24"/>
-    <w:bookmarkStart w:id="25" w:name="humidity-dependent-emission-suppression"/>
-    <w:p>
-      <w:pPr>
-        <w:pStyle w:val="Heading3"/>
-      </w:pPr>
-      <w:r>
-        <w:t xml:space="preserve">Humidity-Dependent Emission Suppression</w:t>
-      </w:r>
-    </w:p>
-    <w:p>
-      <w:pPr>
-        <w:pStyle w:val="FirstParagraph"/>
-      </w:pPr>
-      <w:r>
-        <w:t xml:space="preserve">Most tree species suppress pollen release under high humidity. Anthers (the pollen-bearing structures) require drying to dehisce (split open). The emission rate is modulated by a humidity factor:</w:t>
-      </w:r>
-    </w:p>
-    <w:p>
-      <w:pPr>
-        <w:pStyle w:val="BodyText"/>
-      </w:pPr>
-      <m:oMathPara>
-        <m:oMathParaPr>
-          <m:jc m:val="center"/>
-        </m:oMathParaPr>
-        <m:oMath>
-          <m:sSub>
-            <m:e>
-              <m:r>
-                <m:t>Q</m:t>
-              </m:r>
-            </m:e>
-            <m:sub>
-              <m:r>
-                <m:t>i</m:t>
-              </m:r>
-            </m:sub>
-          </m:sSub>
-          <m:r>
-            <m:rPr>
-              <m:sty m:val="p"/>
-            </m:rPr>
-            <m:t>(</m:t>
-          </m:r>
-          <m:r>
-            <m:t>t</m:t>
-          </m:r>
-          <m:r>
-            <m:rPr>
-              <m:sty m:val="p"/>
-            </m:rPr>
-            <m:t>,</m:t>
-          </m:r>
-          <m:r>
-            <m:t>R</m:t>
-          </m:r>
-          <m:r>
-            <m:t>H</m:t>
-          </m:r>
-          <m:r>
-            <m:rPr>
-              <m:sty m:val="p"/>
-            </m:rPr>
-            <m:t>)</m:t>
-          </m:r>
-          <m:r>
-            <m:rPr>
-              <m:sty m:val="p"/>
-            </m:rPr>
-            <m:t>=</m:t>
-          </m:r>
-          <m:sSub>
-            <m:e>
-              <m:r>
-                <m:t>Q</m:t>
-              </m:r>
-            </m:e>
-            <m:sub>
-              <m:r>
-                <m:t>i</m:t>
-              </m:r>
-            </m:sub>
-          </m:sSub>
-          <m:r>
-            <m:rPr>
-              <m:sty m:val="p"/>
-            </m:rPr>
-            <m:t>(</m:t>
-          </m:r>
-          <m:r>
-            <m:t>t</m:t>
-          </m:r>
-          <m:r>
-            <m:rPr>
-              <m:sty m:val="p"/>
-            </m:rPr>
-            <m:t>)</m:t>
-          </m:r>
-          <m:r>
-            <m:rPr>
-              <m:sty m:val="p"/>
-            </m:rPr>
-            <m:t>⋅</m:t>
-          </m:r>
-          <m:sSub>
-            <m:e>
-              <m:r>
-                <m:t>f</m:t>
-              </m:r>
-            </m:e>
-            <m:sub>
-              <m:r>
-                <m:t>R</m:t>
-              </m:r>
-              <m:r>
-                <m:t>H</m:t>
-              </m:r>
-            </m:sub>
-          </m:sSub>
-          <m:r>
-            <m:rPr>
-              <m:sty m:val="p"/>
-            </m:rPr>
-            <m:t>(</m:t>
-          </m:r>
-          <m:r>
-            <m:t>R</m:t>
-          </m:r>
-          <m:r>
-            <m:t>H</m:t>
-          </m:r>
-          <m:r>
-            <m:rPr>
-              <m:sty m:val="p"/>
-            </m:rPr>
-            <m:t>)</m:t>
-          </m:r>
-        </m:oMath>
-      </m:oMathPara>
-    </w:p>
-    <w:p>
-      <w:pPr>
-        <w:pStyle w:val="FirstParagraph"/>
-      </w:pPr>
-      <w:r>
-        <w:t xml:space="preserve">where:</w:t>
-      </w:r>
-    </w:p>
-    <w:p>
-      <w:pPr>
-        <w:pStyle w:val="BodyText"/>
-      </w:pPr>
-      <m:oMathPara>
-        <m:oMathParaPr>
-          <m:jc m:val="center"/>
-        </m:oMathParaPr>
-        <m:oMath>
-          <m:sSub>
-            <m:e>
-              <m:r>
-                <m:t>f</m:t>
-              </m:r>
-            </m:e>
-            <m:sub>
-              <m:r>
-                <m:t>R</m:t>
-              </m:r>
-              <m:r>
-                <m:t>H</m:t>
-              </m:r>
-            </m:sub>
-          </m:sSub>
-          <m:r>
-            <m:rPr>
-              <m:sty m:val="p"/>
-            </m:rPr>
-            <m:t>(</m:t>
-          </m:r>
-          <m:r>
-            <m:t>R</m:t>
-          </m:r>
-          <m:r>
-            <m:t>H</m:t>
-          </m:r>
-          <m:r>
-            <m:rPr>
-              <m:sty m:val="p"/>
-            </m:rPr>
-            <m:t>)</m:t>
-          </m:r>
-          <m:r>
-            <m:rPr>
-              <m:sty m:val="p"/>
-            </m:rPr>
-            <m:t>=</m:t>
-          </m:r>
-          <m:d>
-            <m:dPr>
-              <m:begChr m:val="{"/>
-              <m:sepChr m:val=""/>
-              <m:endChr m:val=""/>
-              <m:grow/>
-            </m:dPr>
-            <m:e>
-              <m:m>
-                <m:mPr>
-                  <m:baseJc m:val="center"/>
-                  <m:plcHide m:val="on"/>
-                  <m:mcs>
-                    <m:mc>
-                      <m:mcPr>
-                        <m:mcJc m:val="left"/>
-                        <m:count m:val="1"/>
-                      </m:mcPr>
-                    </m:mc>
-                    <m:mc>
-                      <m:mcPr>
-                        <m:mcJc m:val="left"/>
-                        <m:count m:val="1"/>
-                      </m:mcPr>
-                    </m:mc>
-                  </m:mcs>
-                </m:mPr>
-                <m:mr>
-                  <m:e>
-                    <m:r>
-                      <m:t>1.0</m:t>
-                    </m:r>
-                  </m:e>
-                  <m:e>
-                    <m:r>
-                      <m:t>R</m:t>
-                    </m:r>
-                    <m:r>
-                      <m:t>H</m:t>
-                    </m:r>
-                    <m:r>
-                      <m:rPr>
-                        <m:sty m:val="p"/>
-                      </m:rPr>
-                      <m:t>&lt;</m:t>
-                    </m:r>
-                    <m:r>
-                      <m:t>50</m:t>
-                    </m:r>
-                    <m:r>
-                      <m:rPr>
-                        <m:sty m:val="p"/>
-                      </m:rPr>
-                      <m:t>%</m:t>
-                    </m:r>
-                  </m:e>
-                </m:mr>
-                <m:mr>
-                  <m:e>
-                    <m:r>
-                      <m:t>1.0</m:t>
-                    </m:r>
-                    <m:r>
-                      <m:rPr>
-                        <m:sty m:val="p"/>
-                      </m:rPr>
-                      <m:t>−</m:t>
-                    </m:r>
-                    <m:r>
-                      <m:t>0.8</m:t>
-                    </m:r>
-                    <m:r>
-                      <m:rPr>
-                        <m:sty m:val="p"/>
-                      </m:rPr>
-                      <m:t>⋅</m:t>
-                    </m:r>
-                    <m:f>
-                      <m:fPr>
-                        <m:type m:val="bar"/>
-                      </m:fPr>
-                      <m:num>
-                        <m:r>
-                          <m:t>R</m:t>
-                        </m:r>
-                        <m:r>
-                          <m:t>H</m:t>
-                        </m:r>
-                        <m:r>
-                          <m:rPr>
-                            <m:sty m:val="p"/>
-                          </m:rPr>
-                          <m:t>−</m:t>
-                        </m:r>
-                        <m:r>
-                          <m:t>50</m:t>
-                        </m:r>
-                      </m:num>
-                      <m:den>
-                        <m:r>
-                          <m:t>50</m:t>
-                        </m:r>
-                      </m:den>
-                    </m:f>
-                  </m:e>
-                  <m:e>
-                    <m:r>
-                      <m:t>50</m:t>
-                    </m:r>
-                    <m:r>
-                      <m:rPr>
-                        <m:sty m:val="p"/>
-                      </m:rPr>
-                      <m:t>%</m:t>
-                    </m:r>
-                    <m:r>
-                      <m:rPr>
-                        <m:sty m:val="p"/>
-                      </m:rPr>
-                      <m:t>≤</m:t>
-                    </m:r>
-                    <m:r>
-                      <m:t>R</m:t>
-                    </m:r>
-                    <m:r>
-                      <m:t>H</m:t>
-                    </m:r>
-                    <m:r>
-                      <m:rPr>
-                        <m:sty m:val="p"/>
-                      </m:rPr>
-                      <m:t>&lt;</m:t>
-                    </m:r>
-                    <m:r>
-                      <m:t>90</m:t>
-                    </m:r>
-                    <m:r>
-                      <m:rPr>
-                        <m:sty m:val="p"/>
-                      </m:rPr>
-                      <m:t>%</m:t>
-                    </m:r>
-                  </m:e>
-                </m:mr>
-                <m:mr>
-                  <m:e>
-                    <m:r>
-                      <m:t>0.1</m:t>
-                    </m:r>
-                  </m:e>
-                  <m:e>
-                    <m:r>
-                      <m:t>R</m:t>
-                    </m:r>
-                    <m:r>
-                      <m:t>H</m:t>
-                    </m:r>
-                    <m:r>
-                      <m:rPr>
-                        <m:sty m:val="p"/>
-                      </m:rPr>
-                      <m:t>≥</m:t>
-                    </m:r>
-                    <m:r>
-                      <m:t>90</m:t>
-                    </m:r>
-                    <m:r>
-                      <m:rPr>
-                        <m:sty m:val="p"/>
-                      </m:rPr>
-                      <m:t>%</m:t>
-                    </m:r>
-                  </m:e>
-                </m:mr>
-              </m:m>
-            </m:e>
-          </m:d>
-        </m:oMath>
-      </m:oMathPara>
-    </w:p>
-    <w:p>
-      <w:pPr>
-        <w:pStyle w:val="FirstParagraph"/>
-      </w:pPr>
-      <w:r>
-        <w:t xml:space="preserve">At 50% RH, emission is unrestricted. At 90% RH (foggy morning), emission drops to just 10% of the dry-air maximum. This explains why pollen counts are typically highest on dry, warm afternoons and lowest during humid mornings or after rainfall.</w:t>
-      </w:r>
-    </w:p>
-    <w:bookmarkEnd w:id="25"/>
-    <w:bookmarkStart w:id="26" w:name="osmotic-rupture-and-sub-pollen-particles"/>
-    <w:p>
-      <w:pPr>
-        <w:pStyle w:val="Heading3"/>
-      </w:pPr>
-      <w:r>
-        <w:t xml:space="preserve">Osmotic Rupture and Sub-Pollen Particles</w:t>
-      </w:r>
-    </w:p>
-    <w:p>
-      <w:pPr>
-        <w:pStyle w:val="FirstParagraph"/>
-      </w:pPr>
-      <w:r>
-        <w:t xml:space="preserve">When relative humidity rapidly exceeds</w:t>
-      </w:r>
-      <w:r>
-        <w:t xml:space="preserve"> </w:t>
-      </w:r>
-      <m:oMath>
-        <m:r>
-          <m:rPr>
-            <m:sty m:val="p"/>
-          </m:rPr>
-          <m:t>∼</m:t>
-        </m:r>
-      </m:oMath>
-      <w:r>
-        <w:t xml:space="preserve">95% (e.g., during thunderstorms), pollen grains can undergo</w:t>
-      </w:r>
-      <w:r>
-        <w:t xml:space="preserve"> </w:t>
-      </w:r>
-      <w:r>
-        <w:rPr>
-          <w:i/>
-          <w:iCs/>
-        </w:rPr>
-        <w:t xml:space="preserve">osmotic rupture</w:t>
-      </w:r>
-      <w:r>
-        <w:t xml:space="preserve">: the grain absorbs water faster than its wall can expand, causing it to burst and release hundreds of sub-pollen particles (SPP) of 0.5–4 </w:t>
-      </w:r>
-      <m:oMath>
-        <m:r>
-          <m:t>μ</m:t>
-        </m:r>
-      </m:oMath>
-      <w:r>
-        <w:t xml:space="preserve">m diameter. These SPPs:</w:t>
-      </w:r>
-    </w:p>
-    <w:p>
-      <w:pPr>
-        <w:numPr>
-          <w:ilvl w:val="0"/>
-          <w:numId w:val="1010"/>
-        </w:numPr>
-      </w:pPr>
-      <w:r>
-        <w:t xml:space="preserve">Are small enough to penetrate deep into the lower respiratory tract (bronchi and alveoli), unlike intact grains which deposit in the nose/throat</w:t>
-      </w:r>
-    </w:p>
-    <w:p>
-      <w:pPr>
-        <w:numPr>
-          <w:ilvl w:val="0"/>
-          <w:numId w:val="1010"/>
-        </w:numPr>
-      </w:pPr>
-      <w:r>
-        <w:t xml:space="preserve">Have negligible settling velocity (</w:t>
-      </w:r>
-      <m:oMath>
-        <m:sSub>
-          <m:e>
-            <m:r>
-              <m:t>v</m:t>
-            </m:r>
-          </m:e>
-          <m:sub>
-            <m:r>
-              <m:t>s</m:t>
-            </m:r>
-          </m:sub>
-        </m:sSub>
-        <m:r>
-          <m:rPr>
-            <m:sty m:val="p"/>
-          </m:rPr>
-          <m:t>&lt;</m:t>
-        </m:r>
-        <m:r>
-          <m:t>0.01</m:t>
-        </m:r>
-      </m:oMath>
-      <w:r>
-        <w:t xml:space="preserve"> cm/s), remaining airborne for hours</w:t>
-      </w:r>
-    </w:p>
-    <w:p>
-      <w:pPr>
-        <w:numPr>
-          <w:ilvl w:val="0"/>
-          <w:numId w:val="1010"/>
-        </w:numPr>
-      </w:pPr>
-      <w:r>
-        <w:t xml:space="preserve">Carry the same allergenic proteins as the parent grain</w:t>
-      </w:r>
-    </w:p>
-    <w:p>
-      <w:pPr>
-        <w:numPr>
-          <w:ilvl w:val="0"/>
-          <w:numId w:val="1010"/>
-        </w:numPr>
-      </w:pPr>
-      <w:r>
-        <w:t xml:space="preserve">Are implicated in</w:t>
-      </w:r>
-      <w:r>
-        <w:t xml:space="preserve"> </w:t>
-      </w:r>
-      <w:r>
-        <w:t xml:space="preserve">“thunderstorm asthma”</w:t>
-      </w:r>
-      <w:r>
-        <w:t xml:space="preserve"> </w:t>
-      </w:r>
-      <w:r>
-        <w:t xml:space="preserve">events</w:t>
-      </w:r>
-    </w:p>
-    <w:p>
-      <w:pPr>
-        <w:pStyle w:val="FirstParagraph"/>
-      </w:pPr>
-      <w:r>
-        <w:t xml:space="preserve">We model this as a conditional burst event. If</w:t>
-      </w:r>
-      <w:r>
-        <w:t xml:space="preserve"> </w:t>
-      </w:r>
-      <m:oMath>
-        <m:r>
-          <m:t>R</m:t>
-        </m:r>
-        <m:r>
-          <m:t>H</m:t>
-        </m:r>
-        <m:r>
-          <m:rPr>
-            <m:sty m:val="p"/>
-          </m:rPr>
-          <m:t>&gt;</m:t>
-        </m:r>
-        <m:r>
-          <m:t>95</m:t>
-        </m:r>
-        <m:r>
-          <m:rPr>
-            <m:sty m:val="p"/>
-          </m:rPr>
-          <m:t>%</m:t>
-        </m:r>
-      </m:oMath>
-      <w:r>
-        <w:t xml:space="preserve"> </w:t>
-      </w:r>
-      <w:r>
-        <w:t xml:space="preserve">and</w:t>
-      </w:r>
-      <w:r>
-        <w:t xml:space="preserve"> </w:t>
-      </w:r>
-      <m:oMath>
-        <m:r>
-          <m:rPr>
-            <m:sty m:val="p"/>
-          </m:rPr>
-          <m:t>Δ</m:t>
-        </m:r>
-        <m:r>
-          <m:t>R</m:t>
-        </m:r>
-        <m:r>
-          <m:t>H</m:t>
-        </m:r>
-        <m:r>
-          <m:rPr>
-            <m:sty m:val="p"/>
-          </m:rPr>
-          <m:t>/</m:t>
-        </m:r>
-        <m:r>
-          <m:rPr>
-            <m:sty m:val="p"/>
-          </m:rPr>
-          <m:t>Δ</m:t>
-        </m:r>
-        <m:r>
-          <m:t>t</m:t>
-        </m:r>
-        <m:r>
-          <m:rPr>
-            <m:sty m:val="p"/>
-          </m:rPr>
-          <m:t>&gt;</m:t>
-        </m:r>
-        <m:r>
-          <m:t>10</m:t>
-        </m:r>
-        <m:r>
-          <m:rPr>
-            <m:sty m:val="p"/>
-          </m:rPr>
-          <m:t>%</m:t>
-        </m:r>
-      </m:oMath>
-      <w:r>
-        <w:t xml:space="preserve">/hr (rapid humidity spike):</w:t>
-      </w:r>
-    </w:p>
-    <w:p>
-      <w:pPr>
-        <w:pStyle w:val="BodyText"/>
-      </w:pPr>
-      <m:oMathPara>
-        <m:oMathParaPr>
-          <m:jc m:val="center"/>
-        </m:oMathParaPr>
-        <m:oMath>
-          <m:sSub>
-            <m:e>
-              <m:r>
-                <m:t>Q</m:t>
-              </m:r>
-            </m:e>
-            <m:sub>
-              <m:r>
-                <m:t>S</m:t>
-              </m:r>
-              <m:r>
-                <m:t>P</m:t>
-              </m:r>
-              <m:r>
-                <m:t>P</m:t>
-              </m:r>
-              <m:r>
-                <m:rPr>
-                  <m:sty m:val="p"/>
-                </m:rPr>
-                <m:t>,</m:t>
-              </m:r>
-              <m:r>
-                <m:t>i</m:t>
-              </m:r>
-            </m:sub>
-          </m:sSub>
-          <m:r>
-            <m:rPr>
-              <m:sty m:val="p"/>
-            </m:rPr>
-            <m:t>(</m:t>
-          </m:r>
-          <m:r>
-            <m:t>t</m:t>
-          </m:r>
-          <m:r>
-            <m:rPr>
-              <m:sty m:val="p"/>
-            </m:rPr>
-            <m:t>)</m:t>
-          </m:r>
-          <m:r>
-            <m:rPr>
-              <m:sty m:val="p"/>
-            </m:rPr>
-            <m:t>=</m:t>
-          </m:r>
-          <m:sSub>
-            <m:e>
-              <m:r>
-                <m:t>N</m:t>
-              </m:r>
-            </m:e>
-            <m:sub>
-              <m:r>
-                <m:t>S</m:t>
-              </m:r>
-              <m:r>
-                <m:t>P</m:t>
-              </m:r>
-              <m:r>
-                <m:t>P</m:t>
-              </m:r>
-            </m:sub>
-          </m:sSub>
-          <m:r>
-            <m:rPr>
-              <m:sty m:val="p"/>
-            </m:rPr>
-            <m:t>⋅</m:t>
-          </m:r>
-          <m:sSub>
-            <m:e>
-              <m:r>
-                <m:t>Q</m:t>
-              </m:r>
-            </m:e>
-            <m:sub>
-              <m:r>
-                <m:t>i</m:t>
-              </m:r>
-            </m:sub>
-          </m:sSub>
-          <m:r>
-            <m:rPr>
-              <m:sty m:val="p"/>
-            </m:rPr>
-            <m:t>(</m:t>
-          </m:r>
-          <m:r>
-            <m:t>t</m:t>
-          </m:r>
-          <m:r>
-            <m:rPr>
-              <m:sty m:val="p"/>
-            </m:rPr>
-            <m:t>)</m:t>
-          </m:r>
-          <m:r>
-            <m:rPr>
-              <m:sty m:val="p"/>
-            </m:rPr>
-            <m:t>⋅</m:t>
-          </m:r>
-          <m:sSub>
-            <m:e>
-              <m:r>
-                <m:t>f</m:t>
-              </m:r>
-            </m:e>
-            <m:sub>
-              <m:r>
-                <m:t>r</m:t>
-              </m:r>
-              <m:r>
-                <m:t>u</m:t>
-              </m:r>
-              <m:r>
-                <m:t>p</m:t>
-              </m:r>
-              <m:r>
-                <m:t>t</m:t>
-              </m:r>
-              <m:r>
-                <m:t>u</m:t>
-              </m:r>
-              <m:r>
-                <m:t>r</m:t>
-              </m:r>
-              <m:r>
-                <m:t>e</m:t>
-              </m:r>
-            </m:sub>
-          </m:sSub>
-        </m:oMath>
-      </m:oMathPara>
-    </w:p>
-    <w:p>
-      <w:pPr>
-        <w:pStyle w:val="FirstParagraph"/>
-      </w:pPr>
-      <w:r>
-        <w:t xml:space="preserve">where</w:t>
-      </w:r>
-      <w:r>
-        <w:t xml:space="preserve"> </w:t>
-      </w:r>
-      <m:oMath>
-        <m:sSub>
-          <m:e>
-            <m:r>
-              <m:t>N</m:t>
-            </m:r>
-          </m:e>
-          <m:sub>
-            <m:r>
-              <m:t>S</m:t>
-            </m:r>
-            <m:r>
-              <m:t>P</m:t>
-            </m:r>
-            <m:r>
-              <m:t>P</m:t>
-            </m:r>
-          </m:sub>
-        </m:sSub>
-        <m:r>
-          <m:rPr>
-            <m:sty m:val="p"/>
-          </m:rPr>
-          <m:t>≈</m:t>
-        </m:r>
-        <m:r>
-          <m:t>700</m:t>
-        </m:r>
-      </m:oMath>
-      <w:r>
-        <w:t xml:space="preserve"> </w:t>
-      </w:r>
-      <w:r>
-        <w:t xml:space="preserve">is the number of sub-pollen particles per ruptured grain and</w:t>
-      </w:r>
-      <w:r>
-        <w:t xml:space="preserve"> </w:t>
-      </w:r>
-      <m:oMath>
-        <m:sSub>
-          <m:e>
-            <m:r>
-              <m:t>f</m:t>
-            </m:r>
-          </m:e>
-          <m:sub>
-            <m:r>
-              <m:t>r</m:t>
-            </m:r>
-            <m:r>
-              <m:t>u</m:t>
-            </m:r>
-            <m:r>
-              <m:t>p</m:t>
-            </m:r>
-            <m:r>
-              <m:t>t</m:t>
-            </m:r>
-            <m:r>
-              <m:t>u</m:t>
-            </m:r>
-            <m:r>
-              <m:t>r</m:t>
-            </m:r>
-            <m:r>
-              <m:t>e</m:t>
-            </m:r>
-          </m:sub>
-        </m:sSub>
-        <m:r>
-          <m:rPr>
-            <m:sty m:val="p"/>
-          </m:rPr>
-          <m:t>≈</m:t>
-        </m:r>
-        <m:r>
-          <m:t>0.3</m:t>
-        </m:r>
-      </m:oMath>
-      <w:r>
-        <w:t xml:space="preserve"> </w:t>
-      </w:r>
-      <w:r>
-        <w:t xml:space="preserve">is the fraction of airborne grains that rupture. The SPPs are then modeled as a separate Gaussian plume with near-zero settling velocity and greatly extended atmospheric lifetime.</w:t>
-      </w:r>
-    </w:p>
-    <w:bookmarkEnd w:id="26"/>
-    <w:bookmarkStart w:id="27" w:name="wet-deposition-rainfall-washout"/>
-    <w:p>
-      <w:pPr>
-        <w:pStyle w:val="Heading3"/>
-      </w:pPr>
-      <w:r>
-        <w:t xml:space="preserve">Wet Deposition (Rainfall Washout)</w:t>
-      </w:r>
-    </w:p>
-    <w:p>
-      <w:pPr>
-        <w:pStyle w:val="FirstParagraph"/>
-      </w:pPr>
-      <w:r>
-        <w:t xml:space="preserve">Rain removes pollen from the atmosphere through below-cloud scavenging. The washout rate is modeled as an additional first-order removal term:</w:t>
-      </w:r>
-    </w:p>
-    <w:p>
-      <w:pPr>
-        <w:pStyle w:val="BodyText"/>
-      </w:pPr>
-      <m:oMathPara>
-        <m:oMathParaPr>
-          <m:jc m:val="center"/>
-        </m:oMathParaPr>
-        <m:oMath>
-          <m:sSub>
-            <m:e>
-              <m:r>
-                <m:t>λ</m:t>
-              </m:r>
-            </m:e>
-            <m:sub>
-              <m:r>
-                <m:t>w</m:t>
-              </m:r>
-              <m:r>
-                <m:t>e</m:t>
-              </m:r>
-              <m:r>
-                <m:t>t</m:t>
-              </m:r>
-            </m:sub>
-          </m:sSub>
-          <m:r>
-            <m:rPr>
-              <m:sty m:val="p"/>
-            </m:rPr>
-            <m:t>=</m:t>
-          </m:r>
-          <m:r>
-            <m:rPr>
-              <m:sty m:val="p"/>
-            </m:rPr>
-            <m:t>Λ</m:t>
-          </m:r>
-          <m:r>
-            <m:rPr>
-              <m:sty m:val="p"/>
-            </m:rPr>
-            <m:t>⋅</m:t>
-          </m:r>
-          <m:sSup>
-            <m:e>
-              <m:r>
-                <m:t>P</m:t>
-              </m:r>
-            </m:e>
-            <m:sup>
-              <m:r>
-                <m:t>0.7</m:t>
-              </m:r>
-            </m:sup>
-          </m:sSup>
-        </m:oMath>
-      </m:oMathPara>
-    </w:p>
-    <w:p>
-      <w:pPr>
-        <w:pStyle w:val="FirstParagraph"/>
-      </w:pPr>
-      <w:r>
-        <w:t xml:space="preserve">where</w:t>
-      </w:r>
-      <w:r>
-        <w:t xml:space="preserve"> </w:t>
-      </w:r>
-      <m:oMath>
-        <m:r>
-          <m:t>P</m:t>
-        </m:r>
-      </m:oMath>
-      <w:r>
-        <w:t xml:space="preserve"> </w:t>
-      </w:r>
-      <w:r>
-        <w:t xml:space="preserve">is the rainfall intensity (mm/hr) and</w:t>
-      </w:r>
-      <w:r>
-        <w:t xml:space="preserve"> </w:t>
-      </w:r>
-      <m:oMath>
-        <m:r>
-          <m:rPr>
-            <m:sty m:val="p"/>
-          </m:rPr>
-          <m:t>Λ</m:t>
-        </m:r>
-        <m:r>
-          <m:rPr>
-            <m:sty m:val="p"/>
-          </m:rPr>
-          <m:t>≈</m:t>
-        </m:r>
-        <m:r>
-          <m:t>5</m:t>
-        </m:r>
-        <m:r>
-          <m:rPr>
-            <m:sty m:val="p"/>
-          </m:rPr>
-          <m:t>×</m:t>
-        </m:r>
-        <m:sSup>
-          <m:e>
-            <m:r>
-              <m:t>10</m:t>
-            </m:r>
-          </m:e>
-          <m:sup>
-            <m:r>
-              <m:rPr>
-                <m:sty m:val="p"/>
-              </m:rPr>
-              <m:t>−</m:t>
-            </m:r>
-            <m:r>
-              <m:t>4</m:t>
-            </m:r>
-          </m:sup>
-        </m:sSup>
-      </m:oMath>
-      <w:r>
-        <w:t xml:space="preserve"> s</w:t>
-      </w:r>
-      <m:oMath>
-        <m:sSup>
-          <m:e>
-            <m:r>
-              <m:t>​</m:t>
-            </m:r>
-          </m:e>
-          <m:sup>
-            <m:r>
-              <m:rPr>
-                <m:sty m:val="p"/>
-              </m:rPr>
-              <m:t>−</m:t>
-            </m:r>
-            <m:r>
-              <m:t>1</m:t>
-            </m:r>
-          </m:sup>
-        </m:sSup>
-      </m:oMath>
-      <w:r>
-        <w:t xml:space="preserve">/(mm/hr)</w:t>
-      </w:r>
-      <m:oMath>
-        <m:sSup>
-          <m:e>
-            <m:r>
-              <m:t>​</m:t>
-            </m:r>
-          </m:e>
-          <m:sup>
-            <m:r>
-              <m:t>0.7</m:t>
-            </m:r>
-          </m:sup>
-        </m:sSup>
-      </m:oMath>
-      <w:r>
-        <w:t xml:space="preserve"> </w:t>
-      </w:r>
-      <w:r>
-        <w:t xml:space="preserve">is the scavenging coefficient for pollen-sized particles. During moderate rain (5 mm/hr), washout removes pollen with an effective half-life of</w:t>
-      </w:r>
-      <w:r>
-        <w:t xml:space="preserve"> </w:t>
-      </w:r>
-      <m:oMath>
-        <m:r>
-          <m:rPr>
-            <m:sty m:val="p"/>
-          </m:rPr>
-          <m:t>∼</m:t>
-        </m:r>
-      </m:oMath>
-      <w:r>
-        <w:t xml:space="preserve">20 minutes, rapidly clearing the atmosphere. The total removal rate becomes:</w:t>
-      </w:r>
-    </w:p>
-    <w:p>
-      <w:pPr>
-        <w:pStyle w:val="BodyText"/>
-      </w:pPr>
-      <m:oMathPara>
-        <m:oMathParaPr>
-          <m:jc m:val="center"/>
-        </m:oMathParaPr>
-        <m:oMath>
-          <m:sSub>
-            <m:e>
-              <m:r>
-                <m:t>λ</m:t>
-              </m:r>
-            </m:e>
-            <m:sub>
-              <m:r>
-                <m:t>t</m:t>
-              </m:r>
-              <m:r>
-                <m:t>o</m:t>
-              </m:r>
-              <m:r>
-                <m:t>t</m:t>
-              </m:r>
-              <m:r>
-                <m:t>a</m:t>
-              </m:r>
-              <m:r>
-                <m:t>l</m:t>
-              </m:r>
-            </m:sub>
-          </m:sSub>
-          <m:r>
-            <m:rPr>
-              <m:sty m:val="p"/>
-            </m:rPr>
-            <m:t>=</m:t>
-          </m:r>
-          <m:sSub>
-            <m:e>
-              <m:r>
-                <m:t>λ</m:t>
-              </m:r>
-            </m:e>
-            <m:sub>
-              <m:r>
-                <m:t>d</m:t>
-              </m:r>
-              <m:r>
-                <m:t>r</m:t>
-              </m:r>
-              <m:r>
-                <m:t>y</m:t>
-              </m:r>
-            </m:sub>
-          </m:sSub>
-          <m:r>
-            <m:rPr>
-              <m:sty m:val="p"/>
-            </m:rPr>
-            <m:t>+</m:t>
-          </m:r>
-          <m:sSub>
-            <m:e>
-              <m:r>
-                <m:t>λ</m:t>
-              </m:r>
-            </m:e>
-            <m:sub>
-              <m:r>
-                <m:t>w</m:t>
-              </m:r>
-              <m:r>
-                <m:t>e</m:t>
-              </m:r>
-              <m:r>
-                <m:t>t</m:t>
-              </m:r>
-            </m:sub>
-          </m:sSub>
-        </m:oMath>
-      </m:oMathPara>
-    </w:p>
-    <w:bookmarkEnd w:id="27"/>
-    <w:bookmarkStart w:id="32" w:name="implementation"/>
-    <w:p>
-      <w:pPr>
-        <w:pStyle w:val="Heading3"/>
-      </w:pPr>
-      <w:r>
-        <w:t xml:space="preserve">Implementation</w:t>
-      </w:r>
-    </w:p>
-    <w:p>
-      <w:pPr>
-        <w:pStyle w:val="FirstParagraph"/>
-      </w:pPr>
-      <w:r>
-        <w:t xml:space="preserve">Our system obtains current relative humidity from the weather API (OpenWeatherMap provides RH as a standard field). The humidity corrections are applied as:</w:t>
-      </w:r>
-    </w:p>
-    <w:p>
-      <w:pPr>
-        <w:numPr>
-          <w:ilvl w:val="0"/>
-          <w:numId w:val="1011"/>
-        </w:numPr>
-      </w:pPr>
-      <w:r>
-        <w:t xml:space="preserve">Emission rate adjusted by</w:t>
-      </w:r>
-      <w:r>
-        <w:t xml:space="preserve"> </w:t>
-      </w:r>
-      <m:oMath>
-        <m:sSub>
-          <m:e>
-            <m:r>
-              <m:t>f</m:t>
-            </m:r>
-          </m:e>
-          <m:sub>
-            <m:r>
-              <m:t>R</m:t>
-            </m:r>
-            <m:r>
-              <m:t>H</m:t>
-            </m:r>
-          </m:sub>
-        </m:sSub>
-      </m:oMath>
-      <w:r>
-        <w:t xml:space="preserve"> </w:t>
-      </w:r>
-      <w:r>
-        <w:t xml:space="preserve">(Eq. </w:t>
-      </w:r>
-      <w:hyperlink w:anchor="eq:rh_emission">
-        <w:r>
-          <w:rPr>
-            <w:rStyle w:val="Hyperlink"/>
-          </w:rPr>
-          <w:t xml:space="preserve">[eq:rh_emission]</w:t>
-        </w:r>
-      </w:hyperlink>
-      <w:r>
-        <w:t xml:space="preserve">)</w:t>
-      </w:r>
-    </w:p>
-    <w:p>
-      <w:pPr>
-        <w:numPr>
-          <w:ilvl w:val="0"/>
-          <w:numId w:val="1011"/>
-        </w:numPr>
-      </w:pPr>
-      <w:r>
-        <w:t xml:space="preserve">Settling velocity adjusted by hygroscopic swelling (Eq. </w:t>
-      </w:r>
-      <w:hyperlink w:anchor="eq:hygroscopic">
-        <w:r>
-          <w:rPr>
-            <w:rStyle w:val="Hyperlink"/>
-          </w:rPr>
-          <w:t xml:space="preserve">[eq:hygroscopic]</w:t>
-        </w:r>
-      </w:hyperlink>
-      <w:r>
-        <w:t xml:space="preserve">)</w:t>
-      </w:r>
-    </w:p>
-    <w:p>
-      <w:pPr>
-        <w:numPr>
-          <w:ilvl w:val="0"/>
-          <w:numId w:val="1011"/>
-        </w:numPr>
-      </w:pPr>
-      <w:r>
-        <w:t xml:space="preserve">SPP burst event triggered if RH exceeds 95% with rapid onset</w:t>
-      </w:r>
-    </w:p>
-    <w:p>
-      <w:pPr>
-        <w:numPr>
-          <w:ilvl w:val="0"/>
-          <w:numId w:val="1011"/>
-        </w:numPr>
-      </w:pPr>
-      <w:r>
-        <w:t xml:space="preserve">Wet deposition added during active precipitation</w:t>
-      </w:r>
-    </w:p>
-    <w:p>
-      <w:pPr>
-        <w:pStyle w:val="FirstParagraph"/>
-      </w:pPr>
-      <w:r>
-        <w:t xml:space="preserve">On a typical Palo Alto afternoon (RH</w:t>
-      </w:r>
-      <w:r>
-        <w:t xml:space="preserve"> </w:t>
-      </w:r>
-      <m:oMath>
-        <m:r>
-          <m:rPr>
-            <m:sty m:val="p"/>
-          </m:rPr>
-          <m:t>≈</m:t>
-        </m:r>
-      </m:oMath>
-      <w:r>
-        <w:t xml:space="preserve"> </w:t>
-      </w:r>
-      <w:r>
-        <w:t xml:space="preserve">40–55%), humidity corrections are minimal. During marine-layer mornings (RH</w:t>
-      </w:r>
-      <w:r>
-        <w:t xml:space="preserve"> </w:t>
-      </w:r>
-      <m:oMath>
-        <m:r>
-          <m:rPr>
-            <m:sty m:val="p"/>
-          </m:rPr>
-          <m:t>≈</m:t>
-        </m:r>
-      </m:oMath>
-      <w:r>
-        <w:t xml:space="preserve"> </w:t>
-      </w:r>
-      <w:r>
-        <w:t xml:space="preserve">80–90%), emission is suppressed by 50–80%, significantly reducing campus pollen load—explaining why early-morning commuters often experience fewer symptoms than those arriving mid-morning after the fog burns off.</w:t>
-      </w:r>
-    </w:p>
-    <w:bookmarkStart w:id="31" w:name="fig:humidity"/>
-    <w:p>
-      <w:pPr>
-        <w:pStyle w:val="CaptionedFigure"/>
-      </w:pPr>
-      <w:r>
-        <w:drawing>
-          <wp:inline>
-            <wp:extent cx="5334000" cy="1779707"/>
-            <wp:effectExtent b="0" l="0" r="0" t="0"/>
-            <wp:docPr descr="" title="" id="29" name="Picture"/>
-            <a:graphic>
-              <a:graphicData uri="http://schemas.openxmlformats.org/drawingml/2006/picture">
-                <pic:pic>
-                  <pic:nvPicPr>
-                    <pic:cNvPr descr="fig4_humidity.png" id="30" name="Picture"/>
-                    <pic:cNvPicPr>
-                      <a:picLocks noChangeArrowheads="1" noChangeAspect="1"/>
-                    </pic:cNvPicPr>
-                  </pic:nvPicPr>
-                  <pic:blipFill>
-                    <a:blip r:embed="rId28"/>
-                    <a:stretch>
-                      <a:fillRect/>
-                    </a:stretch>
-                  </pic:blipFill>
-                  <pic:spPr bwMode="auto">
-                    <a:xfrm>
-                      <a:off x="0" y="0"/>
-                      <a:ext cx="5334000" cy="1779707"/>
-                    </a:xfrm>
-                    <a:prstGeom prst="rect">
-                      <a:avLst/>
-                    </a:prstGeom>
-                    <a:noFill/>
-                    <a:ln w="9525">
-                      <a:noFill/>
-                      <a:headEnd/>
-                      <a:tailEnd/>
-                    </a:ln>
-                  </pic:spPr>
-                </pic:pic>
-              </a:graphicData>
-            </a:graphic>
-          </wp:inline>
-        </w:drawing>
-      </w:r>
-    </w:p>
-    <w:p>
-      <w:pPr>
-        <w:pStyle w:val="ImageCaption"/>
-      </w:pPr>
-      <w:r>
-        <w:t xml:space="preserve">Humidity effects on pollen behavior. (a) Emission suppression factor</w:t>
-      </w:r>
-      <w:r>
-        <w:t xml:space="preserve"> </w:t>
-      </w:r>
-      <m:oMath>
-        <m:sSub>
-          <m:e>
-            <m:r>
-              <m:t>f</m:t>
-            </m:r>
-          </m:e>
-          <m:sub>
-            <m:r>
-              <m:t>R</m:t>
-            </m:r>
-            <m:r>
-              <m:t>H</m:t>
-            </m:r>
-          </m:sub>
-        </m:sSub>
-      </m:oMath>
-      <w:r>
-        <w:t xml:space="preserve">: pollen release drops sharply above 50% RH. (b) Hygroscopic swelling increases grain diameter at high humidity. (c) Resulting increase in gravitational settling velocity.</w:t>
-      </w:r>
-    </w:p>
-    <w:bookmarkEnd w:id="31"/>
-    <w:bookmarkEnd w:id="32"/>
-    <w:bookmarkEnd w:id="33"/>
-    <w:bookmarkStart w:id="44" w:name="species-dependent-particle-dynamics"/>
-    <w:p>
-      <w:pPr>
-        <w:pStyle w:val="Heading2"/>
-      </w:pPr>
-      <w:r>
-        <w:t xml:space="preserve">Species-Dependent Particle Dynamics</w:t>
-      </w:r>
-    </w:p>
-    <w:p>
-      <w:pPr>
-        <w:pStyle w:val="FirstParagraph"/>
-      </w:pPr>
-      <w:r>
-        <w:t xml:space="preserve">Pollen grains vary significantly in aerodynamic properties across species, affecting their atmospheric transport behavior. Three key species-dependent parameters modify the dispersion model:</w:t>
-      </w:r>
-    </w:p>
-    <w:bookmarkStart w:id="35" w:name="gravitational-settling-velocity"/>
-    <w:p>
-      <w:pPr>
-        <w:pStyle w:val="Heading3"/>
-      </w:pPr>
-      <w:r>
-        <w:t xml:space="preserve">Gravitational Settling Velocity</w:t>
-      </w:r>
-    </w:p>
-    <w:p>
-      <w:pPr>
-        <w:pStyle w:val="FirstParagraph"/>
-      </w:pPr>
-      <w:r>
-        <w:t xml:space="preserve">Pollen grains are not neutrally buoyant; they settle under gravity at a terminal velocity</w:t>
-      </w:r>
-      <w:r>
-        <w:t xml:space="preserve"> </w:t>
-      </w:r>
-      <m:oMath>
-        <m:sSub>
-          <m:e>
-            <m:r>
-              <m:t>v</m:t>
-            </m:r>
-          </m:e>
-          <m:sub>
-            <m:r>
-              <m:t>s</m:t>
-            </m:r>
-          </m:sub>
-        </m:sSub>
-      </m:oMath>
-      <w:r>
-        <w:t xml:space="preserve"> </w:t>
-      </w:r>
-      <w:r>
-        <w:t xml:space="preserve">governed by Stokes’ law for spherical particles in laminar flow:</w:t>
-      </w:r>
-    </w:p>
-    <w:p>
-      <w:pPr>
-        <w:pStyle w:val="BodyText"/>
-      </w:pPr>
-      <m:oMathPara>
-        <m:oMathParaPr>
-          <m:jc m:val="center"/>
-        </m:oMathParaPr>
-        <m:oMath>
-          <m:sSub>
-            <m:e>
-              <m:r>
-                <m:t>v</m:t>
-              </m:r>
-            </m:e>
-            <m:sub>
-              <m:r>
-                <m:t>s</m:t>
-              </m:r>
-            </m:sub>
-          </m:sSub>
-          <m:r>
-            <m:rPr>
-              <m:sty m:val="p"/>
-            </m:rPr>
-            <m:t>=</m:t>
-          </m:r>
-          <m:f>
-            <m:fPr>
-              <m:type m:val="bar"/>
-            </m:fPr>
-            <m:num>
-              <m:sSub>
-                <m:e>
-                  <m:r>
-                    <m:t>ρ</m:t>
-                  </m:r>
-                </m:e>
-                <m:sub>
-                  <m:r>
-                    <m:t>p</m:t>
-                  </m:r>
-                </m:sub>
-              </m:sSub>
-              <m:r>
                 <m:t> </m:t>
               </m:r>
               <m:sSubSup>
@@ -6361,7 +4469,7 @@
         <w:t xml:space="preserve">m, 0.5 cm/s). This means Pine pollen deposits closer to the source tree, while Oak pollen remains airborne longer and disperses further downwind.</w:t>
       </w:r>
     </w:p>
-    <w:bookmarkStart w:id="34" w:name="tab:pollen_physics"/>
+    <w:bookmarkStart w:id="24" w:name="tab:pollen_physics"/>
     <w:p>
       <w:pPr>
         <w:pStyle w:val="TableCaption"/>
@@ -6960,9 +5068,9 @@
         </w:tc>
       </w:tr>
     </w:tbl>
-    <w:bookmarkEnd w:id="34"/>
-    <w:bookmarkEnd w:id="35"/>
-    <w:bookmarkStart w:id="36" w:name="tilted-plume-gravitational-modification"/>
+    <w:bookmarkEnd w:id="24"/>
+    <w:bookmarkEnd w:id="25"/>
+    <w:bookmarkStart w:id="26" w:name="tilted-plume-gravitational-modification"/>
     <w:p>
       <w:pPr>
         <w:pStyle w:val="Heading3"/>
@@ -7535,8 +5643,8 @@
         </m:oMath>
       </m:oMathPara>
     </w:p>
-    <w:bookmarkEnd w:id="36"/>
-    <w:bookmarkStart w:id="37" w:name="X15323aeadb99cc809bac56c8588b2ebf917b98d"/>
+    <w:bookmarkEnd w:id="26"/>
+    <w:bookmarkStart w:id="27" w:name="X15323aeadb99cc809bac56c8588b2ebf917b98d"/>
     <w:p>
       <w:pPr>
         <w:pStyle w:val="Heading3"/>
@@ -7929,8 +6037,8 @@
         <w:t xml:space="preserve"> cm/s for large grains.</w:t>
       </w:r>
     </w:p>
-    <w:bookmarkEnd w:id="37"/>
-    <w:bookmarkStart w:id="38" w:name="turbulent-diffusivity"/>
+    <w:bookmarkEnd w:id="27"/>
+    <w:bookmarkStart w:id="28" w:name="turbulent-diffusivity"/>
     <w:p>
       <w:pPr>
         <w:pStyle w:val="Heading3"/>
@@ -8346,8 +6454,8 @@
         <w:t xml:space="preserve">10%, confining the plume closer to the ground.</w:t>
       </w:r>
     </w:p>
-    <w:bookmarkEnd w:id="38"/>
-    <w:bookmarkStart w:id="43" w:name="species-specific-plume-behavior-summary"/>
+    <w:bookmarkEnd w:id="28"/>
+    <w:bookmarkStart w:id="33" w:name="species-specific-plume-behavior-summary"/>
     <w:p>
       <w:pPr>
         <w:pStyle w:val="Heading3"/>
@@ -8727,7 +6835,7 @@
       <w:pPr>
         <w:numPr>
           <w:ilvl w:val="0"/>
-          <w:numId w:val="1012"/>
+          <w:numId w:val="1010"/>
         </w:numPr>
       </w:pPr>
       <w:r>
@@ -8782,7 +6890,7 @@
       <w:pPr>
         <w:numPr>
           <w:ilvl w:val="0"/>
-          <w:numId w:val="1012"/>
+          <w:numId w:val="1010"/>
         </w:numPr>
       </w:pPr>
       <w:r>
@@ -8849,7 +6957,7 @@
       <w:pPr>
         <w:numPr>
           <w:ilvl w:val="0"/>
-          <w:numId w:val="1012"/>
+          <w:numId w:val="1010"/>
         </w:numPr>
       </w:pPr>
       <w:r>
@@ -8866,7 +6974,7 @@
         <w:t xml:space="preserve">(intermediate): Moderate plume extent, 50–150 m effective range.</w:t>
       </w:r>
     </w:p>
-    <w:bookmarkStart w:id="42" w:name="fig:species"/>
+    <w:bookmarkStart w:id="32" w:name="fig:species"/>
     <w:p>
       <w:pPr>
         <w:pStyle w:val="CaptionedFigure"/>
@@ -8876,18 +6984,18 @@
           <wp:inline>
             <wp:extent cx="5334000" cy="1745486"/>
             <wp:effectExtent b="0" l="0" r="0" t="0"/>
-            <wp:docPr descr="" title="" id="40" name="Picture"/>
+            <wp:docPr descr="" title="" id="30" name="Picture"/>
             <a:graphic>
               <a:graphicData uri="http://schemas.openxmlformats.org/drawingml/2006/picture">
                 <pic:pic>
                   <pic:nvPicPr>
-                    <pic:cNvPr descr="fig2_species_comparison.png" id="41" name="Picture"/>
+                    <pic:cNvPr descr="fig2_species_comparison.png" id="31" name="Picture"/>
                     <pic:cNvPicPr>
                       <a:picLocks noChangeArrowheads="1" noChangeAspect="1"/>
                     </pic:cNvPicPr>
                   </pic:nvPicPr>
                   <pic:blipFill>
-                    <a:blip r:embed="rId39"/>
+                    <a:blip r:embed="rId29"/>
                     <a:stretch>
                       <a:fillRect/>
                     </a:stretch>
@@ -8922,10 +7030,10 @@
         <w:t xml:space="preserve">Species-dependent plume shapes due to different settling velocities. Oak pollen (small, light grains) produces wide, far-reaching plumes. Pine pollen (large, heavy grains) creates intense but localized concentration near the source tree.</w:t>
       </w:r>
     </w:p>
-    <w:bookmarkEnd w:id="42"/>
-    <w:bookmarkEnd w:id="43"/>
-    <w:bookmarkEnd w:id="44"/>
-    <w:bookmarkStart w:id="46" w:name="dispersion-coefficients"/>
+    <w:bookmarkEnd w:id="32"/>
+    <w:bookmarkEnd w:id="33"/>
+    <w:bookmarkEnd w:id="34"/>
+    <w:bookmarkStart w:id="36" w:name="dispersion-coefficients"/>
     <w:p>
       <w:pPr>
         <w:pStyle w:val="Heading2"/>
@@ -9213,7 +7321,7 @@
         <w:t xml:space="preserve">.</w:t>
       </w:r>
     </w:p>
-    <w:bookmarkStart w:id="45" w:name="tab:pg"/>
+    <w:bookmarkStart w:id="35" w:name="tab:pg"/>
     <w:p>
       <w:pPr>
         <w:pStyle w:val="TableCaption"/>
@@ -9730,9 +7838,9 @@
         </w:tc>
       </w:tr>
     </w:tbl>
-    <w:bookmarkEnd w:id="45"/>
-    <w:bookmarkEnd w:id="46"/>
-    <w:bookmarkStart w:id="47" w:name="sec:potentialflow"/>
+    <w:bookmarkEnd w:id="35"/>
+    <w:bookmarkEnd w:id="36"/>
+    <w:bookmarkStart w:id="37" w:name="sec:potentialflow"/>
     <w:p>
       <w:pPr>
         <w:pStyle w:val="Heading2"/>
@@ -10126,8 +8234,8 @@
         <w:t xml:space="preserve">by obstacles but not the low-velocity, pollen-trapping lee zone, which would require a viscous (e.g. RANS/CFD) treatment beyond the scope of a real-time system. It is used here as a computationally cheap, physically motivated approximation to spatial wind variation.</w:t>
       </w:r>
     </w:p>
-    <w:bookmarkEnd w:id="47"/>
-    <w:bookmarkStart w:id="48" w:name="coupling-to-the-gaussian-plume"/>
+    <w:bookmarkEnd w:id="37"/>
+    <w:bookmarkStart w:id="38" w:name="coupling-to-the-gaussian-plume"/>
     <w:p>
       <w:pPr>
         <w:pStyle w:val="Heading2"/>
@@ -10436,8 +8544,8 @@
         <w:t xml:space="preserve">in place of a single campus-wide wind, so plumes bend and stretch according to the flow around nearby buildings. (For comparison, the system also retains a simpler uniform-wind mode with empirical building-downwash corrections, but the potential-flow coupling above is the default.)</w:t>
       </w:r>
     </w:p>
-    <w:bookmarkEnd w:id="48"/>
-    <w:bookmarkStart w:id="49" w:name="multi-source-superposition"/>
+    <w:bookmarkEnd w:id="38"/>
+    <w:bookmarkStart w:id="39" w:name="multi-source-superposition"/>
     <w:p>
       <w:pPr>
         <w:pStyle w:val="Heading2"/>
@@ -10641,8 +8749,8 @@
         <w:t xml:space="preserve">spatial grid.</w:t>
       </w:r>
     </w:p>
-    <w:bookmarkEnd w:id="49"/>
-    <w:bookmarkStart w:id="50" w:name="building-footprint-masking"/>
+    <w:bookmarkEnd w:id="39"/>
+    <w:bookmarkStart w:id="40" w:name="building-footprint-masking"/>
     <w:p>
       <w:pPr>
         <w:pStyle w:val="Heading2"/>
@@ -10903,9 +9011,9 @@
         <w:t xml:space="preserve">The mask is computed directly from the current building polygons, so it always matches the buildings displayed on the map.</w:t>
       </w:r>
     </w:p>
-    <w:bookmarkEnd w:id="50"/>
-    <w:bookmarkEnd w:id="51"/>
-    <w:bookmarkStart w:id="61" w:name="phenological-emission-model"/>
+    <w:bookmarkEnd w:id="40"/>
+    <w:bookmarkEnd w:id="41"/>
+    <w:bookmarkStart w:id="51" w:name="phenological-emission-model"/>
     <w:p>
       <w:pPr>
         <w:pStyle w:val="Heading1"/>
@@ -10914,7 +9022,7 @@
         <w:t xml:space="preserve">Phenological Emission Model</w:t>
       </w:r>
     </w:p>
-    <w:bookmarkStart w:id="53" w:name="temporal-gate-function"/>
+    <w:bookmarkStart w:id="43" w:name="temporal-gate-function"/>
     <w:p>
       <w:pPr>
         <w:pStyle w:val="Heading2"/>
@@ -11072,7 +9180,7 @@
       <w:pPr>
         <w:numPr>
           <w:ilvl w:val="0"/>
-          <w:numId w:val="1013"/>
+          <w:numId w:val="1011"/>
         </w:numPr>
       </w:pPr>
       <m:oMath>
@@ -11708,7 +9816,7 @@
       <w:pPr>
         <w:numPr>
           <w:ilvl w:val="0"/>
-          <w:numId w:val="1013"/>
+          <w:numId w:val="1011"/>
         </w:numPr>
       </w:pPr>
       <m:oMath>
@@ -11975,7 +10083,7 @@
       <w:pPr>
         <w:numPr>
           <w:ilvl w:val="0"/>
-          <w:numId w:val="1013"/>
+          <w:numId w:val="1011"/>
         </w:numPr>
       </w:pPr>
       <m:oMath>
@@ -12760,7 +10868,7 @@
         <w:t xml:space="preserve">.</w:t>
       </w:r>
     </w:p>
-    <w:bookmarkStart w:id="52" w:name="tab:emission"/>
+    <w:bookmarkStart w:id="42" w:name="tab:emission"/>
     <w:p>
       <w:pPr>
         <w:pStyle w:val="TableCaption"/>
@@ -13237,9 +11345,9 @@
         </w:tc>
       </w:tr>
     </w:tbl>
-    <w:bookmarkEnd w:id="52"/>
-    <w:bookmarkEnd w:id="53"/>
-    <w:bookmarkStart w:id="55" w:name="species-phenological-parameters"/>
+    <w:bookmarkEnd w:id="42"/>
+    <w:bookmarkEnd w:id="43"/>
+    <w:bookmarkStart w:id="45" w:name="species-phenological-parameters"/>
     <w:p>
       <w:pPr>
         <w:pStyle w:val="Heading2"/>
@@ -13286,7 +11394,7 @@
         <w:t xml:space="preserve">) is a notable exception, pollinating in the fall (October–December) and producing a secondary autumn peak, while the campus-specific sets differ (e.g. Stanford adds Canary Island Palm, Olive, and Eucalyptus).</w:t>
       </w:r>
     </w:p>
-    <w:bookmarkStart w:id="54" w:name="tab:species"/>
+    <w:bookmarkStart w:id="44" w:name="tab:species"/>
     <w:p>
       <w:pPr>
         <w:pStyle w:val="TableCaption"/>
@@ -14189,9 +12297,9 @@
         </w:tc>
       </w:tr>
     </w:tbl>
-    <w:bookmarkEnd w:id="54"/>
-    <w:bookmarkEnd w:id="55"/>
-    <w:bookmarkStart w:id="60" w:name="sec:other"/>
+    <w:bookmarkEnd w:id="44"/>
+    <w:bookmarkEnd w:id="45"/>
+    <w:bookmarkStart w:id="50" w:name="sec:other"/>
     <w:p>
       <w:pPr>
         <w:pStyle w:val="Heading2"/>
@@ -14366,7 +12474,7 @@
         <w:t xml:space="preserve">sources contribute a diffuse baseline.</w:t>
       </w:r>
     </w:p>
-    <w:bookmarkStart w:id="59" w:name="fig:phenology"/>
+    <w:bookmarkStart w:id="49" w:name="fig:phenology"/>
     <w:p>
       <w:pPr>
         <w:pStyle w:val="CaptionedFigure"/>
@@ -14376,18 +12484,18 @@
           <wp:inline>
             <wp:extent cx="5334000" cy="3709358"/>
             <wp:effectExtent b="0" l="0" r="0" t="0"/>
-            <wp:docPr descr="" title="" id="57" name="Picture"/>
+            <wp:docPr descr="" title="" id="47" name="Picture"/>
             <a:graphic>
               <a:graphicData uri="http://schemas.openxmlformats.org/drawingml/2006/picture">
                 <pic:pic>
                   <pic:nvPicPr>
-                    <pic:cNvPr descr="fig3_phenology.png" id="58" name="Picture"/>
+                    <pic:cNvPr descr="fig3_phenology.png" id="48" name="Picture"/>
                     <pic:cNvPicPr>
                       <a:picLocks noChangeArrowheads="1" noChangeAspect="1"/>
                     </pic:cNvPicPr>
                   </pic:nvPicPr>
                   <pic:blipFill>
-                    <a:blip r:embed="rId56"/>
+                    <a:blip r:embed="rId46"/>
                     <a:stretch>
                       <a:fillRect/>
                     </a:stretch>
@@ -14567,10 +12675,10 @@
         <w:t xml:space="preserve">. The dashed line marks today (June 25), when most tree species are dormant and only Pine retains weak late-season emission.</w:t>
       </w:r>
     </w:p>
-    <w:bookmarkEnd w:id="59"/>
-    <w:bookmarkEnd w:id="60"/>
-    <w:bookmarkEnd w:id="61"/>
-    <w:bookmarkStart w:id="70" w:name="satellite-based-vegetation-detection"/>
+    <w:bookmarkEnd w:id="49"/>
+    <w:bookmarkEnd w:id="50"/>
+    <w:bookmarkEnd w:id="51"/>
+    <w:bookmarkStart w:id="60" w:name="satellite-based-vegetation-detection"/>
     <w:p>
       <w:pPr>
         <w:pStyle w:val="Heading1"/>
@@ -14579,7 +12687,7 @@
         <w:t xml:space="preserve">Satellite-Based Vegetation Detection</w:t>
       </w:r>
     </w:p>
-    <w:bookmarkStart w:id="62" w:name="image-acquisition"/>
+    <w:bookmarkStart w:id="52" w:name="image-acquisition"/>
     <w:p>
       <w:pPr>
         <w:pStyle w:val="Heading2"/>
@@ -14636,8 +12744,8 @@
         <w:t xml:space="preserve">pixels.</w:t>
       </w:r>
     </w:p>
-    <w:bookmarkEnd w:id="62"/>
-    <w:bookmarkStart w:id="63" w:name="calibrated-color-segmentation"/>
+    <w:bookmarkEnd w:id="52"/>
+    <w:bookmarkStart w:id="53" w:name="calibrated-color-segmentation"/>
     <w:p>
       <w:pPr>
         <w:pStyle w:val="Heading2"/>
@@ -14966,8 +13074,8 @@
         <w:t xml:space="preserve">the mean brightness.</w:t>
       </w:r>
     </w:p>
-    <w:bookmarkEnd w:id="63"/>
-    <w:bookmarkStart w:id="64" w:name="watershed-segmentation"/>
+    <w:bookmarkEnd w:id="53"/>
+    <w:bookmarkStart w:id="54" w:name="watershed-segmentation"/>
     <w:p>
       <w:pPr>
         <w:pStyle w:val="Heading2"/>
@@ -14994,7 +13102,7 @@
       <w:pPr>
         <w:numPr>
           <w:ilvl w:val="0"/>
-          <w:numId w:val="1014"/>
+          <w:numId w:val="1012"/>
         </w:numPr>
       </w:pPr>
       <w:r>
@@ -15005,7 +13113,7 @@
       <w:pPr>
         <w:numPr>
           <w:ilvl w:val="0"/>
-          <w:numId w:val="1014"/>
+          <w:numId w:val="1012"/>
         </w:numPr>
       </w:pPr>
       <w:r>
@@ -15016,15 +13124,15 @@
       <w:pPr>
         <w:numPr>
           <w:ilvl w:val="0"/>
-          <w:numId w:val="1014"/>
+          <w:numId w:val="1012"/>
         </w:numPr>
       </w:pPr>
       <w:r>
         <w:t xml:space="preserve">Watershed algorithm segments using inverted distance as elevation</w:t>
       </w:r>
     </w:p>
-    <w:bookmarkEnd w:id="64"/>
-    <w:bookmarkStart w:id="65" w:name="peak-based-detection"/>
+    <w:bookmarkEnd w:id="54"/>
+    <w:bookmarkStart w:id="55" w:name="peak-based-detection"/>
     <w:p>
       <w:pPr>
         <w:pStyle w:val="Heading2"/>
@@ -15226,8 +13334,8 @@
         <w:t xml:space="preserve"> px). Local maxima with minimum spacing of 7 pixels identify individual tree centers. Canopy radius is estimated from the score falloff profile.</w:t>
       </w:r>
     </w:p>
-    <w:bookmarkEnd w:id="65"/>
-    <w:bookmarkStart w:id="66" w:name="sec:buildings"/>
+    <w:bookmarkEnd w:id="55"/>
+    <w:bookmarkStart w:id="56" w:name="sec:buildings"/>
     <w:p>
       <w:pPr>
         <w:pStyle w:val="Heading2"/>
@@ -15250,8 +13358,8 @@
         <w:t xml:space="preserve">, a pretrained promptable segmentation network. SAM’s automatic mask generator proposes class-agnostic masks over the campus image; we then retain only masks that look like rooftops, using a color test (gray/white or warm red-tile roofs, with vegetation excluded), a building-scale size test, and a compactness test. Because SAM downsamples its input internally, we run it on a grid of overlapping image tiles so that small rooftops are resolved at higher effective resolution, then merge detections with spatial de-duplication. Each retained mask is reduced to a rotated minimum-area rectangle, so angled and non-axis-aligned buildings are represented at their true orientation. SAM inference is run once at cache-generation time and the results are stored; the deployed server never runs the network.</w:t>
       </w:r>
     </w:p>
-    <w:bookmarkEnd w:id="66"/>
-    <w:bookmarkStart w:id="67" w:name="sec:hitl"/>
+    <w:bookmarkEnd w:id="56"/>
+    <w:bookmarkStart w:id="57" w:name="sec:hitl"/>
     <w:p>
       <w:pPr>
         <w:pStyle w:val="Heading2"/>
@@ -15349,8 +13457,8 @@
         <w:t xml:space="preserve">3 m), which sets the indoor exclusion volume.</w:t>
       </w:r>
     </w:p>
-    <w:bookmarkEnd w:id="67"/>
-    <w:bookmarkStart w:id="68" w:name="multi-campus-imagery"/>
+    <w:bookmarkEnd w:id="57"/>
+    <w:bookmarkStart w:id="58" w:name="multi-campus-imagery"/>
     <w:p>
       <w:pPr>
         <w:pStyle w:val="Heading2"/>
@@ -15367,8 +13475,8 @@
         <w:t xml:space="preserve">The pipeline is campus-agnostic: a campus is defined by its geographic bounds, from which the satellite image and detections are generated. Gunn High School uses Esri World Imagery; the Stanford core uses USGS NAIP imagery (whose true-color rendering shows the characteristic red-tile roofs), fetched seam-free by stitching Web-Mercator tiles.</w:t>
       </w:r>
     </w:p>
-    <w:bookmarkEnd w:id="68"/>
-    <w:bookmarkStart w:id="69" w:name="sec:overlapfilter"/>
+    <w:bookmarkEnd w:id="58"/>
+    <w:bookmarkStart w:id="59" w:name="sec:overlapfilter"/>
     <w:p>
       <w:pPr>
         <w:pStyle w:val="Heading2"/>
@@ -15396,9 +13504,9 @@
         <w:t xml:space="preserve">), leaving trees in courtyards, along streets, and on open ground while eliminating rooftop false positives.</w:t>
       </w:r>
     </w:p>
-    <w:bookmarkEnd w:id="69"/>
-    <w:bookmarkEnd w:id="70"/>
-    <w:bookmarkStart w:id="73" w:name="exposure-assessment"/>
+    <w:bookmarkEnd w:id="59"/>
+    <w:bookmarkEnd w:id="60"/>
+    <w:bookmarkStart w:id="63" w:name="exposure-assessment"/>
     <w:p>
       <w:pPr>
         <w:pStyle w:val="Heading1"/>
@@ -15407,7 +13515,7 @@
         <w:t xml:space="preserve">Exposure Assessment</w:t>
       </w:r>
     </w:p>
-    <w:bookmarkStart w:id="71" w:name="path-integrated-dose"/>
+    <w:bookmarkStart w:id="61" w:name="path-integrated-dose"/>
     <w:p>
       <w:pPr>
         <w:pStyle w:val="Heading2"/>
@@ -15678,8 +13786,8 @@
         </m:oMath>
       </m:oMathPara>
     </w:p>
-    <w:bookmarkEnd w:id="71"/>
-    <w:bookmarkStart w:id="72" w:name="clinical-risk-mapping"/>
+    <w:bookmarkEnd w:id="61"/>
+    <w:bookmarkStart w:id="62" w:name="clinical-risk-mapping"/>
     <w:p>
       <w:pPr>
         <w:pStyle w:val="Heading2"/>
@@ -15787,9 +13895,9 @@
         <w:t xml:space="preserve">).</w:t>
       </w:r>
     </w:p>
-    <w:bookmarkEnd w:id="72"/>
-    <w:bookmarkEnd w:id="73"/>
-    <w:bookmarkStart w:id="77" w:name="sec:results"/>
+    <w:bookmarkEnd w:id="62"/>
+    <w:bookmarkEnd w:id="63"/>
+    <w:bookmarkStart w:id="67" w:name="sec:results"/>
     <w:p>
       <w:pPr>
         <w:pStyle w:val="Heading1"/>
@@ -15798,7 +13906,7 @@
         <w:t xml:space="preserve">Results</w:t>
       </w:r>
     </w:p>
-    <w:bookmarkStart w:id="74" w:name="detection-performance"/>
+    <w:bookmarkStart w:id="64" w:name="detection-performance"/>
     <w:p>
       <w:pPr>
         <w:pStyle w:val="Heading2"/>
@@ -16005,8 +14113,8 @@
         <w:t xml:space="preserve">. Detection and imagery are cached per campus, so no machine-learning model runs on the live server.</w:t>
       </w:r>
     </w:p>
-    <w:bookmarkEnd w:id="74"/>
-    <w:bookmarkStart w:id="75" w:name="seasonal-concentration"/>
+    <w:bookmarkEnd w:id="64"/>
+    <w:bookmarkStart w:id="65" w:name="seasonal-concentration"/>
     <w:p>
       <w:pPr>
         <w:pStyle w:val="Heading2"/>
@@ -16047,7 +14155,7 @@
       <w:pPr>
         <w:numPr>
           <w:ilvl w:val="0"/>
-          <w:numId w:val="1015"/>
+          <w:numId w:val="1013"/>
         </w:numPr>
       </w:pPr>
       <w:r>
@@ -16123,7 +14231,7 @@
       <w:pPr>
         <w:numPr>
           <w:ilvl w:val="0"/>
-          <w:numId w:val="1015"/>
+          <w:numId w:val="1013"/>
         </w:numPr>
       </w:pPr>
       <w:r>
@@ -16199,7 +14307,7 @@
       <w:pPr>
         <w:numPr>
           <w:ilvl w:val="0"/>
-          <w:numId w:val="1015"/>
+          <w:numId w:val="1013"/>
         </w:numPr>
       </w:pPr>
       <w:r>
@@ -16251,8 +14359,8 @@
         <w:t xml:space="preserve">; all species dormant</w:t>
       </w:r>
     </w:p>
-    <w:bookmarkEnd w:id="75"/>
-    <w:bookmarkStart w:id="76" w:name="spatial-patterns"/>
+    <w:bookmarkEnd w:id="65"/>
+    <w:bookmarkStart w:id="66" w:name="spatial-patterns"/>
     <w:p>
       <w:pPr>
         <w:pStyle w:val="Heading2"/>
@@ -16269,9 +14377,9 @@
         <w:t xml:space="preserve">The concentration field exhibits: (i) plumes bending along the potential-flow streamlines as the wind is diverted around buildings; (ii) zero concentration over building footprints; (iii) locally elevated concentration where flow is channeled between closely spaced buildings; and (iv) elevated concentrations in oak-dense corridors.</w:t>
       </w:r>
     </w:p>
-    <w:bookmarkEnd w:id="76"/>
-    <w:bookmarkEnd w:id="77"/>
-    <w:bookmarkStart w:id="78" w:name="discussion"/>
+    <w:bookmarkEnd w:id="66"/>
+    <w:bookmarkEnd w:id="67"/>
+    <w:bookmarkStart w:id="73" w:name="discussion"/>
     <w:p>
       <w:pPr>
         <w:pStyle w:val="Heading1"/>
@@ -16370,8 +14478,795 @@
         <w:t xml:space="preserve">spring peak that constitutes the actual high-risk period.</w:t>
       </w:r>
     </w:p>
-    <w:bookmarkEnd w:id="78"/>
-    <w:bookmarkStart w:id="79" w:name="conclusion"/>
+    <w:bookmarkStart w:id="72" w:name="sec:futurework"/>
+    <w:p>
+      <w:pPr>
+        <w:pStyle w:val="Heading2"/>
+      </w:pPr>
+      <w:r>
+        <w:t xml:space="preserve">Future Work: Coupling Humidity, Temperature, and Precipitation</w:t>
+      </w:r>
+    </w:p>
+    <w:p>
+      <w:pPr>
+        <w:pStyle w:val="FirstParagraph"/>
+      </w:pPr>
+      <w:r>
+        <w:t xml:space="preserve">The current model is driven by wind speed, wind direction, and atmospheric stability class. Relative humidity and temperature are retrieved from the weather service and shown to the user, but they do not yet modify the dispersion calculation (temperature only informs the stability-class estimate). A natural and high-value extension is to couple humidity, temperature, and precipitation into emission and removal, and we outline the intended formulation here as future work rather than as an implemented result.</w:t>
+      </w:r>
+    </w:p>
+    <w:p>
+      <w:pPr>
+        <w:pStyle w:val="BodyText"/>
+      </w:pPr>
+      <w:r>
+        <w:t xml:space="preserve">First, most anemophilous species suppress pollen release under high humidity because anthers must dry to dehisce; this could scale emission by a humidity factor,</w:t>
+      </w:r>
+    </w:p>
+    <w:p>
+      <w:pPr>
+        <w:pStyle w:val="BodyText"/>
+      </w:pPr>
+      <m:oMathPara>
+        <m:oMathParaPr>
+          <m:jc m:val="center"/>
+        </m:oMathParaPr>
+        <m:oMath>
+          <m:sSub>
+            <m:e>
+              <m:r>
+                <m:t>Q</m:t>
+              </m:r>
+            </m:e>
+            <m:sub>
+              <m:r>
+                <m:t>i</m:t>
+              </m:r>
+            </m:sub>
+          </m:sSub>
+          <m:r>
+            <m:rPr>
+              <m:sty m:val="p"/>
+            </m:rPr>
+            <m:t>(</m:t>
+          </m:r>
+          <m:r>
+            <m:t>t</m:t>
+          </m:r>
+          <m:r>
+            <m:rPr>
+              <m:sty m:val="p"/>
+            </m:rPr>
+            <m:t>,</m:t>
+          </m:r>
+          <m:r>
+            <m:t>R</m:t>
+          </m:r>
+          <m:r>
+            <m:t>H</m:t>
+          </m:r>
+          <m:r>
+            <m:rPr>
+              <m:sty m:val="p"/>
+            </m:rPr>
+            <m:t>)</m:t>
+          </m:r>
+          <m:r>
+            <m:rPr>
+              <m:sty m:val="p"/>
+            </m:rPr>
+            <m:t>=</m:t>
+          </m:r>
+          <m:sSub>
+            <m:e>
+              <m:r>
+                <m:t>Q</m:t>
+              </m:r>
+            </m:e>
+            <m:sub>
+              <m:r>
+                <m:t>i</m:t>
+              </m:r>
+            </m:sub>
+          </m:sSub>
+          <m:r>
+            <m:rPr>
+              <m:sty m:val="p"/>
+            </m:rPr>
+            <m:t>(</m:t>
+          </m:r>
+          <m:r>
+            <m:t>t</m:t>
+          </m:r>
+          <m:r>
+            <m:rPr>
+              <m:sty m:val="p"/>
+            </m:rPr>
+            <m:t>)</m:t>
+          </m:r>
+          <m:r>
+            <m:t> </m:t>
+          </m:r>
+          <m:sSub>
+            <m:e>
+              <m:r>
+                <m:t>f</m:t>
+              </m:r>
+            </m:e>
+            <m:sub>
+              <m:r>
+                <m:t>R</m:t>
+              </m:r>
+              <m:r>
+                <m:t>H</m:t>
+              </m:r>
+            </m:sub>
+          </m:sSub>
+          <m:r>
+            <m:rPr>
+              <m:sty m:val="p"/>
+            </m:rPr>
+            <m:t>(</m:t>
+          </m:r>
+          <m:r>
+            <m:t>R</m:t>
+          </m:r>
+          <m:r>
+            <m:t>H</m:t>
+          </m:r>
+          <m:r>
+            <m:rPr>
+              <m:sty m:val="p"/>
+            </m:rPr>
+            <m:t>)</m:t>
+          </m:r>
+          <m:r>
+            <m:rPr>
+              <m:sty m:val="p"/>
+            </m:rPr>
+            <m:t>,</m:t>
+          </m:r>
+          <m:r>
+            <m:t>  </m:t>
+          </m:r>
+          <m:sSub>
+            <m:e>
+              <m:r>
+                <m:t>f</m:t>
+              </m:r>
+            </m:e>
+            <m:sub>
+              <m:r>
+                <m:t>R</m:t>
+              </m:r>
+              <m:r>
+                <m:t>H</m:t>
+              </m:r>
+            </m:sub>
+          </m:sSub>
+          <m:r>
+            <m:rPr>
+              <m:sty m:val="p"/>
+            </m:rPr>
+            <m:t>(</m:t>
+          </m:r>
+          <m:r>
+            <m:t>R</m:t>
+          </m:r>
+          <m:r>
+            <m:t>H</m:t>
+          </m:r>
+          <m:r>
+            <m:rPr>
+              <m:sty m:val="p"/>
+            </m:rPr>
+            <m:t>)</m:t>
+          </m:r>
+          <m:r>
+            <m:rPr>
+              <m:sty m:val="p"/>
+            </m:rPr>
+            <m:t>=</m:t>
+          </m:r>
+          <m:d>
+            <m:dPr>
+              <m:begChr m:val="{"/>
+              <m:sepChr m:val=""/>
+              <m:endChr m:val=""/>
+              <m:grow/>
+            </m:dPr>
+            <m:e>
+              <m:m>
+                <m:mPr>
+                  <m:baseJc m:val="center"/>
+                  <m:plcHide m:val="on"/>
+                  <m:mcs>
+                    <m:mc>
+                      <m:mcPr>
+                        <m:mcJc m:val="left"/>
+                        <m:count m:val="1"/>
+                      </m:mcPr>
+                    </m:mc>
+                    <m:mc>
+                      <m:mcPr>
+                        <m:mcJc m:val="left"/>
+                        <m:count m:val="1"/>
+                      </m:mcPr>
+                    </m:mc>
+                  </m:mcs>
+                </m:mPr>
+                <m:mr>
+                  <m:e>
+                    <m:r>
+                      <m:t>1.0</m:t>
+                    </m:r>
+                  </m:e>
+                  <m:e>
+                    <m:r>
+                      <m:t>R</m:t>
+                    </m:r>
+                    <m:r>
+                      <m:t>H</m:t>
+                    </m:r>
+                    <m:r>
+                      <m:rPr>
+                        <m:sty m:val="p"/>
+                      </m:rPr>
+                      <m:t>&lt;</m:t>
+                    </m:r>
+                    <m:r>
+                      <m:t>50</m:t>
+                    </m:r>
+                    <m:r>
+                      <m:rPr>
+                        <m:sty m:val="p"/>
+                      </m:rPr>
+                      <m:t>%</m:t>
+                    </m:r>
+                  </m:e>
+                </m:mr>
+                <m:mr>
+                  <m:e>
+                    <m:r>
+                      <m:t>1.0</m:t>
+                    </m:r>
+                    <m:r>
+                      <m:rPr>
+                        <m:sty m:val="p"/>
+                      </m:rPr>
+                      <m:t>−</m:t>
+                    </m:r>
+                    <m:r>
+                      <m:t>0.8</m:t>
+                    </m:r>
+                    <m:r>
+                      <m:t> </m:t>
+                    </m:r>
+                    <m:f>
+                      <m:fPr>
+                        <m:type m:val="bar"/>
+                      </m:fPr>
+                      <m:num>
+                        <m:r>
+                          <m:t>R</m:t>
+                        </m:r>
+                        <m:r>
+                          <m:t>H</m:t>
+                        </m:r>
+                        <m:r>
+                          <m:rPr>
+                            <m:sty m:val="p"/>
+                          </m:rPr>
+                          <m:t>−</m:t>
+                        </m:r>
+                        <m:r>
+                          <m:t>50</m:t>
+                        </m:r>
+                      </m:num>
+                      <m:den>
+                        <m:r>
+                          <m:t>50</m:t>
+                        </m:r>
+                      </m:den>
+                    </m:f>
+                  </m:e>
+                  <m:e>
+                    <m:r>
+                      <m:t>50</m:t>
+                    </m:r>
+                    <m:r>
+                      <m:rPr>
+                        <m:sty m:val="p"/>
+                      </m:rPr>
+                      <m:t>%</m:t>
+                    </m:r>
+                    <m:r>
+                      <m:rPr>
+                        <m:sty m:val="p"/>
+                      </m:rPr>
+                      <m:t>≤</m:t>
+                    </m:r>
+                    <m:r>
+                      <m:t>R</m:t>
+                    </m:r>
+                    <m:r>
+                      <m:t>H</m:t>
+                    </m:r>
+                    <m:r>
+                      <m:rPr>
+                        <m:sty m:val="p"/>
+                      </m:rPr>
+                      <m:t>&lt;</m:t>
+                    </m:r>
+                    <m:r>
+                      <m:t>90</m:t>
+                    </m:r>
+                    <m:r>
+                      <m:rPr>
+                        <m:sty m:val="p"/>
+                      </m:rPr>
+                      <m:t>%</m:t>
+                    </m:r>
+                  </m:e>
+                </m:mr>
+                <m:mr>
+                  <m:e>
+                    <m:r>
+                      <m:t>0.1</m:t>
+                    </m:r>
+                  </m:e>
+                  <m:e>
+                    <m:r>
+                      <m:t>R</m:t>
+                    </m:r>
+                    <m:r>
+                      <m:t>H</m:t>
+                    </m:r>
+                    <m:r>
+                      <m:rPr>
+                        <m:sty m:val="p"/>
+                      </m:rPr>
+                      <m:t>≥</m:t>
+                    </m:r>
+                    <m:r>
+                      <m:t>90</m:t>
+                    </m:r>
+                    <m:r>
+                      <m:rPr>
+                        <m:sty m:val="p"/>
+                      </m:rPr>
+                      <m:t>%</m:t>
+                    </m:r>
+                    <m:r>
+                      <m:rPr>
+                        <m:sty m:val="p"/>
+                      </m:rPr>
+                      <m:t>,</m:t>
+                    </m:r>
+                  </m:e>
+                </m:mr>
+              </m:m>
+            </m:e>
+          </m:d>
+        </m:oMath>
+      </m:oMathPara>
+    </w:p>
+    <w:p>
+      <w:pPr>
+        <w:pStyle w:val="FirstParagraph"/>
+      </w:pPr>
+      <w:r>
+        <w:t xml:space="preserve">so that emission falls to</w:t>
+      </w:r>
+      <w:r>
+        <w:t xml:space="preserve"> </w:t>
+      </w:r>
+      <m:oMath>
+        <m:r>
+          <m:rPr>
+            <m:sty m:val="p"/>
+          </m:rPr>
+          <m:t>∼</m:t>
+        </m:r>
+      </m:oMath>
+      <w:r>
+        <w:t xml:space="preserve">10% of its dry-air value in foggy, marine-layer conditions. Second, hygroscopic grains swell in humid air, increasing their settling velocity,</w:t>
+      </w:r>
+      <w:r>
+        <w:t xml:space="preserve"> </w:t>
+      </w:r>
+      <m:oMath>
+        <m:sSub>
+          <m:e>
+            <m:r>
+              <m:t>d</m:t>
+            </m:r>
+          </m:e>
+          <m:sub>
+            <m:r>
+              <m:t>p</m:t>
+            </m:r>
+          </m:sub>
+        </m:sSub>
+        <m:r>
+          <m:rPr>
+            <m:sty m:val="p"/>
+          </m:rPr>
+          <m:t>(</m:t>
+        </m:r>
+        <m:r>
+          <m:t>R</m:t>
+        </m:r>
+        <m:r>
+          <m:t>H</m:t>
+        </m:r>
+        <m:r>
+          <m:rPr>
+            <m:sty m:val="p"/>
+          </m:rPr>
+          <m:t>)</m:t>
+        </m:r>
+        <m:r>
+          <m:rPr>
+            <m:sty m:val="p"/>
+          </m:rPr>
+          <m:t>=</m:t>
+        </m:r>
+        <m:sSub>
+          <m:e>
+            <m:r>
+              <m:t>d</m:t>
+            </m:r>
+          </m:e>
+          <m:sub>
+            <m:r>
+              <m:t>p</m:t>
+            </m:r>
+            <m:r>
+              <m:rPr>
+                <m:sty m:val="p"/>
+              </m:rPr>
+              <m:t>,</m:t>
+            </m:r>
+            <m:r>
+              <m:t>d</m:t>
+            </m:r>
+            <m:r>
+              <m:t>r</m:t>
+            </m:r>
+            <m:r>
+              <m:t>y</m:t>
+            </m:r>
+          </m:sub>
+        </m:sSub>
+        <m:r>
+          <m:t> </m:t>
+        </m:r>
+        <m:r>
+          <m:rPr>
+            <m:sty m:val="p"/>
+          </m:rPr>
+          <m:t>[</m:t>
+        </m:r>
+        <m:r>
+          <m:t>1</m:t>
+        </m:r>
+        <m:r>
+          <m:rPr>
+            <m:sty m:val="p"/>
+          </m:rPr>
+          <m:t>+</m:t>
+        </m:r>
+        <m:r>
+          <m:t>κ</m:t>
+        </m:r>
+        <m:r>
+          <m:t> </m:t>
+        </m:r>
+        <m:r>
+          <m:t>R</m:t>
+        </m:r>
+        <m:r>
+          <m:t>H</m:t>
+        </m:r>
+        <m:r>
+          <m:rPr>
+            <m:sty m:val="p"/>
+          </m:rPr>
+          <m:t>/</m:t>
+        </m:r>
+        <m:r>
+          <m:rPr>
+            <m:sty m:val="p"/>
+          </m:rPr>
+          <m:t>(</m:t>
+        </m:r>
+        <m:r>
+          <m:t>100</m:t>
+        </m:r>
+        <m:r>
+          <m:rPr>
+            <m:sty m:val="p"/>
+          </m:rPr>
+          <m:t>−</m:t>
+        </m:r>
+        <m:r>
+          <m:t>R</m:t>
+        </m:r>
+        <m:r>
+          <m:t>H</m:t>
+        </m:r>
+        <m:r>
+          <m:rPr>
+            <m:sty m:val="p"/>
+          </m:rPr>
+          <m:t>)</m:t>
+        </m:r>
+        <m:sSup>
+          <m:e>
+            <m:r>
+              <m:rPr>
+                <m:sty m:val="p"/>
+              </m:rPr>
+              <m:t>]</m:t>
+            </m:r>
+          </m:e>
+          <m:sup>
+            <m:r>
+              <m:t>1</m:t>
+            </m:r>
+            <m:r>
+              <m:rPr>
+                <m:sty m:val="p"/>
+              </m:rPr>
+              <m:t>/</m:t>
+            </m:r>
+            <m:r>
+              <m:t>3</m:t>
+            </m:r>
+          </m:sup>
+        </m:sSup>
+      </m:oMath>
+      <w:r>
+        <w:t xml:space="preserve"> </w:t>
+      </w:r>
+      <w:r>
+        <w:t xml:space="preserve">with</w:t>
+      </w:r>
+      <w:r>
+        <w:t xml:space="preserve"> </w:t>
+      </w:r>
+      <m:oMath>
+        <m:sSub>
+          <m:e>
+            <m:r>
+              <m:t>v</m:t>
+            </m:r>
+          </m:e>
+          <m:sub>
+            <m:r>
+              <m:t>s</m:t>
+            </m:r>
+          </m:sub>
+        </m:sSub>
+        <m:r>
+          <m:rPr>
+            <m:sty m:val="p"/>
+          </m:rPr>
+          <m:t>∝</m:t>
+        </m:r>
+        <m:sSubSup>
+          <m:e>
+            <m:r>
+              <m:t>d</m:t>
+            </m:r>
+          </m:e>
+          <m:sub>
+            <m:r>
+              <m:t>p</m:t>
+            </m:r>
+          </m:sub>
+          <m:sup>
+            <m:r>
+              <m:t>2</m:t>
+            </m:r>
+          </m:sup>
+        </m:sSubSup>
+      </m:oMath>
+      <w:r>
+        <w:t xml:space="preserve">, which would enhance near-source deposition. Third, rainfall scavenges airborne pollen, adding a wet-removal term</w:t>
+      </w:r>
+      <w:r>
+        <w:t xml:space="preserve"> </w:t>
+      </w:r>
+      <m:oMath>
+        <m:sSub>
+          <m:e>
+            <m:r>
+              <m:t>λ</m:t>
+            </m:r>
+          </m:e>
+          <m:sub>
+            <m:r>
+              <m:t>w</m:t>
+            </m:r>
+            <m:r>
+              <m:t>e</m:t>
+            </m:r>
+            <m:r>
+              <m:t>t</m:t>
+            </m:r>
+          </m:sub>
+        </m:sSub>
+        <m:r>
+          <m:rPr>
+            <m:sty m:val="p"/>
+          </m:rPr>
+          <m:t>=</m:t>
+        </m:r>
+        <m:r>
+          <m:rPr>
+            <m:sty m:val="p"/>
+          </m:rPr>
+          <m:t>Λ</m:t>
+        </m:r>
+        <m:sSup>
+          <m:e>
+            <m:r>
+              <m:t>P</m:t>
+            </m:r>
+          </m:e>
+          <m:sup>
+            <m:r>
+              <m:t>0.7</m:t>
+            </m:r>
+          </m:sup>
+        </m:sSup>
+      </m:oMath>
+      <w:r>
+        <w:t xml:space="preserve"> </w:t>
+      </w:r>
+      <w:r>
+        <w:t xml:space="preserve">(with</w:t>
+      </w:r>
+      <w:r>
+        <w:t xml:space="preserve"> </w:t>
+      </w:r>
+      <m:oMath>
+        <m:r>
+          <m:t>P</m:t>
+        </m:r>
+      </m:oMath>
+      <w:r>
+        <w:t xml:space="preserve"> </w:t>
+      </w:r>
+      <w:r>
+        <w:t xml:space="preserve">the rainfall rate) to the first-order decay. Finally, rapid humidity spikes above</w:t>
+      </w:r>
+      <w:r>
+        <w:t xml:space="preserve"> </w:t>
+      </w:r>
+      <m:oMath>
+        <m:r>
+          <m:rPr>
+            <m:sty m:val="p"/>
+          </m:rPr>
+          <m:t>∼</m:t>
+        </m:r>
+      </m:oMath>
+      <w:r>
+        <w:t xml:space="preserve">95% can rupture grains into respirable sub-pollen particles implicated in</w:t>
+      </w:r>
+      <w:r>
+        <w:t xml:space="preserve"> </w:t>
+      </w:r>
+      <w:r>
+        <w:t xml:space="preserve">“thunderstorm asthma,”</w:t>
+      </w:r>
+      <w:r>
+        <w:t xml:space="preserve"> </w:t>
+      </w:r>
+      <w:r>
+        <w:t xml:space="preserve">which could be modeled as a conditional secondary source with near-zero settling velocity. Figure </w:t>
+      </w:r>
+      <w:hyperlink w:anchor="fig:humidity_fw">
+        <w:r>
+          <w:rPr>
+            <w:rStyle w:val="Hyperlink"/>
+          </w:rPr>
+          <w:t xml:space="preserve">4</w:t>
+        </w:r>
+      </w:hyperlink>
+      <w:r>
+        <w:t xml:space="preserve"> </w:t>
+      </w:r>
+      <w:r>
+        <w:t xml:space="preserve">illustrates the qualitative form of the emission-suppression and hygroscopic-swelling responses. Implementing and, critically, validating these couplings against measured pollen and weather time series is a priority for future work.</w:t>
+      </w:r>
+    </w:p>
+    <w:bookmarkStart w:id="71" w:name="fig:humidity_fw"/>
+    <w:p>
+      <w:pPr>
+        <w:pStyle w:val="CaptionedFigure"/>
+      </w:pPr>
+      <w:r>
+        <w:drawing>
+          <wp:inline>
+            <wp:extent cx="5334000" cy="1779707"/>
+            <wp:effectExtent b="0" l="0" r="0" t="0"/>
+            <wp:docPr descr="" title="" id="69" name="Picture"/>
+            <a:graphic>
+              <a:graphicData uri="http://schemas.openxmlformats.org/drawingml/2006/picture">
+                <pic:pic>
+                  <pic:nvPicPr>
+                    <pic:cNvPr descr="fig4_humidity.png" id="70" name="Picture"/>
+                    <pic:cNvPicPr>
+                      <a:picLocks noChangeArrowheads="1" noChangeAspect="1"/>
+                    </pic:cNvPicPr>
+                  </pic:nvPicPr>
+                  <pic:blipFill>
+                    <a:blip r:embed="rId68"/>
+                    <a:stretch>
+                      <a:fillRect/>
+                    </a:stretch>
+                  </pic:blipFill>
+                  <pic:spPr bwMode="auto">
+                    <a:xfrm>
+                      <a:off x="0" y="0"/>
+                      <a:ext cx="5334000" cy="1779707"/>
+                    </a:xfrm>
+                    <a:prstGeom prst="rect">
+                      <a:avLst/>
+                    </a:prstGeom>
+                    <a:noFill/>
+                    <a:ln w="9525">
+                      <a:noFill/>
+                      <a:headEnd/>
+                      <a:tailEnd/>
+                    </a:ln>
+                  </pic:spPr>
+                </pic:pic>
+              </a:graphicData>
+            </a:graphic>
+          </wp:inline>
+        </w:drawing>
+      </w:r>
+    </w:p>
+    <w:p>
+      <w:pPr>
+        <w:pStyle w:val="ImageCaption"/>
+      </w:pPr>
+      <w:r>
+        <w:t xml:space="preserve">Proposed humidity coupling (future work; not part of the current model). (a) Emission suppression factor</w:t>
+      </w:r>
+      <w:r>
+        <w:t xml:space="preserve"> </w:t>
+      </w:r>
+      <m:oMath>
+        <m:sSub>
+          <m:e>
+            <m:r>
+              <m:t>f</m:t>
+            </m:r>
+          </m:e>
+          <m:sub>
+            <m:r>
+              <m:t>R</m:t>
+            </m:r>
+            <m:r>
+              <m:t>H</m:t>
+            </m:r>
+          </m:sub>
+        </m:sSub>
+      </m:oMath>
+      <w:r>
+        <w:t xml:space="preserve">: pollen release drops sharply above 50% RH. (b) Hygroscopic swelling increases grain diameter at high humidity. (c) Resulting increase in gravitational settling velocity.</w:t>
+      </w:r>
+    </w:p>
+    <w:bookmarkEnd w:id="71"/>
+    <w:bookmarkEnd w:id="72"/>
+    <w:bookmarkEnd w:id="73"/>
+    <w:bookmarkStart w:id="74" w:name="conclusion"/>
     <w:p>
       <w:pPr>
         <w:pStyle w:val="Heading1"/>
@@ -16388,8 +15283,8 @@
         <w:t xml:space="preserve">We built a complete pipeline for hyperlocal pollen dispersion modeling, from satellite-based source identification, through a potential-flow wind field coupled to Gaussian-plume transport, to path-integrated exposure. The system resolves concentration gradients at meter scale across two campuses of contrasting scale—Gunn High School and the Stanford core—with thousands of individually mapped trees and buildings, and recomputes the full field in a few seconds as wind and season change. Whether the routes it recommends actually reduce measured exposure is the validation step that remains.</w:t>
       </w:r>
     </w:p>
-    <w:bookmarkEnd w:id="79"/>
-    <w:bookmarkStart w:id="82" w:name="data-availability"/>
+    <w:bookmarkEnd w:id="74"/>
+    <w:bookmarkStart w:id="77" w:name="data-availability"/>
     <w:p>
       <w:pPr>
         <w:pStyle w:val="Heading1"/>
@@ -16408,7 +15303,7 @@
       <w:r>
         <w:t xml:space="preserve"> </w:t>
       </w:r>
-      <w:hyperlink r:id="rId80">
+      <w:hyperlink r:id="rId75">
         <w:r>
           <w:rPr>
             <w:rStyle w:val="Hyperlink"/>
@@ -16422,7 +15317,7 @@
       <w:r>
         <w:t xml:space="preserve"> </w:t>
       </w:r>
-      <w:hyperlink r:id="rId81">
+      <w:hyperlink r:id="rId76">
         <w:r>
           <w:rPr>
             <w:rStyle w:val="Hyperlink"/>
@@ -16434,8 +15329,8 @@
         <w:t xml:space="preserve">. The tree inventory is derived from the PAUSD 2009 arborist survey supplemented by satellite detection.</w:t>
       </w:r>
     </w:p>
-    <w:bookmarkEnd w:id="82"/>
-    <w:bookmarkStart w:id="85" w:name="acknowledgments"/>
+    <w:bookmarkEnd w:id="77"/>
+    <w:bookmarkStart w:id="80" w:name="acknowledgments"/>
     <w:p>
       <w:pPr>
         <w:pStyle w:val="Heading1"/>
@@ -16784,7 +15679,7 @@
       <w:r>
         <w:t xml:space="preserve"> </w:t>
       </w:r>
-      <w:hyperlink r:id="rId83">
+      <w:hyperlink r:id="rId78">
         <w:r>
           <w:rPr>
             <w:rStyle w:val="Hyperlink"/>
@@ -16812,7 +15707,7 @@
       <w:r>
         <w:t xml:space="preserve"> </w:t>
       </w:r>
-      <w:hyperlink r:id="rId84">
+      <w:hyperlink r:id="rId79">
         <w:r>
           <w:rPr>
             <w:rStyle w:val="Hyperlink"/>
@@ -16824,7 +15719,7 @@
         <w:t xml:space="preserve">, accessed 2026.</w:t>
       </w:r>
     </w:p>
-    <w:bookmarkEnd w:id="85"/>
+    <w:bookmarkEnd w:id="80"/>
     <w:sectPr>
       <w:footnotePr>
         <w:numRestart w:val="eachSect"/>
@@ -17211,6 +16106,9 @@
     <w:abstractNumId w:val="991"/>
   </w:num>
   <w:num w:numId="1011">
+    <w:abstractNumId w:val="991"/>
+  </w:num>
+  <w:num w:numId="1012">
     <w:abstractNumId w:val="99201"/>
     <w:lvlOverride w:ilvl="0">
       <w:startOverride w:val="1"/>
@@ -17240,43 +16138,7 @@
       <w:startOverride w:val="1"/>
     </w:lvlOverride>
   </w:num>
-  <w:num w:numId="1012">
-    <w:abstractNumId w:val="991"/>
-  </w:num>
   <w:num w:numId="1013">
-    <w:abstractNumId w:val="991"/>
-  </w:num>
-  <w:num w:numId="1014">
-    <w:abstractNumId w:val="99201"/>
-    <w:lvlOverride w:ilvl="0">
-      <w:startOverride w:val="1"/>
-    </w:lvlOverride>
-    <w:lvlOverride w:ilvl="1">
-      <w:startOverride w:val="1"/>
-    </w:lvlOverride>
-    <w:lvlOverride w:ilvl="2">
-      <w:startOverride w:val="1"/>
-    </w:lvlOverride>
-    <w:lvlOverride w:ilvl="3">
-      <w:startOverride w:val="1"/>
-    </w:lvlOverride>
-    <w:lvlOverride w:ilvl="4">
-      <w:startOverride w:val="1"/>
-    </w:lvlOverride>
-    <w:lvlOverride w:ilvl="5">
-      <w:startOverride w:val="1"/>
-    </w:lvlOverride>
-    <w:lvlOverride w:ilvl="6">
-      <w:startOverride w:val="1"/>
-    </w:lvlOverride>
-    <w:lvlOverride w:ilvl="7">
-      <w:startOverride w:val="1"/>
-    </w:lvlOverride>
-    <w:lvlOverride w:ilvl="8">
-      <w:startOverride w:val="1"/>
-    </w:lvlOverride>
-  </w:num>
-  <w:num w:numId="1015">
     <w:abstractNumId w:val="991"/>
   </w:num>
 </w:numbering>

--- a/docs/paper.docx
+++ b/docs/paper.docx
@@ -174,26 +174,64 @@
         <w:pStyle w:val="FirstParagraph"/>
       </w:pPr>
       <w:r>
-        <w:t xml:space="preserve">The system is deployed on two campuses of contrasting scale and layout: Henry M. Gunn High School (Palo Alto, CA), a 25-hectare campus, and the core of Stanford University; together they contain thousands of individually mapped trees and buildings.</w:t>
+        <w:t xml:space="preserve">Among these, the building-resolving wind field is the central methodological contribution of this work. A conventional plume model assumes a single, spatially uniform wind over the whole domain; on an open field this is adequate, but a school campus is a</w:t>
+      </w:r>
+      <w:r>
+        <w:t xml:space="preserve"> </w:t>
+      </w:r>
+      <w:r>
+        <w:rPr>
+          <w:i/>
+          <w:iCs/>
+        </w:rPr>
+        <w:t xml:space="preserve">micro-environment</w:t>
+      </w:r>
+      <w:r>
+        <w:t xml:space="preserve"> </w:t>
+      </w:r>
+      <w:r>
+        <w:t xml:space="preserve">in which clusters of buildings continuously divert, channel, and locally accelerate the wind that carries pollen between them. Resolving that building-scale flow is what turns a generic plume model into a micro-environment model, and it is the piece we treat first (Section </w:t>
+      </w:r>
+      <w:hyperlink w:anchor="sec:windfield">
+        <w:r>
+          <w:rPr>
+            <w:rStyle w:val="Hyperlink"/>
+          </w:rPr>
+          <w:t xml:space="preserve">2</w:t>
+        </w:r>
+      </w:hyperlink>
+      <w:r>
+        <w:t xml:space="preserve">) and quantify with direct simulation (Section </w:t>
+      </w:r>
+      <w:hyperlink w:anchor="sec:windresults">
+        <w:r>
+          <w:rPr>
+            <w:rStyle w:val="Hyperlink"/>
+          </w:rPr>
+          <w:t xml:space="preserve">2.4</w:t>
+        </w:r>
+      </w:hyperlink>
+      <w:r>
+        <w:t xml:space="preserve">). The system is deployed on two campuses of contrasting scale and layout: Henry M. Gunn High School (Palo Alto, CA), a 25-hectare campus, and the core of Stanford University; together they contain thousands of individually mapped trees and buildings.</w:t>
       </w:r>
     </w:p>
     <w:bookmarkEnd w:id="9"/>
-    <w:bookmarkStart w:id="41" w:name="atmospheric-dispersion-model"/>
+    <w:bookmarkStart w:id="22" w:name="sec:windfield"/>
     <w:p>
       <w:pPr>
         <w:pStyle w:val="Heading1"/>
       </w:pPr>
       <w:r>
-        <w:t xml:space="preserve">Atmospheric Dispersion Model</w:t>
-      </w:r>
-    </w:p>
-    <w:bookmarkStart w:id="10" w:name="physical-picture"/>
+        <w:t xml:space="preserve">Modeling the Campus Micro-Environment: A 2D Potential-Flow Wind Field</w:t>
+      </w:r>
+    </w:p>
+    <w:bookmarkStart w:id="10" w:name="why-a-uniform-wind-is-not-enough"/>
     <w:p>
       <w:pPr>
         <w:pStyle w:val="Heading2"/>
       </w:pPr>
       <w:r>
-        <w:t xml:space="preserve">Physical Picture</w:t>
+        <w:t xml:space="preserve">Why a Uniform Wind Is Not Enough</w:t>
       </w:r>
     </w:p>
     <w:p>
@@ -201,7 +239,427 @@
         <w:pStyle w:val="FirstParagraph"/>
       </w:pPr>
       <w:r>
-        <w:t xml:space="preserve">When a tree releases pollen grains into the air, two physical processes determine where those grains end up:</w:t>
+        <w:t xml:space="preserve">The defining feature of a campus is that it is densely built. Between a lecture hall and a gymnasium the wind does not blow in a straight line: it stagnates against windward walls, accelerates around corners, and is squeezed—channeled—into the gaps and corridors that students actually walk through. Because pollen is carried by the wind, these building-scale flow distortions directly reshape where pollen goes. A pollen model that assumes one uniform wind vector for the entire campus cannot, even in principle, represent a plume bending around a building to reach a courtyard on the far side, or pooling in a sheltered, low-wind alley. Capturing this is the motivation for computing an explicit, spatially varying wind field before any pollen is released, and using the</w:t>
+      </w:r>
+      <w:r>
+        <w:t xml:space="preserve"> </w:t>
+      </w:r>
+      <w:r>
+        <w:rPr>
+          <w:i/>
+          <w:iCs/>
+        </w:rPr>
+        <w:t xml:space="preserve">local</w:t>
+      </w:r>
+      <w:r>
+        <w:t xml:space="preserve"> </w:t>
+      </w:r>
+      <w:r>
+        <w:t xml:space="preserve">wind at each tree to drive that tree’s plume.</w:t>
+      </w:r>
+    </w:p>
+    <w:bookmarkEnd w:id="10"/>
+    <w:bookmarkStart w:id="11" w:name="governing-equations"/>
+    <w:p>
+      <w:pPr>
+        <w:pStyle w:val="Heading2"/>
+      </w:pPr>
+      <w:r>
+        <w:t xml:space="preserve">Governing Equations</w:t>
+      </w:r>
+    </w:p>
+    <w:p>
+      <w:pPr>
+        <w:pStyle w:val="FirstParagraph"/>
+      </w:pPr>
+      <w:r>
+        <w:t xml:space="preserve">We model the horizontal, near-surface wind as an incompressible, irrotational (</w:t>
+      </w:r>
+      <w:r>
+        <w:rPr>
+          <w:i/>
+          <w:iCs/>
+        </w:rPr>
+        <w:t xml:space="preserve">potential</w:t>
+      </w:r>
+      <w:r>
+        <w:t xml:space="preserve">) flow. Incompressibility means the flow neither piles up nor thins out (</w:t>
+      </w:r>
+      <m:oMath>
+        <m:r>
+          <m:rPr>
+            <m:sty m:val="p"/>
+          </m:rPr>
+          <m:t>∇</m:t>
+        </m:r>
+        <m:r>
+          <m:t>​</m:t>
+        </m:r>
+        <m:r>
+          <m:rPr>
+            <m:sty m:val="p"/>
+          </m:rPr>
+          <m:t>⋅</m:t>
+        </m:r>
+        <m:r>
+          <m:t>​</m:t>
+        </m:r>
+        <m:r>
+          <m:rPr>
+            <m:sty m:val="bi"/>
+          </m:rPr>
+          <m:t>u</m:t>
+        </m:r>
+        <m:r>
+          <m:rPr>
+            <m:sty m:val="p"/>
+          </m:rPr>
+          <m:t>=</m:t>
+        </m:r>
+        <m:r>
+          <m:t>0</m:t>
+        </m:r>
+      </m:oMath>
+      <w:r>
+        <w:t xml:space="preserve">); irrotationality means it carries no ambient spin, so the velocity is the gradient of a single scalar velocity potential</w:t>
+      </w:r>
+      <w:r>
+        <w:t xml:space="preserve"> </w:t>
+      </w:r>
+      <m:oMath>
+        <m:r>
+          <m:t>ϕ</m:t>
+        </m:r>
+      </m:oMath>
+      <w:r>
+        <w:t xml:space="preserve">:</w:t>
+      </w:r>
+    </w:p>
+    <w:p>
+      <w:pPr>
+        <w:pStyle w:val="BodyText"/>
+      </w:pPr>
+      <m:oMathPara>
+        <m:oMathParaPr>
+          <m:jc m:val="center"/>
+        </m:oMathParaPr>
+        <m:oMath>
+          <m:r>
+            <m:rPr>
+              <m:sty m:val="bi"/>
+            </m:rPr>
+            <m:t>u</m:t>
+          </m:r>
+          <m:r>
+            <m:rPr>
+              <m:sty m:val="p"/>
+            </m:rPr>
+            <m:t>=</m:t>
+          </m:r>
+          <m:r>
+            <m:rPr>
+              <m:sty m:val="p"/>
+            </m:rPr>
+            <m:t>(</m:t>
+          </m:r>
+          <m:r>
+            <m:t>u</m:t>
+          </m:r>
+          <m:r>
+            <m:rPr>
+              <m:sty m:val="p"/>
+            </m:rPr>
+            <m:t>,</m:t>
+          </m:r>
+          <m:r>
+            <m:t>v</m:t>
+          </m:r>
+          <m:r>
+            <m:rPr>
+              <m:sty m:val="p"/>
+            </m:rPr>
+            <m:t>)</m:t>
+          </m:r>
+          <m:r>
+            <m:rPr>
+              <m:sty m:val="p"/>
+            </m:rPr>
+            <m:t>=</m:t>
+          </m:r>
+          <m:r>
+            <m:rPr>
+              <m:sty m:val="p"/>
+            </m:rPr>
+            <m:t>∇</m:t>
+          </m:r>
+          <m:r>
+            <m:t>ϕ</m:t>
+          </m:r>
+          <m:r>
+            <m:rPr>
+              <m:sty m:val="p"/>
+            </m:rPr>
+            <m:t>=</m:t>
+          </m:r>
+          <m:d>
+            <m:dPr>
+              <m:begChr m:val="("/>
+              <m:sepChr m:val=""/>
+              <m:endChr m:val=")"/>
+              <m:grow/>
+            </m:dPr>
+            <m:e>
+              <m:f>
+                <m:fPr>
+                  <m:type m:val="bar"/>
+                </m:fPr>
+                <m:num>
+                  <m:r>
+                    <m:rPr>
+                      <m:sty m:val="p"/>
+                    </m:rPr>
+                    <m:t>∂</m:t>
+                  </m:r>
+                  <m:r>
+                    <m:t>ϕ</m:t>
+                  </m:r>
+                </m:num>
+                <m:den>
+                  <m:r>
+                    <m:rPr>
+                      <m:sty m:val="p"/>
+                    </m:rPr>
+                    <m:t>∂</m:t>
+                  </m:r>
+                  <m:r>
+                    <m:t>x</m:t>
+                  </m:r>
+                </m:den>
+              </m:f>
+              <m:r>
+                <m:rPr>
+                  <m:sty m:val="p"/>
+                </m:rPr>
+                <m:t>,</m:t>
+              </m:r>
+              <m:r>
+                <m:t> </m:t>
+              </m:r>
+              <m:f>
+                <m:fPr>
+                  <m:type m:val="bar"/>
+                </m:fPr>
+                <m:num>
+                  <m:r>
+                    <m:rPr>
+                      <m:sty m:val="p"/>
+                    </m:rPr>
+                    <m:t>∂</m:t>
+                  </m:r>
+                  <m:r>
+                    <m:t>ϕ</m:t>
+                  </m:r>
+                </m:num>
+                <m:den>
+                  <m:r>
+                    <m:rPr>
+                      <m:sty m:val="p"/>
+                    </m:rPr>
+                    <m:t>∂</m:t>
+                  </m:r>
+                  <m:r>
+                    <m:t>y</m:t>
+                  </m:r>
+                </m:den>
+              </m:f>
+            </m:e>
+          </m:d>
+          <m:r>
+            <m:rPr>
+              <m:sty m:val="p"/>
+            </m:rPr>
+            <m:t>.</m:t>
+          </m:r>
+        </m:oMath>
+      </m:oMathPara>
+    </w:p>
+    <w:p>
+      <w:pPr>
+        <w:pStyle w:val="FirstParagraph"/>
+      </w:pPr>
+      <w:r>
+        <w:t xml:space="preserve">Combining these two statements yields</w:t>
+      </w:r>
+      <w:r>
+        <w:t xml:space="preserve"> </w:t>
+      </w:r>
+      <w:r>
+        <w:rPr>
+          <w:b/>
+          <w:bCs/>
+        </w:rPr>
+        <w:t xml:space="preserve">Laplace’s equation</w:t>
+      </w:r>
+      <w:r>
+        <w:t xml:space="preserve"> </w:t>
+      </w:r>
+      <w:r>
+        <w:t xml:space="preserve">for the potential:</w:t>
+      </w:r>
+    </w:p>
+    <w:p>
+      <w:pPr>
+        <w:pStyle w:val="BodyText"/>
+      </w:pPr>
+      <m:oMathPara>
+        <m:oMathParaPr>
+          <m:jc m:val="center"/>
+        </m:oMathParaPr>
+        <m:oMath>
+          <m:sSup>
+            <m:e>
+              <m:r>
+                <m:rPr>
+                  <m:sty m:val="p"/>
+                </m:rPr>
+                <m:t>∇</m:t>
+              </m:r>
+            </m:e>
+            <m:sup>
+              <m:r>
+                <m:t>2</m:t>
+              </m:r>
+            </m:sup>
+          </m:sSup>
+          <m:r>
+            <m:t>ϕ</m:t>
+          </m:r>
+          <m:r>
+            <m:rPr>
+              <m:sty m:val="p"/>
+            </m:rPr>
+            <m:t>=</m:t>
+          </m:r>
+          <m:f>
+            <m:fPr>
+              <m:type m:val="bar"/>
+            </m:fPr>
+            <m:num>
+              <m:sSup>
+                <m:e>
+                  <m:r>
+                    <m:rPr>
+                      <m:sty m:val="p"/>
+                    </m:rPr>
+                    <m:t>∂</m:t>
+                  </m:r>
+                </m:e>
+                <m:sup>
+                  <m:r>
+                    <m:t>2</m:t>
+                  </m:r>
+                </m:sup>
+              </m:sSup>
+              <m:r>
+                <m:t>ϕ</m:t>
+              </m:r>
+            </m:num>
+            <m:den>
+              <m:r>
+                <m:rPr>
+                  <m:sty m:val="p"/>
+                </m:rPr>
+                <m:t>∂</m:t>
+              </m:r>
+              <m:sSup>
+                <m:e>
+                  <m:r>
+                    <m:t>x</m:t>
+                  </m:r>
+                </m:e>
+                <m:sup>
+                  <m:r>
+                    <m:t>2</m:t>
+                  </m:r>
+                </m:sup>
+              </m:sSup>
+            </m:den>
+          </m:f>
+          <m:r>
+            <m:rPr>
+              <m:sty m:val="p"/>
+            </m:rPr>
+            <m:t>+</m:t>
+          </m:r>
+          <m:f>
+            <m:fPr>
+              <m:type m:val="bar"/>
+            </m:fPr>
+            <m:num>
+              <m:sSup>
+                <m:e>
+                  <m:r>
+                    <m:rPr>
+                      <m:sty m:val="p"/>
+                    </m:rPr>
+                    <m:t>∂</m:t>
+                  </m:r>
+                </m:e>
+                <m:sup>
+                  <m:r>
+                    <m:t>2</m:t>
+                  </m:r>
+                </m:sup>
+              </m:sSup>
+              <m:r>
+                <m:t>ϕ</m:t>
+              </m:r>
+            </m:num>
+            <m:den>
+              <m:r>
+                <m:rPr>
+                  <m:sty m:val="p"/>
+                </m:rPr>
+                <m:t>∂</m:t>
+              </m:r>
+              <m:sSup>
+                <m:e>
+                  <m:r>
+                    <m:t>y</m:t>
+                  </m:r>
+                </m:e>
+                <m:sup>
+                  <m:r>
+                    <m:t>2</m:t>
+                  </m:r>
+                </m:sup>
+              </m:sSup>
+            </m:den>
+          </m:f>
+          <m:r>
+            <m:rPr>
+              <m:sty m:val="p"/>
+            </m:rPr>
+            <m:t>=</m:t>
+          </m:r>
+          <m:r>
+            <m:t>0</m:t>
+          </m:r>
+          <m:r>
+            <m:rPr>
+              <m:sty m:val="p"/>
+            </m:rPr>
+            <m:t>.</m:t>
+          </m:r>
+        </m:oMath>
+      </m:oMathPara>
+    </w:p>
+    <w:p>
+      <w:pPr>
+        <w:pStyle w:val="FirstParagraph"/>
+      </w:pPr>
+      <w:r>
+        <w:t xml:space="preserve">The physics enters entirely through the boundary conditions:</w:t>
       </w:r>
     </w:p>
     <w:p>
@@ -209,6 +667,735 @@
         <w:numPr>
           <w:ilvl w:val="0"/>
           <w:numId w:val="1002"/>
+        </w:numPr>
+      </w:pPr>
+      <w:r>
+        <w:rPr>
+          <w:b/>
+          <w:bCs/>
+        </w:rPr>
+        <w:t xml:space="preserve">Free stream (domain edge, Dirichlet).</w:t>
+      </w:r>
+      <w:r>
+        <w:t xml:space="preserve"> </w:t>
+      </w:r>
+      <w:r>
+        <w:t xml:space="preserve">Far from the buildings the wind equals the ambient value reported for the campus. We impose</w:t>
+      </w:r>
+      <w:r>
+        <w:t xml:space="preserve"> </w:t>
+      </w:r>
+      <m:oMath>
+        <m:r>
+          <m:t>ϕ</m:t>
+        </m:r>
+        <m:r>
+          <m:rPr>
+            <m:sty m:val="p"/>
+          </m:rPr>
+          <m:t>=</m:t>
+        </m:r>
+        <m:sSub>
+          <m:e>
+            <m:r>
+              <m:t>u</m:t>
+            </m:r>
+          </m:e>
+          <m:sub>
+            <m:r>
+              <m:rPr>
+                <m:sty m:val="p"/>
+              </m:rPr>
+              <m:t>∞</m:t>
+            </m:r>
+          </m:sub>
+        </m:sSub>
+        <m:r>
+          <m:t>x</m:t>
+        </m:r>
+        <m:r>
+          <m:rPr>
+            <m:sty m:val="p"/>
+          </m:rPr>
+          <m:t>+</m:t>
+        </m:r>
+        <m:sSub>
+          <m:e>
+            <m:r>
+              <m:t>v</m:t>
+            </m:r>
+          </m:e>
+          <m:sub>
+            <m:r>
+              <m:rPr>
+                <m:sty m:val="p"/>
+              </m:rPr>
+              <m:t>∞</m:t>
+            </m:r>
+          </m:sub>
+        </m:sSub>
+        <m:r>
+          <m:t>y</m:t>
+        </m:r>
+      </m:oMath>
+      <w:r>
+        <w:t xml:space="preserve"> </w:t>
+      </w:r>
+      <w:r>
+        <w:t xml:space="preserve">on the outer boundary, where</w:t>
+      </w:r>
+      <w:r>
+        <w:t xml:space="preserve"> </w:t>
+      </w:r>
+      <m:oMath>
+        <m:r>
+          <m:rPr>
+            <m:sty m:val="p"/>
+          </m:rPr>
+          <m:t>(</m:t>
+        </m:r>
+        <m:sSub>
+          <m:e>
+            <m:r>
+              <m:t>u</m:t>
+            </m:r>
+          </m:e>
+          <m:sub>
+            <m:r>
+              <m:rPr>
+                <m:sty m:val="p"/>
+              </m:rPr>
+              <m:t>∞</m:t>
+            </m:r>
+          </m:sub>
+        </m:sSub>
+        <m:r>
+          <m:rPr>
+            <m:sty m:val="p"/>
+          </m:rPr>
+          <m:t>,</m:t>
+        </m:r>
+        <m:sSub>
+          <m:e>
+            <m:r>
+              <m:t>v</m:t>
+            </m:r>
+          </m:e>
+          <m:sub>
+            <m:r>
+              <m:rPr>
+                <m:sty m:val="p"/>
+              </m:rPr>
+              <m:t>∞</m:t>
+            </m:r>
+          </m:sub>
+        </m:sSub>
+        <m:r>
+          <m:rPr>
+            <m:sty m:val="p"/>
+          </m:rPr>
+          <m:t>)</m:t>
+        </m:r>
+      </m:oMath>
+      <w:r>
+        <w:t xml:space="preserve"> </w:t>
+      </w:r>
+      <w:r>
+        <w:t xml:space="preserve">are the components of the ambient wind (converted from meteorological speed and direction).</w:t>
+      </w:r>
+    </w:p>
+    <w:p>
+      <w:pPr>
+        <w:numPr>
+          <w:ilvl w:val="0"/>
+          <w:numId w:val="1002"/>
+        </w:numPr>
+      </w:pPr>
+      <w:r>
+        <w:rPr>
+          <w:b/>
+          <w:bCs/>
+        </w:rPr>
+        <w:t xml:space="preserve">No penetration on walls (Neumann).</w:t>
+      </w:r>
+      <w:r>
+        <w:t xml:space="preserve"> </w:t>
+      </w:r>
+      <w:r>
+        <w:t xml:space="preserve">Wind cannot flow through a building. On every building face the velocity component normal to the wall is zero,</w:t>
+      </w:r>
+      <w:r>
+        <w:t xml:space="preserve"> </w:t>
+      </w:r>
+      <m:oMath>
+        <m:r>
+          <m:rPr>
+            <m:sty m:val="p"/>
+          </m:rPr>
+          <m:t>∂</m:t>
+        </m:r>
+        <m:r>
+          <m:t>ϕ</m:t>
+        </m:r>
+        <m:r>
+          <m:rPr>
+            <m:sty m:val="p"/>
+          </m:rPr>
+          <m:t>/</m:t>
+        </m:r>
+        <m:r>
+          <m:rPr>
+            <m:sty m:val="p"/>
+          </m:rPr>
+          <m:t>∂</m:t>
+        </m:r>
+        <m:r>
+          <m:t>n</m:t>
+        </m:r>
+        <m:r>
+          <m:rPr>
+            <m:sty m:val="p"/>
+          </m:rPr>
+          <m:t>=</m:t>
+        </m:r>
+        <m:r>
+          <m:t>0</m:t>
+        </m:r>
+      </m:oMath>
+      <w:r>
+        <w:t xml:space="preserve">. This single condition is what forces the flow to go</w:t>
+      </w:r>
+      <w:r>
+        <w:t xml:space="preserve"> </w:t>
+      </w:r>
+      <w:r>
+        <w:rPr>
+          <w:i/>
+          <w:iCs/>
+        </w:rPr>
+        <w:t xml:space="preserve">around</w:t>
+      </w:r>
+      <w:r>
+        <w:t xml:space="preserve"> </w:t>
+      </w:r>
+      <w:r>
+        <w:t xml:space="preserve">each footprint rather than through it, and hence produces all of the diversion, stagnation, and channeling behavior.</w:t>
+      </w:r>
+    </w:p>
+    <w:bookmarkEnd w:id="11"/>
+    <w:bookmarkStart w:id="12" w:name="numerical-solution"/>
+    <w:p>
+      <w:pPr>
+        <w:pStyle w:val="Heading2"/>
+      </w:pPr>
+      <w:r>
+        <w:t xml:space="preserve">Numerical Solution</w:t>
+      </w:r>
+    </w:p>
+    <w:p>
+      <w:pPr>
+        <w:pStyle w:val="FirstParagraph"/>
+      </w:pPr>
+      <w:r>
+        <w:t xml:space="preserve">Equation </w:t>
+      </w:r>
+      <w:hyperlink w:anchor="eq:laplace">
+        <w:r>
+          <w:rPr>
+            <w:rStyle w:val="Hyperlink"/>
+          </w:rPr>
+          <w:t xml:space="preserve">[eq:laplace]</w:t>
+        </w:r>
+      </w:hyperlink>
+      <w:r>
+        <w:t xml:space="preserve"> </w:t>
+      </w:r>
+      <w:r>
+        <w:t xml:space="preserve">is solved on the same</w:t>
+      </w:r>
+      <w:r>
+        <w:t xml:space="preserve"> </w:t>
+      </w:r>
+      <m:oMath>
+        <m:r>
+          <m:t>120</m:t>
+        </m:r>
+        <m:r>
+          <m:rPr>
+            <m:sty m:val="p"/>
+          </m:rPr>
+          <m:t>×</m:t>
+        </m:r>
+        <m:r>
+          <m:t>120</m:t>
+        </m:r>
+      </m:oMath>
+      <w:r>
+        <w:t xml:space="preserve"> </w:t>
+      </w:r>
+      <w:r>
+        <w:t xml:space="preserve">regular grid used later for the concentration field, covering the full campus (</w:t>
+      </w:r>
+      <m:oMath>
+        <m:r>
+          <m:t>640</m:t>
+        </m:r>
+        <m:r>
+          <m:t> </m:t>
+        </m:r>
+        <m:r>
+          <m:rPr>
+            <m:nor/>
+            <m:sty m:val="p"/>
+          </m:rPr>
+          <m:t>m</m:t>
+        </m:r>
+        <m:r>
+          <m:rPr>
+            <m:sty m:val="p"/>
+          </m:rPr>
+          <m:t>×</m:t>
+        </m:r>
+        <m:r>
+          <m:t>560</m:t>
+        </m:r>
+        <m:r>
+          <m:t> </m:t>
+        </m:r>
+        <m:r>
+          <m:rPr>
+            <m:nor/>
+            <m:sty m:val="p"/>
+          </m:rPr>
+          <m:t>m</m:t>
+        </m:r>
+      </m:oMath>
+      <w:r>
+        <w:t xml:space="preserve">, cell size</w:t>
+      </w:r>
+      <w:r>
+        <w:t xml:space="preserve"> </w:t>
+      </w:r>
+      <m:oMath>
+        <m:r>
+          <m:rPr>
+            <m:sty m:val="p"/>
+          </m:rPr>
+          <m:t>≈</m:t>
+        </m:r>
+        <m:r>
+          <m:t>5</m:t>
+        </m:r>
+      </m:oMath>
+      <w:r>
+        <w:t xml:space="preserve"> m). Building footprints—detected from satellite imagery and refined by a reviewer (Section </w:t>
+      </w:r>
+      <w:hyperlink w:anchor="sec:buildings">
+        <w:r>
+          <w:rPr>
+            <w:rStyle w:val="Hyperlink"/>
+          </w:rPr>
+          <w:t xml:space="preserve">5.5</w:t>
+        </w:r>
+      </w:hyperlink>
+      <w:r>
+        <w:t xml:space="preserve">)—are rasterized onto this grid to mark</w:t>
+      </w:r>
+      <w:r>
+        <w:t xml:space="preserve"> </w:t>
+      </w:r>
+      <w:r>
+        <w:t xml:space="preserve">“solid”</w:t>
+      </w:r>
+      <w:r>
+        <w:t xml:space="preserve"> </w:t>
+      </w:r>
+      <w:r>
+        <w:t xml:space="preserve">cells; every other cell is</w:t>
+      </w:r>
+      <w:r>
+        <w:t xml:space="preserve"> </w:t>
+      </w:r>
+      <w:r>
+        <w:t xml:space="preserve">“fluid.”</w:t>
+      </w:r>
+    </w:p>
+    <w:p>
+      <w:pPr>
+        <w:pStyle w:val="BodyText"/>
+      </w:pPr>
+      <w:r>
+        <w:t xml:space="preserve">We relax the discrete Laplacian to convergence with</w:t>
+      </w:r>
+      <w:r>
+        <w:t xml:space="preserve"> </w:t>
+      </w:r>
+      <w:r>
+        <w:rPr>
+          <w:b/>
+          <w:bCs/>
+        </w:rPr>
+        <w:t xml:space="preserve">red-black Gauss-Seidel successive over-relaxation (SOR)</w:t>
+      </w:r>
+      <w:r>
+        <w:t xml:space="preserve">. Each fluid cell is updated toward the average of its four neighbors; where a neighbor is a solid (building) cell, that neighbor is replaced by the cell’s own value, which enforces the zero-normal-gradient (no-penetration) wall condition exactly. The grid cells are two-colored like a checkerboard and the two colors are updated in sequence, which makes each sweep a true Gauss-Seidel step for which over-relaxation is numerically stable; the over-relaxation factor is set to its theoretical optimum</w:t>
+      </w:r>
+      <w:r>
+        <w:t xml:space="preserve"> </w:t>
+      </w:r>
+      <m:oMath>
+        <m:r>
+          <m:t>ω</m:t>
+        </m:r>
+        <m:r>
+          <m:rPr>
+            <m:sty m:val="p"/>
+          </m:rPr>
+          <m:t>=</m:t>
+        </m:r>
+        <m:r>
+          <m:t>2</m:t>
+        </m:r>
+        <m:r>
+          <m:rPr>
+            <m:sty m:val="p"/>
+          </m:rPr>
+          <m:t>/</m:t>
+        </m:r>
+        <m:r>
+          <m:t>​</m:t>
+        </m:r>
+        <m:d>
+          <m:dPr>
+            <m:begChr m:val="("/>
+            <m:sepChr m:val=""/>
+            <m:endChr m:val=")"/>
+            <m:grow/>
+          </m:dPr>
+          <m:e>
+            <m:r>
+              <m:t>1</m:t>
+            </m:r>
+            <m:r>
+              <m:rPr>
+                <m:sty m:val="p"/>
+              </m:rPr>
+              <m:t>+</m:t>
+            </m:r>
+            <m:r>
+              <m:rPr>
+                <m:sty m:val="p"/>
+              </m:rPr>
+              <m:t>sin</m:t>
+            </m:r>
+            <m:r>
+              <m:rPr>
+                <m:sty m:val="p"/>
+              </m:rPr>
+              <m:t>(</m:t>
+            </m:r>
+            <m:r>
+              <m:t>π</m:t>
+            </m:r>
+            <m:r>
+              <m:rPr>
+                <m:sty m:val="p"/>
+              </m:rPr>
+              <m:t>/</m:t>
+            </m:r>
+            <m:r>
+              <m:t>N</m:t>
+            </m:r>
+            <m:r>
+              <m:rPr>
+                <m:sty m:val="p"/>
+              </m:rPr>
+              <m:t>)</m:t>
+            </m:r>
+          </m:e>
+        </m:d>
+      </m:oMath>
+      <w:r>
+        <w:t xml:space="preserve"> </w:t>
+      </w:r>
+      <w:r>
+        <w:t xml:space="preserve">for an</w:t>
+      </w:r>
+      <w:r>
+        <w:t xml:space="preserve"> </w:t>
+      </w:r>
+      <m:oMath>
+        <m:r>
+          <m:t>N</m:t>
+        </m:r>
+      </m:oMath>
+      <w:r>
+        <w:t xml:space="preserve">-cell grid, giving rapid convergence (a full campus solve completes in about one second). Once</w:t>
+      </w:r>
+      <w:r>
+        <w:t xml:space="preserve"> </w:t>
+      </w:r>
+      <m:oMath>
+        <m:r>
+          <m:t>ϕ</m:t>
+        </m:r>
+      </m:oMath>
+      <w:r>
+        <w:t xml:space="preserve"> </w:t>
+      </w:r>
+      <w:r>
+        <w:t xml:space="preserve">has converged, the velocity field follows from Eq. </w:t>
+      </w:r>
+      <w:hyperlink w:anchor="eq:potential_def">
+        <w:r>
+          <w:rPr>
+            <w:rStyle w:val="Hyperlink"/>
+          </w:rPr>
+          <w:t xml:space="preserve">[eq:potential_def]</w:t>
+        </w:r>
+      </w:hyperlink>
+      <w:r>
+        <w:t xml:space="preserve"> </w:t>
+      </w:r>
+      <w:r>
+        <w:t xml:space="preserve">by finite differences, and cells inside buildings are set to zero velocity.</w:t>
+      </w:r>
+    </w:p>
+    <w:bookmarkEnd w:id="12"/>
+    <w:bookmarkStart w:id="21" w:name="sec:windresults"/>
+    <w:p>
+      <w:pPr>
+        <w:pStyle w:val="Heading2"/>
+      </w:pPr>
+      <w:r>
+        <w:t xml:space="preserve">Simulated Wind Flow Around Buildings</w:t>
+      </w:r>
+    </w:p>
+    <w:p>
+      <w:pPr>
+        <w:pStyle w:val="FirstParagraph"/>
+      </w:pPr>
+      <w:r>
+        <w:t xml:space="preserve">Figure </w:t>
+      </w:r>
+      <w:hyperlink w:anchor="fig:windflow_ideal">
+        <w:r>
+          <w:rPr>
+            <w:rStyle w:val="Hyperlink"/>
+          </w:rPr>
+          <w:t xml:space="preserve">1</w:t>
+        </w:r>
+      </w:hyperlink>
+      <w:r>
+        <w:t xml:space="preserve"> </w:t>
+      </w:r>
+      <w:r>
+        <w:t xml:space="preserve">contrasts the conventional uniform-wind assumption with the computed potential-flow field for an idealized cluster of buildings under a 4 m/s westerly wind. The uniform assumption (panel a) is the same vector everywhere. The potential-flow field (panel b) instead shows the wind stagnating (low speed, blue) against the windward faces, accelerating around the corners (high speed, red), and channeling through the gap between the two building rows—a direct, physically grounded picture of how the built environment reorganizes the wind. Figure </w:t>
+      </w:r>
+      <w:hyperlink w:anchor="fig:windflow_campus">
+        <w:r>
+          <w:rPr>
+            <w:rStyle w:val="Hyperlink"/>
+          </w:rPr>
+          <w:t xml:space="preserve">2</w:t>
+        </w:r>
+      </w:hyperlink>
+      <w:r>
+        <w:t xml:space="preserve"> </w:t>
+      </w:r>
+      <w:r>
+        <w:t xml:space="preserve">shows the same computation on the real Henry M. Gunn High School footprints for two ambient wind directions (southwesterly and westerly). The streamlines bend around building clusters and speed up in the narrow passages between them, and the pattern shifts with wind direction, illustrating that the wind field must be recomputed whenever the ambient conditions change.</w:t>
+      </w:r>
+    </w:p>
+    <w:bookmarkStart w:id="16" w:name="fig:windflow_ideal"/>
+    <w:p>
+      <w:pPr>
+        <w:pStyle w:val="CaptionedFigure"/>
+      </w:pPr>
+      <w:r>
+        <w:drawing>
+          <wp:inline>
+            <wp:extent cx="5334000" cy="2215661"/>
+            <wp:effectExtent b="0" l="0" r="0" t="0"/>
+            <wp:docPr descr="" title="" id="14" name="Picture"/>
+            <a:graphic>
+              <a:graphicData uri="http://schemas.openxmlformats.org/drawingml/2006/picture">
+                <pic:pic>
+                  <pic:nvPicPr>
+                    <pic:cNvPr descr="fig_windflow_idealized.png" id="15" name="Picture"/>
+                    <pic:cNvPicPr>
+                      <a:picLocks noChangeArrowheads="1" noChangeAspect="1"/>
+                    </pic:cNvPicPr>
+                  </pic:nvPicPr>
+                  <pic:blipFill>
+                    <a:blip r:embed="rId13"/>
+                    <a:stretch>
+                      <a:fillRect/>
+                    </a:stretch>
+                  </pic:blipFill>
+                  <pic:spPr bwMode="auto">
+                    <a:xfrm>
+                      <a:off x="0" y="0"/>
+                      <a:ext cx="5334000" cy="2215661"/>
+                    </a:xfrm>
+                    <a:prstGeom prst="rect">
+                      <a:avLst/>
+                    </a:prstGeom>
+                    <a:noFill/>
+                    <a:ln w="9525">
+                      <a:noFill/>
+                      <a:headEnd/>
+                      <a:tailEnd/>
+                    </a:ln>
+                  </pic:spPr>
+                </pic:pic>
+              </a:graphicData>
+            </a:graphic>
+          </wp:inline>
+        </w:drawing>
+      </w:r>
+    </w:p>
+    <w:p>
+      <w:pPr>
+        <w:pStyle w:val="ImageCaption"/>
+      </w:pPr>
+      <w:r>
+        <w:t xml:space="preserve">Wind in a school micro-environment under a 4 m/s westerly ambient wind. (a) The conventional uniform-wind assumption: an identical vector everywhere. (b) The computed 2D potential-flow field (background: wind speed; black curves: streamlines). The wind stagnates against windward faces (blue), accelerates around corners (red), and is channeled through the gaps between buildings—structure that a uniform wind cannot represent. The color scale is clipped at twice the free-stream speed; potential flow is singular at sharp convex corners, so the very highest corner speeds are grid-limited.</w:t>
+      </w:r>
+    </w:p>
+    <w:bookmarkEnd w:id="16"/>
+    <w:bookmarkStart w:id="20" w:name="fig:windflow_campus"/>
+    <w:p>
+      <w:pPr>
+        <w:pStyle w:val="CaptionedFigure"/>
+      </w:pPr>
+      <w:r>
+        <w:drawing>
+          <wp:inline>
+            <wp:extent cx="5334000" cy="2449688"/>
+            <wp:effectExtent b="0" l="0" r="0" t="0"/>
+            <wp:docPr descr="" title="" id="18" name="Picture"/>
+            <a:graphic>
+              <a:graphicData uri="http://schemas.openxmlformats.org/drawingml/2006/picture">
+                <pic:pic>
+                  <pic:nvPicPr>
+                    <pic:cNvPr descr="fig_windflow_campus.png" id="19" name="Picture"/>
+                    <pic:cNvPicPr>
+                      <a:picLocks noChangeArrowheads="1" noChangeAspect="1"/>
+                    </pic:cNvPicPr>
+                  </pic:nvPicPr>
+                  <pic:blipFill>
+                    <a:blip r:embed="rId17"/>
+                    <a:stretch>
+                      <a:fillRect/>
+                    </a:stretch>
+                  </pic:blipFill>
+                  <pic:spPr bwMode="auto">
+                    <a:xfrm>
+                      <a:off x="0" y="0"/>
+                      <a:ext cx="5334000" cy="2449688"/>
+                    </a:xfrm>
+                    <a:prstGeom prst="rect">
+                      <a:avLst/>
+                    </a:prstGeom>
+                    <a:noFill/>
+                    <a:ln w="9525">
+                      <a:noFill/>
+                      <a:headEnd/>
+                      <a:tailEnd/>
+                    </a:ln>
+                  </pic:spPr>
+                </pic:pic>
+              </a:graphicData>
+            </a:graphic>
+          </wp:inline>
+        </w:drawing>
+      </w:r>
+    </w:p>
+    <w:p>
+      <w:pPr>
+        <w:pStyle w:val="ImageCaption"/>
+      </w:pPr>
+      <w:r>
+        <w:t xml:space="preserve">Simulated potential-flow wind field over the real building footprints of Henry M. Gunn High School (4 m/s ambient), for a southwesterly wind (left) and a westerly wind (right). Streamlines (black) divert around building clusters while the flow accelerates (red) in the narrow passages between them and slows (blue) in sheltered zones; the local wind at each tree drives that tree’s pollen plume (Section </w:t>
+      </w:r>
+      <w:hyperlink w:anchor="sec:coupling">
+        <w:r>
+          <w:rPr>
+            <w:rStyle w:val="Hyperlink"/>
+          </w:rPr>
+          <w:t xml:space="preserve">3.7</w:t>
+        </w:r>
+      </w:hyperlink>
+      <w:r>
+        <w:t xml:space="preserve">).</w:t>
+      </w:r>
+    </w:p>
+    <w:bookmarkEnd w:id="20"/>
+    <w:p>
+      <w:pPr>
+        <w:pStyle w:val="BodyText"/>
+      </w:pPr>
+      <w:r>
+        <w:rPr>
+          <w:b/>
+          <w:bCs/>
+        </w:rPr>
+        <w:t xml:space="preserve">Honest limitation.</w:t>
+      </w:r>
+      <w:r>
+        <w:t xml:space="preserve"> </w:t>
+      </w:r>
+      <w:r>
+        <w:t xml:space="preserve">Potential flow is inviscid: it has no boundary-layer separation, and therefore no turbulent wake or recirculation zone behind a building. It captures how wind is</w:t>
+      </w:r>
+      <w:r>
+        <w:t xml:space="preserve"> </w:t>
+      </w:r>
+      <w:r>
+        <w:rPr>
+          <w:i/>
+          <w:iCs/>
+        </w:rPr>
+        <w:t xml:space="preserve">diverted</w:t>
+      </w:r>
+      <w:r>
+        <w:t xml:space="preserve">, channeled, and accelerated by obstacles, but not the low-velocity, pollen-trapping lee zone immediately downwind of a building, which would require a viscous (e.g. RANS/CFD) treatment beyond the scope of a real-time interactive system. It is used here as a computationally cheap, physically motivated approximation to the building-scale wind variation—which is precisely the effect a uniform wind omits entirely.</w:t>
+      </w:r>
+    </w:p>
+    <w:bookmarkEnd w:id="21"/>
+    <w:bookmarkEnd w:id="22"/>
+    <w:bookmarkStart w:id="53" w:name="atmospheric-dispersion-model"/>
+    <w:p>
+      <w:pPr>
+        <w:pStyle w:val="Heading1"/>
+      </w:pPr>
+      <w:r>
+        <w:t xml:space="preserve">Atmospheric Dispersion Model</w:t>
+      </w:r>
+    </w:p>
+    <w:bookmarkStart w:id="23" w:name="physical-picture"/>
+    <w:p>
+      <w:pPr>
+        <w:pStyle w:val="Heading2"/>
+      </w:pPr>
+      <w:r>
+        <w:t xml:space="preserve">Physical Picture</w:t>
+      </w:r>
+    </w:p>
+    <w:p>
+      <w:pPr>
+        <w:pStyle w:val="FirstParagraph"/>
+      </w:pPr>
+      <w:r>
+        <w:t xml:space="preserve">When a tree releases pollen grains into the air, two physical processes determine where those grains end up:</w:t>
+      </w:r>
+    </w:p>
+    <w:p>
+      <w:pPr>
+        <w:numPr>
+          <w:ilvl w:val="0"/>
+          <w:numId w:val="1003"/>
         </w:numPr>
       </w:pPr>
       <w:r>
@@ -229,7 +1416,7 @@
       <w:pPr>
         <w:numPr>
           <w:ilvl w:val="0"/>
-          <w:numId w:val="1002"/>
+          <w:numId w:val="1003"/>
         </w:numPr>
       </w:pPr>
       <w:r>
@@ -254,8 +1441,8 @@
         <w:t xml:space="preserve">The combination produces a characteristic pattern: highest concentration immediately downwind of the tree, decreasing with distance as the plume spreads, and zero concentration upwind.</w:t>
       </w:r>
     </w:p>
-    <w:bookmarkEnd w:id="10"/>
-    <w:bookmarkStart w:id="11" w:name="governing-equation"/>
+    <w:bookmarkEnd w:id="23"/>
+    <w:bookmarkStart w:id="24" w:name="governing-equation"/>
     <w:p>
       <w:pPr>
         <w:pStyle w:val="Heading2"/>
@@ -785,7 +1972,7 @@
       <w:pPr>
         <w:numPr>
           <w:ilvl w:val="0"/>
-          <w:numId w:val="1003"/>
+          <w:numId w:val="1004"/>
         </w:numPr>
       </w:pPr>
       <m:oMath>
@@ -934,7 +2121,7 @@
       <w:pPr>
         <w:numPr>
           <w:ilvl w:val="0"/>
-          <w:numId w:val="1003"/>
+          <w:numId w:val="1004"/>
         </w:numPr>
       </w:pPr>
       <m:oMath>
@@ -1058,7 +2245,7 @@
       <w:pPr>
         <w:numPr>
           <w:ilvl w:val="0"/>
-          <w:numId w:val="1003"/>
+          <w:numId w:val="1004"/>
         </w:numPr>
       </w:pPr>
       <m:oMath>
@@ -1287,7 +2474,7 @@
       <w:pPr>
         <w:numPr>
           <w:ilvl w:val="0"/>
-          <w:numId w:val="1003"/>
+          <w:numId w:val="1004"/>
         </w:numPr>
       </w:pPr>
       <m:oMath>
@@ -1395,7 +2582,7 @@
       <w:pPr>
         <w:numPr>
           <w:ilvl w:val="0"/>
-          <w:numId w:val="1003"/>
+          <w:numId w:val="1004"/>
         </w:numPr>
       </w:pPr>
       <m:oMath>
@@ -1444,7 +2631,7 @@
       <w:pPr>
         <w:numPr>
           <w:ilvl w:val="0"/>
-          <w:numId w:val="1003"/>
+          <w:numId w:val="1004"/>
         </w:numPr>
       </w:pPr>
       <m:oMath>
@@ -1549,8 +2736,8 @@
         <w:t xml:space="preserve">approximation.</w:t>
       </w:r>
     </w:p>
-    <w:bookmarkEnd w:id="11"/>
-    <w:bookmarkStart w:id="12" w:name="gaussian-plume-solution"/>
+    <w:bookmarkEnd w:id="24"/>
+    <w:bookmarkStart w:id="25" w:name="gaussian-plume-solution"/>
     <w:p>
       <w:pPr>
         <w:pStyle w:val="Heading2"/>
@@ -1929,7 +3116,7 @@
       <w:pPr>
         <w:numPr>
           <w:ilvl w:val="0"/>
-          <w:numId w:val="1004"/>
+          <w:numId w:val="1005"/>
         </w:numPr>
       </w:pPr>
       <m:oMath>
@@ -2052,7 +3239,7 @@
       <w:pPr>
         <w:numPr>
           <w:ilvl w:val="0"/>
-          <w:numId w:val="1004"/>
+          <w:numId w:val="1005"/>
         </w:numPr>
       </w:pPr>
       <m:oMath>
@@ -2222,7 +3409,7 @@
       <w:pPr>
         <w:numPr>
           <w:ilvl w:val="0"/>
-          <w:numId w:val="1004"/>
+          <w:numId w:val="1005"/>
         </w:numPr>
       </w:pPr>
       <m:oMath>
@@ -2568,8 +3755,8 @@
         <w:t xml:space="preserve">back up (mathematically modeled as a mirror image source below ground). This ensures no pollen is lost through the ground surface.</w:t>
       </w:r>
     </w:p>
-    <w:bookmarkEnd w:id="12"/>
-    <w:bookmarkStart w:id="23" w:name="key-parameters-explained"/>
+    <w:bookmarkEnd w:id="25"/>
+    <w:bookmarkStart w:id="36" w:name="key-parameters-explained"/>
     <w:p>
       <w:pPr>
         <w:pStyle w:val="Heading2"/>
@@ -2578,7 +3765,7 @@
         <w:t xml:space="preserve">Key Parameters Explained</w:t>
       </w:r>
     </w:p>
-    <w:bookmarkStart w:id="13" w:name="sigma_y-and-sigma_z-plume-spread-meters"/>
+    <w:bookmarkStart w:id="26" w:name="sigma_y-and-sigma_z-plume-spread-meters"/>
     <w:p>
       <w:pPr>
         <w:pStyle w:val="Heading3"/>
@@ -2670,7 +3857,7 @@
       <w:pPr>
         <w:numPr>
           <w:ilvl w:val="0"/>
-          <w:numId w:val="1005"/>
+          <w:numId w:val="1006"/>
         </w:numPr>
       </w:pPr>
       <w:r>
@@ -2778,7 +3965,7 @@
       <w:pPr>
         <w:numPr>
           <w:ilvl w:val="0"/>
-          <w:numId w:val="1005"/>
+          <w:numId w:val="1006"/>
         </w:numPr>
       </w:pPr>
       <w:r>
@@ -2854,7 +4041,7 @@
       <w:pPr>
         <w:numPr>
           <w:ilvl w:val="0"/>
-          <w:numId w:val="1005"/>
+          <w:numId w:val="1006"/>
         </w:numPr>
       </w:pPr>
       <w:r>
@@ -3130,8 +4317,8 @@
         </m:oMath>
       </m:oMathPara>
     </w:p>
-    <w:bookmarkEnd w:id="13"/>
-    <w:bookmarkStart w:id="18" w:name="atmospheric-stability-classes-af"/>
+    <w:bookmarkEnd w:id="26"/>
+    <w:bookmarkStart w:id="31" w:name="atmospheric-stability-classes-af"/>
     <w:p>
       <w:pPr>
         <w:pStyle w:val="Heading3"/>
@@ -3152,7 +4339,7 @@
       <w:pPr>
         <w:numPr>
           <w:ilvl w:val="0"/>
-          <w:numId w:val="1006"/>
+          <w:numId w:val="1007"/>
         </w:numPr>
       </w:pPr>
       <w:r>
@@ -3180,7 +4367,7 @@
       <w:pPr>
         <w:numPr>
           <w:ilvl w:val="0"/>
-          <w:numId w:val="1006"/>
+          <w:numId w:val="1007"/>
         </w:numPr>
       </w:pPr>
       <w:r>
@@ -3198,7 +4385,7 @@
       <w:pPr>
         <w:numPr>
           <w:ilvl w:val="0"/>
-          <w:numId w:val="1006"/>
+          <w:numId w:val="1007"/>
         </w:numPr>
       </w:pPr>
       <w:r>
@@ -3234,7 +4421,7 @@
       <w:pPr>
         <w:numPr>
           <w:ilvl w:val="0"/>
-          <w:numId w:val="1007"/>
+          <w:numId w:val="1008"/>
         </w:numPr>
       </w:pPr>
       <w:r>
@@ -3279,7 +4466,7 @@
       <w:pPr>
         <w:numPr>
           <w:ilvl w:val="0"/>
-          <w:numId w:val="1007"/>
+          <w:numId w:val="1008"/>
         </w:numPr>
       </w:pPr>
       <w:r>
@@ -3307,7 +4494,7 @@
       <w:pPr>
         <w:numPr>
           <w:ilvl w:val="0"/>
-          <w:numId w:val="1007"/>
+          <w:numId w:val="1008"/>
         </w:numPr>
       </w:pPr>
       <w:r>
@@ -3348,7 +4535,7 @@
         <w:t xml:space="preserve">Class D (mechanical turbulence dominates)</w:t>
       </w:r>
     </w:p>
-    <w:bookmarkStart w:id="17" w:name="fig:wind_stability"/>
+    <w:bookmarkStart w:id="30" w:name="fig:wind_stability"/>
     <w:p>
       <w:pPr>
         <w:pStyle w:val="CaptionedFigure"/>
@@ -3358,18 +4545,18 @@
           <wp:inline>
             <wp:extent cx="5334000" cy="3283447"/>
             <wp:effectExtent b="0" l="0" r="0" t="0"/>
-            <wp:docPr descr="" title="" id="15" name="Picture"/>
+            <wp:docPr descr="" title="" id="28" name="Picture"/>
             <a:graphic>
               <a:graphicData uri="http://schemas.openxmlformats.org/drawingml/2006/picture">
                 <pic:pic>
                   <pic:nvPicPr>
-                    <pic:cNvPr descr="fig1_wind_stability.png" id="16" name="Picture"/>
+                    <pic:cNvPr descr="fig1_wind_stability.png" id="29" name="Picture"/>
                     <pic:cNvPicPr>
                       <a:picLocks noChangeArrowheads="1" noChangeAspect="1"/>
                     </pic:cNvPicPr>
                   </pic:nvPicPr>
                   <pic:blipFill>
-                    <a:blip r:embed="rId14"/>
+                    <a:blip r:embed="rId27"/>
                     <a:stretch>
                       <a:fillRect/>
                     </a:stretch>
@@ -3404,9 +4591,9 @@
         <w:t xml:space="preserve">Gaussian plume concentration fields under varying conditions. Top row: effect of wind speed (stability class D). Stronger winds dilute and elongate the plume. Bottom row: effect of atmospheric stability (wind = 3.5 m/s). Unstable conditions (A) spread pollen rapidly; stable conditions (F) confine it in a narrow, concentrated plume.</w:t>
       </w:r>
     </w:p>
-    <w:bookmarkEnd w:id="17"/>
-    <w:bookmarkEnd w:id="18"/>
-    <w:bookmarkStart w:id="19" w:name="u-wind-speed-ms"/>
+    <w:bookmarkEnd w:id="30"/>
+    <w:bookmarkEnd w:id="31"/>
+    <w:bookmarkStart w:id="32" w:name="u-wind-speed-ms"/>
     <w:p>
       <w:pPr>
         <w:pStyle w:val="Heading3"/>
@@ -3432,7 +4619,7 @@
       <w:pPr>
         <w:numPr>
           <w:ilvl w:val="0"/>
-          <w:numId w:val="1008"/>
+          <w:numId w:val="1009"/>
         </w:numPr>
       </w:pPr>
       <w:r>
@@ -3470,7 +4657,7 @@
       <w:pPr>
         <w:numPr>
           <w:ilvl w:val="0"/>
-          <w:numId w:val="1008"/>
+          <w:numId w:val="1009"/>
         </w:numPr>
       </w:pPr>
       <w:r>
@@ -3524,8 +4711,8 @@
         <w:t xml:space="preserve"> m/s to avoid division by zero (calm conditions are handled as very light drift).</w:t>
       </w:r>
     </w:p>
-    <w:bookmarkEnd w:id="19"/>
-    <w:bookmarkStart w:id="20" w:name="h-effective-source-height-meters"/>
+    <w:bookmarkEnd w:id="32"/>
+    <w:bookmarkStart w:id="33" w:name="h-effective-source-height-meters"/>
     <w:p>
       <w:pPr>
         <w:pStyle w:val="Heading3"/>
@@ -3595,8 +4782,8 @@
         <w:t xml:space="preserve">.</w:t>
       </w:r>
     </w:p>
-    <w:bookmarkEnd w:id="20"/>
-    <w:bookmarkStart w:id="21" w:name="z-receptor-height-meters"/>
+    <w:bookmarkEnd w:id="33"/>
+    <w:bookmarkStart w:id="34" w:name="z-receptor-height-meters"/>
     <w:p>
       <w:pPr>
         <w:pStyle w:val="Heading3"/>
@@ -3638,8 +4825,8 @@
         <w:t xml:space="preserve"> m—the height of a student’s nose and mouth (breathing zone). This is where inhaled dose matters for allergic response.</w:t>
       </w:r>
     </w:p>
-    <w:bookmarkEnd w:id="21"/>
-    <w:bookmarkStart w:id="22" w:name="x-y-wind-aligned-coordinates"/>
+    <w:bookmarkEnd w:id="34"/>
+    <w:bookmarkStart w:id="35" w:name="x-y-wind-aligned-coordinates"/>
     <w:p>
       <w:pPr>
         <w:pStyle w:val="Heading3"/>
@@ -3979,7 +5166,7 @@
       <w:pPr>
         <w:numPr>
           <w:ilvl w:val="0"/>
-          <w:numId w:val="1009"/>
+          <w:numId w:val="1010"/>
         </w:numPr>
       </w:pPr>
       <w:r>
@@ -4019,7 +5206,7 @@
       <w:pPr>
         <w:numPr>
           <w:ilvl w:val="0"/>
-          <w:numId w:val="1009"/>
+          <w:numId w:val="1010"/>
         </w:numPr>
       </w:pPr>
       <w:r>
@@ -4059,16 +5246,16 @@
       <w:pPr>
         <w:numPr>
           <w:ilvl w:val="0"/>
-          <w:numId w:val="1009"/>
+          <w:numId w:val="1010"/>
         </w:numPr>
       </w:pPr>
       <w:r>
         <w:t xml:space="preserve">If the wind shifts direction, the entire plume rotates to point the new way.</w:t>
       </w:r>
     </w:p>
-    <w:bookmarkEnd w:id="22"/>
-    <w:bookmarkEnd w:id="23"/>
-    <w:bookmarkStart w:id="34" w:name="species-dependent-particle-dynamics"/>
+    <w:bookmarkEnd w:id="35"/>
+    <w:bookmarkEnd w:id="36"/>
+    <w:bookmarkStart w:id="47" w:name="species-dependent-particle-dynamics"/>
     <w:p>
       <w:pPr>
         <w:pStyle w:val="Heading2"/>
@@ -4085,7 +5272,7 @@
         <w:t xml:space="preserve">Pollen grains vary significantly in aerodynamic properties across species, affecting their atmospheric transport behavior. Three key species-dependent parameters modify the dispersion model:</w:t>
       </w:r>
     </w:p>
-    <w:bookmarkStart w:id="25" w:name="gravitational-settling-velocity"/>
+    <w:bookmarkStart w:id="38" w:name="gravitational-settling-velocity"/>
     <w:p>
       <w:pPr>
         <w:pStyle w:val="Heading3"/>
@@ -4469,7 +5656,7 @@
         <w:t xml:space="preserve">m, 0.5 cm/s). This means Pine pollen deposits closer to the source tree, while Oak pollen remains airborne longer and disperses further downwind.</w:t>
       </w:r>
     </w:p>
-    <w:bookmarkStart w:id="24" w:name="tab:pollen_physics"/>
+    <w:bookmarkStart w:id="37" w:name="tab:pollen_physics"/>
     <w:p>
       <w:pPr>
         <w:pStyle w:val="TableCaption"/>
@@ -5068,9 +6255,9 @@
         </w:tc>
       </w:tr>
     </w:tbl>
-    <w:bookmarkEnd w:id="24"/>
-    <w:bookmarkEnd w:id="25"/>
-    <w:bookmarkStart w:id="26" w:name="tilted-plume-gravitational-modification"/>
+    <w:bookmarkEnd w:id="37"/>
+    <w:bookmarkEnd w:id="38"/>
+    <w:bookmarkStart w:id="39" w:name="tilted-plume-gravitational-modification"/>
     <w:p>
       <w:pPr>
         <w:pStyle w:val="Heading3"/>
@@ -5643,8 +6830,8 @@
         </m:oMath>
       </m:oMathPara>
     </w:p>
-    <w:bookmarkEnd w:id="26"/>
-    <w:bookmarkStart w:id="27" w:name="X15323aeadb99cc809bac56c8588b2ebf917b98d"/>
+    <w:bookmarkEnd w:id="39"/>
+    <w:bookmarkStart w:id="40" w:name="X15323aeadb99cc809bac56c8588b2ebf917b98d"/>
     <w:p>
       <w:pPr>
         <w:pStyle w:val="Heading3"/>
@@ -6037,8 +7224,8 @@
         <w:t xml:space="preserve"> cm/s for large grains.</w:t>
       </w:r>
     </w:p>
-    <w:bookmarkEnd w:id="27"/>
-    <w:bookmarkStart w:id="28" w:name="turbulent-diffusivity"/>
+    <w:bookmarkEnd w:id="40"/>
+    <w:bookmarkStart w:id="41" w:name="turbulent-diffusivity"/>
     <w:p>
       <w:pPr>
         <w:pStyle w:val="Heading3"/>
@@ -6454,8 +7641,8 @@
         <w:t xml:space="preserve">10%, confining the plume closer to the ground.</w:t>
       </w:r>
     </w:p>
-    <w:bookmarkEnd w:id="28"/>
-    <w:bookmarkStart w:id="33" w:name="species-specific-plume-behavior-summary"/>
+    <w:bookmarkEnd w:id="41"/>
+    <w:bookmarkStart w:id="46" w:name="species-specific-plume-behavior-summary"/>
     <w:p>
       <w:pPr>
         <w:pStyle w:val="Heading3"/>
@@ -6835,7 +8022,7 @@
       <w:pPr>
         <w:numPr>
           <w:ilvl w:val="0"/>
-          <w:numId w:val="1010"/>
+          <w:numId w:val="1011"/>
         </w:numPr>
       </w:pPr>
       <w:r>
@@ -6890,7 +8077,7 @@
       <w:pPr>
         <w:numPr>
           <w:ilvl w:val="0"/>
-          <w:numId w:val="1010"/>
+          <w:numId w:val="1011"/>
         </w:numPr>
       </w:pPr>
       <w:r>
@@ -6957,7 +8144,7 @@
       <w:pPr>
         <w:numPr>
           <w:ilvl w:val="0"/>
-          <w:numId w:val="1010"/>
+          <w:numId w:val="1011"/>
         </w:numPr>
       </w:pPr>
       <w:r>
@@ -6974,7 +8161,7 @@
         <w:t xml:space="preserve">(intermediate): Moderate plume extent, 50–150 m effective range.</w:t>
       </w:r>
     </w:p>
-    <w:bookmarkStart w:id="32" w:name="fig:species"/>
+    <w:bookmarkStart w:id="45" w:name="fig:species"/>
     <w:p>
       <w:pPr>
         <w:pStyle w:val="CaptionedFigure"/>
@@ -6984,18 +8171,18 @@
           <wp:inline>
             <wp:extent cx="5334000" cy="1745486"/>
             <wp:effectExtent b="0" l="0" r="0" t="0"/>
-            <wp:docPr descr="" title="" id="30" name="Picture"/>
+            <wp:docPr descr="" title="" id="43" name="Picture"/>
             <a:graphic>
               <a:graphicData uri="http://schemas.openxmlformats.org/drawingml/2006/picture">
                 <pic:pic>
                   <pic:nvPicPr>
-                    <pic:cNvPr descr="fig2_species_comparison.png" id="31" name="Picture"/>
+                    <pic:cNvPr descr="fig2_species_comparison.png" id="44" name="Picture"/>
                     <pic:cNvPicPr>
                       <a:picLocks noChangeArrowheads="1" noChangeAspect="1"/>
                     </pic:cNvPicPr>
                   </pic:nvPicPr>
                   <pic:blipFill>
-                    <a:blip r:embed="rId29"/>
+                    <a:blip r:embed="rId42"/>
                     <a:stretch>
                       <a:fillRect/>
                     </a:stretch>
@@ -7030,10 +8217,10 @@
         <w:t xml:space="preserve">Species-dependent plume shapes due to different settling velocities. Oak pollen (small, light grains) produces wide, far-reaching plumes. Pine pollen (large, heavy grains) creates intense but localized concentration near the source tree.</w:t>
       </w:r>
     </w:p>
-    <w:bookmarkEnd w:id="32"/>
-    <w:bookmarkEnd w:id="33"/>
-    <w:bookmarkEnd w:id="34"/>
-    <w:bookmarkStart w:id="36" w:name="dispersion-coefficients"/>
+    <w:bookmarkEnd w:id="45"/>
+    <w:bookmarkEnd w:id="46"/>
+    <w:bookmarkEnd w:id="47"/>
+    <w:bookmarkStart w:id="49" w:name="dispersion-coefficients"/>
     <w:p>
       <w:pPr>
         <w:pStyle w:val="Heading2"/>
@@ -7321,7 +8508,7 @@
         <w:t xml:space="preserve">.</w:t>
       </w:r>
     </w:p>
-    <w:bookmarkStart w:id="35" w:name="tab:pg"/>
+    <w:bookmarkStart w:id="48" w:name="tab:pg"/>
     <w:p>
       <w:pPr>
         <w:pStyle w:val="TableCaption"/>
@@ -7838,15 +9025,15 @@
         </w:tc>
       </w:tr>
     </w:tbl>
-    <w:bookmarkEnd w:id="35"/>
-    <w:bookmarkEnd w:id="36"/>
-    <w:bookmarkStart w:id="37" w:name="sec:potentialflow"/>
+    <w:bookmarkEnd w:id="48"/>
+    <w:bookmarkEnd w:id="49"/>
+    <w:bookmarkStart w:id="50" w:name="sec:coupling"/>
     <w:p>
       <w:pPr>
         <w:pStyle w:val="Heading2"/>
       </w:pPr>
       <w:r>
-        <w:t xml:space="preserve">2D Potential-Flow Wind Field Around Buildings</w:t>
+        <w:t xml:space="preserve">Coupling to the Potential-Flow Wind Field</w:t>
       </w:r>
     </w:p>
     <w:p>
@@ -7854,402 +9041,21 @@
         <w:pStyle w:val="FirstParagraph"/>
       </w:pPr>
       <w:r>
-        <w:t xml:space="preserve">Rather than treating the wind as spatially uniform, we compute a two-dimensional wind field that deflects and channels around the campus buildings, and use the</w:t>
-      </w:r>
-      <w:r>
-        <w:t xml:space="preserve"> </w:t>
-      </w:r>
-      <w:r>
-        <w:rPr>
-          <w:i/>
-          <w:iCs/>
-        </w:rPr>
-        <w:t xml:space="preserve">local</w:t>
-      </w:r>
-      <w:r>
-        <w:t xml:space="preserve"> </w:t>
-      </w:r>
-      <w:r>
-        <w:t xml:space="preserve">wind at each tree to drive that tree’s plume. We model the horizontal flow as incompressible and irrotational (potential flow), so the velocity is the gradient of a scalar velocity potential</w:t>
-      </w:r>
-      <w:r>
-        <w:t xml:space="preserve"> </w:t>
-      </w:r>
-      <m:oMath>
-        <m:r>
-          <m:t>ϕ</m:t>
-        </m:r>
-      </m:oMath>
-      <w:r>
-        <w:t xml:space="preserve"> </w:t>
-      </w:r>
-      <w:r>
-        <w:t xml:space="preserve">satisfying Laplace’s equation:</w:t>
-      </w:r>
-    </w:p>
-    <w:p>
-      <w:pPr>
-        <w:pStyle w:val="BodyText"/>
-      </w:pPr>
-      <m:oMathPara>
-        <m:oMathParaPr>
-          <m:jc m:val="center"/>
-        </m:oMathParaPr>
-        <m:oMath>
-          <m:sSup>
-            <m:e>
-              <m:r>
-                <m:rPr>
-                  <m:sty m:val="p"/>
-                </m:rPr>
-                <m:t>∇</m:t>
-              </m:r>
-            </m:e>
-            <m:sup>
-              <m:r>
-                <m:t>2</m:t>
-              </m:r>
-            </m:sup>
-          </m:sSup>
-          <m:r>
-            <m:t>ϕ</m:t>
-          </m:r>
-          <m:r>
-            <m:rPr>
-              <m:sty m:val="p"/>
-            </m:rPr>
-            <m:t>=</m:t>
-          </m:r>
-          <m:r>
-            <m:t>0</m:t>
-          </m:r>
-          <m:r>
-            <m:rPr>
-              <m:sty m:val="p"/>
-            </m:rPr>
-            <m:t>,</m:t>
-          </m:r>
-          <m:r>
-            <m:t>  </m:t>
-          </m:r>
-          <m:r>
-            <m:rPr>
-              <m:sty m:val="p"/>
-            </m:rPr>
-            <m:t>(</m:t>
-          </m:r>
-          <m:r>
-            <m:t>u</m:t>
-          </m:r>
-          <m:r>
-            <m:rPr>
-              <m:sty m:val="p"/>
-            </m:rPr>
-            <m:t>,</m:t>
-          </m:r>
-          <m:r>
-            <m:t>v</m:t>
-          </m:r>
-          <m:r>
-            <m:rPr>
-              <m:sty m:val="p"/>
-            </m:rPr>
-            <m:t>)</m:t>
-          </m:r>
-          <m:r>
-            <m:rPr>
-              <m:sty m:val="p"/>
-            </m:rPr>
-            <m:t>=</m:t>
-          </m:r>
-          <m:d>
-            <m:dPr>
-              <m:begChr m:val="("/>
-              <m:sepChr m:val=""/>
-              <m:endChr m:val=")"/>
-              <m:grow/>
-            </m:dPr>
-            <m:e>
-              <m:f>
-                <m:fPr>
-                  <m:type m:val="bar"/>
-                </m:fPr>
-                <m:num>
-                  <m:r>
-                    <m:rPr>
-                      <m:sty m:val="p"/>
-                    </m:rPr>
-                    <m:t>∂</m:t>
-                  </m:r>
-                  <m:r>
-                    <m:t>ϕ</m:t>
-                  </m:r>
-                </m:num>
-                <m:den>
-                  <m:r>
-                    <m:rPr>
-                      <m:sty m:val="p"/>
-                    </m:rPr>
-                    <m:t>∂</m:t>
-                  </m:r>
-                  <m:r>
-                    <m:t>x</m:t>
-                  </m:r>
-                </m:den>
-              </m:f>
-              <m:r>
-                <m:rPr>
-                  <m:sty m:val="p"/>
-                </m:rPr>
-                <m:t>,</m:t>
-              </m:r>
-              <m:f>
-                <m:fPr>
-                  <m:type m:val="bar"/>
-                </m:fPr>
-                <m:num>
-                  <m:r>
-                    <m:rPr>
-                      <m:sty m:val="p"/>
-                    </m:rPr>
-                    <m:t>∂</m:t>
-                  </m:r>
-                  <m:r>
-                    <m:t>ϕ</m:t>
-                  </m:r>
-                </m:num>
-                <m:den>
-                  <m:r>
-                    <m:rPr>
-                      <m:sty m:val="p"/>
-                    </m:rPr>
-                    <m:t>∂</m:t>
-                  </m:r>
-                  <m:r>
-                    <m:t>y</m:t>
-                  </m:r>
-                </m:den>
-              </m:f>
-            </m:e>
-          </m:d>
-          <m:r>
-            <m:rPr>
-              <m:sty m:val="p"/>
-            </m:rPr>
-            <m:t>.</m:t>
-          </m:r>
-        </m:oMath>
-      </m:oMathPara>
-    </w:p>
-    <w:p>
-      <w:pPr>
-        <w:pStyle w:val="FirstParagraph"/>
-      </w:pPr>
-      <w:r>
-        <w:t xml:space="preserve">We impose a uniform free stream</w:t>
-      </w:r>
-      <w:r>
-        <w:t xml:space="preserve"> </w:t>
-      </w:r>
-      <m:oMath>
-        <m:r>
-          <m:rPr>
-            <m:sty m:val="p"/>
-          </m:rPr>
-          <m:t>(</m:t>
-        </m:r>
-        <m:sSub>
-          <m:e>
-            <m:r>
-              <m:t>u</m:t>
-            </m:r>
-          </m:e>
-          <m:sub>
-            <m:r>
-              <m:rPr>
-                <m:sty m:val="p"/>
-              </m:rPr>
-              <m:t>∞</m:t>
-            </m:r>
-          </m:sub>
-        </m:sSub>
-        <m:r>
-          <m:rPr>
-            <m:sty m:val="p"/>
-          </m:rPr>
-          <m:t>,</m:t>
-        </m:r>
-        <m:sSub>
-          <m:e>
-            <m:r>
-              <m:t>v</m:t>
-            </m:r>
-          </m:e>
-          <m:sub>
-            <m:r>
-              <m:rPr>
-                <m:sty m:val="p"/>
-              </m:rPr>
-              <m:t>∞</m:t>
-            </m:r>
-          </m:sub>
-        </m:sSub>
-        <m:r>
-          <m:rPr>
-            <m:sty m:val="p"/>
-          </m:rPr>
-          <m:t>)</m:t>
-        </m:r>
-      </m:oMath>
-      <w:r>
-        <w:t xml:space="preserve"> </w:t>
-      </w:r>
-      <w:r>
-        <w:t xml:space="preserve">from the ambient wind on the domain boundary (Dirichlet), and a no-penetration condition on building walls,</w:t>
-      </w:r>
-      <w:r>
-        <w:t xml:space="preserve"> </w:t>
-      </w:r>
-      <m:oMath>
-        <m:r>
-          <m:rPr>
-            <m:sty m:val="p"/>
-          </m:rPr>
-          <m:t>∂</m:t>
-        </m:r>
-        <m:r>
-          <m:t>ϕ</m:t>
-        </m:r>
-        <m:r>
-          <m:rPr>
-            <m:sty m:val="p"/>
-          </m:rPr>
-          <m:t>/</m:t>
-        </m:r>
-        <m:r>
-          <m:rPr>
-            <m:sty m:val="p"/>
-          </m:rPr>
-          <m:t>∂</m:t>
-        </m:r>
-        <m:r>
-          <m:t>n</m:t>
-        </m:r>
-        <m:r>
-          <m:rPr>
-            <m:sty m:val="p"/>
-          </m:rPr>
-          <m:t>=</m:t>
-        </m:r>
-        <m:r>
-          <m:t>0</m:t>
-        </m:r>
-      </m:oMath>
-      <w:r>
-        <w:t xml:space="preserve"> </w:t>
-      </w:r>
-      <w:r>
-        <w:t xml:space="preserve">(Neumann), which forces the flow to go around rather than through each footprint. Equation </w:t>
-      </w:r>
-      <w:hyperlink w:anchor="eq:laplace">
+        <w:t xml:space="preserve">The potential-flow field of Section </w:t>
+      </w:r>
+      <w:hyperlink w:anchor="sec:windfield">
         <w:r>
           <w:rPr>
             <w:rStyle w:val="Hyperlink"/>
           </w:rPr>
-          <w:t xml:space="preserve">[eq:laplace]</w:t>
+          <w:t xml:space="preserve">2</w:t>
         </w:r>
       </w:hyperlink>
       <w:r>
         <w:t xml:space="preserve"> </w:t>
       </w:r>
       <w:r>
-        <w:t xml:space="preserve">is solved on the same</w:t>
-      </w:r>
-      <w:r>
-        <w:t xml:space="preserve"> </w:t>
-      </w:r>
-      <m:oMath>
-        <m:r>
-          <m:t>120</m:t>
-        </m:r>
-        <m:r>
-          <m:rPr>
-            <m:sty m:val="p"/>
-          </m:rPr>
-          <m:t>×</m:t>
-        </m:r>
-        <m:r>
-          <m:t>120</m:t>
-        </m:r>
-      </m:oMath>
-      <w:r>
-        <w:t xml:space="preserve"> </w:t>
-      </w:r>
-      <w:r>
-        <w:t xml:space="preserve">grid used for concentration by successive over-relaxation, with building cells rasterized from the detected footprints (Section </w:t>
-      </w:r>
-      <w:hyperlink w:anchor="sec:buildings">
-        <w:r>
-          <w:rPr>
-            <w:rStyle w:val="Hyperlink"/>
-          </w:rPr>
-          <w:t xml:space="preserve">4.5</w:t>
-        </w:r>
-      </w:hyperlink>
-      <w:r>
-        <w:t xml:space="preserve">). The resulting field speeds up where the flow is squeezed between buildings and slows near windward faces, reproducing the channeling and diversion that a uniform wind cannot.</w:t>
-      </w:r>
-    </w:p>
-    <w:p>
-      <w:pPr>
-        <w:pStyle w:val="BodyText"/>
-      </w:pPr>
-      <w:r>
-        <w:rPr>
-          <w:b/>
-          <w:bCs/>
-        </w:rPr>
-        <w:t xml:space="preserve">Honest limitation.</w:t>
-      </w:r>
-      <w:r>
-        <w:t xml:space="preserve"> </w:t>
-      </w:r>
-      <w:r>
-        <w:t xml:space="preserve">Potential flow is inviscid: it has no boundary-layer separation, and therefore no turbulent wake or recirculation zone behind a building. It captures how wind is</w:t>
-      </w:r>
-      <w:r>
-        <w:t xml:space="preserve"> </w:t>
-      </w:r>
-      <w:r>
-        <w:rPr>
-          <w:i/>
-          <w:iCs/>
-        </w:rPr>
-        <w:t xml:space="preserve">diverted</w:t>
-      </w:r>
-      <w:r>
-        <w:t xml:space="preserve"> </w:t>
-      </w:r>
-      <w:r>
-        <w:t xml:space="preserve">by obstacles but not the low-velocity, pollen-trapping lee zone, which would require a viscous (e.g. RANS/CFD) treatment beyond the scope of a real-time system. It is used here as a computationally cheap, physically motivated approximation to spatial wind variation.</w:t>
-      </w:r>
-    </w:p>
-    <w:bookmarkEnd w:id="37"/>
-    <w:bookmarkStart w:id="38" w:name="coupling-to-the-gaussian-plume"/>
-    <w:p>
-      <w:pPr>
-        <w:pStyle w:val="Heading2"/>
-      </w:pPr>
-      <w:r>
-        <w:t xml:space="preserve">Coupling to the Gaussian Plume</w:t>
-      </w:r>
-    </w:p>
-    <w:p>
-      <w:pPr>
-        <w:pStyle w:val="FirstParagraph"/>
-      </w:pPr>
-      <w:r>
-        <w:t xml:space="preserve">The potential-flow field supplies the wind; the Gaussian plume (Eq. </w:t>
+        <w:t xml:space="preserve">supplies the wind; the Gaussian plume (Eq. </w:t>
       </w:r>
       <w:hyperlink w:anchor="eq:plume">
         <w:r>
@@ -8377,7 +9183,7 @@
         <w:t xml:space="preserve"> </w:t>
       </w:r>
       <w:r>
-        <w:t xml:space="preserve">from the field at that cell and convert it to a local speed</w:t>
+        <w:t xml:space="preserve">from the converged field at that cell and convert it to a local speed</w:t>
       </w:r>
       <w:r>
         <w:t xml:space="preserve"> </w:t>
@@ -8541,11 +9347,33 @@
         <w:t xml:space="preserve"> </w:t>
       </w:r>
       <w:r>
-        <w:t xml:space="preserve">in place of a single campus-wide wind, so plumes bend and stretch according to the flow around nearby buildings. (For comparison, the system also retains a simpler uniform-wind mode with empirical building-downwash corrections, but the potential-flow coupling above is the default.)</w:t>
-      </w:r>
-    </w:p>
-    <w:bookmarkEnd w:id="38"/>
-    <w:bookmarkStart w:id="39" w:name="multi-source-superposition"/>
+        <w:t xml:space="preserve">in place of a single campus-wide wind, so each plume bends and stretches according to the flow around its nearby buildings (Figs. </w:t>
+      </w:r>
+      <w:hyperlink w:anchor="fig:windflow_ideal">
+        <w:r>
+          <w:rPr>
+            <w:rStyle w:val="Hyperlink"/>
+          </w:rPr>
+          <w:t xml:space="preserve">1</w:t>
+        </w:r>
+      </w:hyperlink>
+      <w:r>
+        <w:t xml:space="preserve">–</w:t>
+      </w:r>
+      <w:hyperlink w:anchor="fig:windflow_campus">
+        <w:r>
+          <w:rPr>
+            <w:rStyle w:val="Hyperlink"/>
+          </w:rPr>
+          <w:t xml:space="preserve">2</w:t>
+        </w:r>
+      </w:hyperlink>
+      <w:r>
+        <w:t xml:space="preserve">). This is the mechanism by which the building-scale wind structure propagates into the pollen field: a tree in a channeled, high-speed gap produces a stretched, dilute plume, while a tree in a sheltered, low-speed pocket produces a compact, concentrated one. (For comparison, the system also retains a simpler uniform-wind mode with empirical building-downwash corrections, but the potential-flow coupling above is the default.)</w:t>
+      </w:r>
+    </w:p>
+    <w:bookmarkEnd w:id="50"/>
+    <w:bookmarkStart w:id="51" w:name="multi-source-superposition"/>
     <w:p>
       <w:pPr>
         <w:pStyle w:val="Heading2"/>
@@ -8749,8 +9577,8 @@
         <w:t xml:space="preserve">spatial grid.</w:t>
       </w:r>
     </w:p>
-    <w:bookmarkEnd w:id="39"/>
-    <w:bookmarkStart w:id="40" w:name="building-footprint-masking"/>
+    <w:bookmarkEnd w:id="51"/>
+    <w:bookmarkStart w:id="52" w:name="building-footprint-masking"/>
     <w:p>
       <w:pPr>
         <w:pStyle w:val="Heading2"/>
@@ -8791,7 +9619,7 @@
           <w:rPr>
             <w:rStyle w:val="Hyperlink"/>
           </w:rPr>
-          <w:t xml:space="preserve">4.5</w:t>
+          <w:t xml:space="preserve">5.5</w:t>
         </w:r>
       </w:hyperlink>
       <w:r>
@@ -9011,9 +9839,9 @@
         <w:t xml:space="preserve">The mask is computed directly from the current building polygons, so it always matches the buildings displayed on the map.</w:t>
       </w:r>
     </w:p>
-    <w:bookmarkEnd w:id="40"/>
-    <w:bookmarkEnd w:id="41"/>
-    <w:bookmarkStart w:id="51" w:name="phenological-emission-model"/>
+    <w:bookmarkEnd w:id="52"/>
+    <w:bookmarkEnd w:id="53"/>
+    <w:bookmarkStart w:id="63" w:name="phenological-emission-model"/>
     <w:p>
       <w:pPr>
         <w:pStyle w:val="Heading1"/>
@@ -9022,7 +9850,7 @@
         <w:t xml:space="preserve">Phenological Emission Model</w:t>
       </w:r>
     </w:p>
-    <w:bookmarkStart w:id="43" w:name="temporal-gate-function"/>
+    <w:bookmarkStart w:id="55" w:name="temporal-gate-function"/>
     <w:p>
       <w:pPr>
         <w:pStyle w:val="Heading2"/>
@@ -9180,7 +10008,7 @@
       <w:pPr>
         <w:numPr>
           <w:ilvl w:val="0"/>
-          <w:numId w:val="1011"/>
+          <w:numId w:val="1012"/>
         </w:numPr>
       </w:pPr>
       <m:oMath>
@@ -9816,7 +10644,7 @@
       <w:pPr>
         <w:numPr>
           <w:ilvl w:val="0"/>
-          <w:numId w:val="1011"/>
+          <w:numId w:val="1012"/>
         </w:numPr>
       </w:pPr>
       <m:oMath>
@@ -10083,7 +10911,7 @@
       <w:pPr>
         <w:numPr>
           <w:ilvl w:val="0"/>
-          <w:numId w:val="1011"/>
+          <w:numId w:val="1012"/>
         </w:numPr>
       </w:pPr>
       <m:oMath>
@@ -10868,7 +11696,7 @@
         <w:t xml:space="preserve">.</w:t>
       </w:r>
     </w:p>
-    <w:bookmarkStart w:id="42" w:name="tab:emission"/>
+    <w:bookmarkStart w:id="54" w:name="tab:emission"/>
     <w:p>
       <w:pPr>
         <w:pStyle w:val="TableCaption"/>
@@ -11345,9 +12173,9 @@
         </w:tc>
       </w:tr>
     </w:tbl>
-    <w:bookmarkEnd w:id="42"/>
-    <w:bookmarkEnd w:id="43"/>
-    <w:bookmarkStart w:id="45" w:name="species-phenological-parameters"/>
+    <w:bookmarkEnd w:id="54"/>
+    <w:bookmarkEnd w:id="55"/>
+    <w:bookmarkStart w:id="57" w:name="species-phenological-parameters"/>
     <w:p>
       <w:pPr>
         <w:pStyle w:val="Heading2"/>
@@ -11394,7 +12222,7 @@
         <w:t xml:space="preserve">) is a notable exception, pollinating in the fall (October–December) and producing a secondary autumn peak, while the campus-specific sets differ (e.g. Stanford adds Canary Island Palm, Olive, and Eucalyptus).</w:t>
       </w:r>
     </w:p>
-    <w:bookmarkStart w:id="44" w:name="tab:species"/>
+    <w:bookmarkStart w:id="56" w:name="tab:species"/>
     <w:p>
       <w:pPr>
         <w:pStyle w:val="TableCaption"/>
@@ -12297,9 +13125,9 @@
         </w:tc>
       </w:tr>
     </w:tbl>
-    <w:bookmarkEnd w:id="44"/>
-    <w:bookmarkEnd w:id="45"/>
-    <w:bookmarkStart w:id="50" w:name="sec:other"/>
+    <w:bookmarkEnd w:id="56"/>
+    <w:bookmarkEnd w:id="57"/>
+    <w:bookmarkStart w:id="62" w:name="sec:other"/>
     <w:p>
       <w:pPr>
         <w:pStyle w:val="Heading2"/>
@@ -12348,7 +13176,7 @@
           <w:rPr>
             <w:rStyle w:val="Hyperlink"/>
           </w:rPr>
-          <w:t xml:space="preserve">6</w:t>
+          <w:t xml:space="preserve">7</w:t>
         </w:r>
       </w:hyperlink>
       <w:r>
@@ -12451,7 +13279,7 @@
           <w:rPr>
             <w:rStyle w:val="Hyperlink"/>
           </w:rPr>
-          <w:t xml:space="preserve">4.6</w:t>
+          <w:t xml:space="preserve">5.6</w:t>
         </w:r>
       </w:hyperlink>
       <w:r>
@@ -12474,7 +13302,7 @@
         <w:t xml:space="preserve">sources contribute a diffuse baseline.</w:t>
       </w:r>
     </w:p>
-    <w:bookmarkStart w:id="49" w:name="fig:phenology"/>
+    <w:bookmarkStart w:id="61" w:name="fig:phenology"/>
     <w:p>
       <w:pPr>
         <w:pStyle w:val="CaptionedFigure"/>
@@ -12484,18 +13312,18 @@
           <wp:inline>
             <wp:extent cx="5334000" cy="3709358"/>
             <wp:effectExtent b="0" l="0" r="0" t="0"/>
-            <wp:docPr descr="" title="" id="47" name="Picture"/>
+            <wp:docPr descr="" title="" id="59" name="Picture"/>
             <a:graphic>
               <a:graphicData uri="http://schemas.openxmlformats.org/drawingml/2006/picture">
                 <pic:pic>
                   <pic:nvPicPr>
-                    <pic:cNvPr descr="fig3_phenology.png" id="48" name="Picture"/>
+                    <pic:cNvPr descr="fig3_phenology.png" id="60" name="Picture"/>
                     <pic:cNvPicPr>
                       <a:picLocks noChangeArrowheads="1" noChangeAspect="1"/>
                     </pic:cNvPicPr>
                   </pic:nvPicPr>
                   <pic:blipFill>
-                    <a:blip r:embed="rId46"/>
+                    <a:blip r:embed="rId58"/>
                     <a:stretch>
                       <a:fillRect/>
                     </a:stretch>
@@ -12675,10 +13503,10 @@
         <w:t xml:space="preserve">. The dashed line marks today (June 25), when most tree species are dormant and only Pine retains weak late-season emission.</w:t>
       </w:r>
     </w:p>
-    <w:bookmarkEnd w:id="49"/>
-    <w:bookmarkEnd w:id="50"/>
-    <w:bookmarkEnd w:id="51"/>
-    <w:bookmarkStart w:id="60" w:name="satellite-based-vegetation-detection"/>
+    <w:bookmarkEnd w:id="61"/>
+    <w:bookmarkEnd w:id="62"/>
+    <w:bookmarkEnd w:id="63"/>
+    <w:bookmarkStart w:id="72" w:name="satellite-based-vegetation-detection"/>
     <w:p>
       <w:pPr>
         <w:pStyle w:val="Heading1"/>
@@ -12687,7 +13515,7 @@
         <w:t xml:space="preserve">Satellite-Based Vegetation Detection</w:t>
       </w:r>
     </w:p>
-    <w:bookmarkStart w:id="52" w:name="image-acquisition"/>
+    <w:bookmarkStart w:id="64" w:name="image-acquisition"/>
     <w:p>
       <w:pPr>
         <w:pStyle w:val="Heading2"/>
@@ -12744,8 +13572,8 @@
         <w:t xml:space="preserve">pixels.</w:t>
       </w:r>
     </w:p>
-    <w:bookmarkEnd w:id="52"/>
-    <w:bookmarkStart w:id="53" w:name="calibrated-color-segmentation"/>
+    <w:bookmarkEnd w:id="64"/>
+    <w:bookmarkStart w:id="65" w:name="calibrated-color-segmentation"/>
     <w:p>
       <w:pPr>
         <w:pStyle w:val="Heading2"/>
@@ -13074,8 +13902,8 @@
         <w:t xml:space="preserve">the mean brightness.</w:t>
       </w:r>
     </w:p>
-    <w:bookmarkEnd w:id="53"/>
-    <w:bookmarkStart w:id="54" w:name="watershed-segmentation"/>
+    <w:bookmarkEnd w:id="65"/>
+    <w:bookmarkStart w:id="66" w:name="watershed-segmentation"/>
     <w:p>
       <w:pPr>
         <w:pStyle w:val="Heading2"/>
@@ -13102,7 +13930,7 @@
       <w:pPr>
         <w:numPr>
           <w:ilvl w:val="0"/>
-          <w:numId w:val="1012"/>
+          <w:numId w:val="1013"/>
         </w:numPr>
       </w:pPr>
       <w:r>
@@ -13113,7 +13941,7 @@
       <w:pPr>
         <w:numPr>
           <w:ilvl w:val="0"/>
-          <w:numId w:val="1012"/>
+          <w:numId w:val="1013"/>
         </w:numPr>
       </w:pPr>
       <w:r>
@@ -13124,15 +13952,15 @@
       <w:pPr>
         <w:numPr>
           <w:ilvl w:val="0"/>
-          <w:numId w:val="1012"/>
+          <w:numId w:val="1013"/>
         </w:numPr>
       </w:pPr>
       <w:r>
         <w:t xml:space="preserve">Watershed algorithm segments using inverted distance as elevation</w:t>
       </w:r>
     </w:p>
-    <w:bookmarkEnd w:id="54"/>
-    <w:bookmarkStart w:id="55" w:name="peak-based-detection"/>
+    <w:bookmarkEnd w:id="66"/>
+    <w:bookmarkStart w:id="67" w:name="peak-based-detection"/>
     <w:p>
       <w:pPr>
         <w:pStyle w:val="Heading2"/>
@@ -13334,8 +14162,8 @@
         <w:t xml:space="preserve"> px). Local maxima with minimum spacing of 7 pixels identify individual tree centers. Canopy radius is estimated from the score falloff profile.</w:t>
       </w:r>
     </w:p>
-    <w:bookmarkEnd w:id="55"/>
-    <w:bookmarkStart w:id="56" w:name="sec:buildings"/>
+    <w:bookmarkEnd w:id="67"/>
+    <w:bookmarkStart w:id="68" w:name="sec:buildings"/>
     <w:p>
       <w:pPr>
         <w:pStyle w:val="Heading2"/>
@@ -13358,8 +14186,8 @@
         <w:t xml:space="preserve">, a pretrained promptable segmentation network. SAM’s automatic mask generator proposes class-agnostic masks over the campus image; we then retain only masks that look like rooftops, using a color test (gray/white or warm red-tile roofs, with vegetation excluded), a building-scale size test, and a compactness test. Because SAM downsamples its input internally, we run it on a grid of overlapping image tiles so that small rooftops are resolved at higher effective resolution, then merge detections with spatial de-duplication. Each retained mask is reduced to a rotated minimum-area rectangle, so angled and non-axis-aligned buildings are represented at their true orientation. SAM inference is run once at cache-generation time and the results are stored; the deployed server never runs the network.</w:t>
       </w:r>
     </w:p>
-    <w:bookmarkEnd w:id="56"/>
-    <w:bookmarkStart w:id="57" w:name="sec:hitl"/>
+    <w:bookmarkEnd w:id="68"/>
+    <w:bookmarkStart w:id="69" w:name="sec:hitl"/>
     <w:p>
       <w:pPr>
         <w:pStyle w:val="Heading2"/>
@@ -13420,7 +14248,7 @@
           <w:rPr>
             <w:rStyle w:val="Hyperlink"/>
           </w:rPr>
-          <w:t xml:space="preserve">3.3</w:t>
+          <w:t xml:space="preserve">4.3</w:t>
         </w:r>
       </w:hyperlink>
       <w:r>
@@ -13457,8 +14285,8 @@
         <w:t xml:space="preserve">3 m), which sets the indoor exclusion volume.</w:t>
       </w:r>
     </w:p>
-    <w:bookmarkEnd w:id="57"/>
-    <w:bookmarkStart w:id="58" w:name="multi-campus-imagery"/>
+    <w:bookmarkEnd w:id="69"/>
+    <w:bookmarkStart w:id="70" w:name="multi-campus-imagery"/>
     <w:p>
       <w:pPr>
         <w:pStyle w:val="Heading2"/>
@@ -13475,8 +14303,8 @@
         <w:t xml:space="preserve">The pipeline is campus-agnostic: a campus is defined by its geographic bounds, from which the satellite image and detections are generated. Gunn High School uses Esri World Imagery; the Stanford core uses USGS NAIP imagery (whose true-color rendering shows the characteristic red-tile roofs), fetched seam-free by stitching Web-Mercator tiles.</w:t>
       </w:r>
     </w:p>
-    <w:bookmarkEnd w:id="58"/>
-    <w:bookmarkStart w:id="59" w:name="sec:overlapfilter"/>
+    <w:bookmarkEnd w:id="70"/>
+    <w:bookmarkStart w:id="71" w:name="sec:overlapfilter"/>
     <w:p>
       <w:pPr>
         <w:pStyle w:val="Heading2"/>
@@ -13497,16 +14325,16 @@
           <w:rPr>
             <w:rStyle w:val="Hyperlink"/>
           </w:rPr>
-          <w:t xml:space="preserve">6</w:t>
+          <w:t xml:space="preserve">7</w:t>
         </w:r>
       </w:hyperlink>
       <w:r>
         <w:t xml:space="preserve">), leaving trees in courtyards, along streets, and on open ground while eliminating rooftop false positives.</w:t>
       </w:r>
     </w:p>
-    <w:bookmarkEnd w:id="59"/>
-    <w:bookmarkEnd w:id="60"/>
-    <w:bookmarkStart w:id="63" w:name="exposure-assessment"/>
+    <w:bookmarkEnd w:id="71"/>
+    <w:bookmarkEnd w:id="72"/>
+    <w:bookmarkStart w:id="75" w:name="exposure-assessment"/>
     <w:p>
       <w:pPr>
         <w:pStyle w:val="Heading1"/>
@@ -13515,7 +14343,7 @@
         <w:t xml:space="preserve">Exposure Assessment</w:t>
       </w:r>
     </w:p>
-    <w:bookmarkStart w:id="61" w:name="path-integrated-dose"/>
+    <w:bookmarkStart w:id="73" w:name="path-integrated-dose"/>
     <w:p>
       <w:pPr>
         <w:pStyle w:val="Heading2"/>
@@ -13786,8 +14614,8 @@
         </m:oMath>
       </m:oMathPara>
     </w:p>
-    <w:bookmarkEnd w:id="61"/>
-    <w:bookmarkStart w:id="62" w:name="clinical-risk-mapping"/>
+    <w:bookmarkEnd w:id="73"/>
+    <w:bookmarkStart w:id="74" w:name="clinical-risk-mapping"/>
     <w:p>
       <w:pPr>
         <w:pStyle w:val="Heading2"/>
@@ -13895,9 +14723,9 @@
         <w:t xml:space="preserve">).</w:t>
       </w:r>
     </w:p>
-    <w:bookmarkEnd w:id="62"/>
-    <w:bookmarkEnd w:id="63"/>
-    <w:bookmarkStart w:id="67" w:name="sec:results"/>
+    <w:bookmarkEnd w:id="74"/>
+    <w:bookmarkEnd w:id="75"/>
+    <w:bookmarkStart w:id="79" w:name="sec:results"/>
     <w:p>
       <w:pPr>
         <w:pStyle w:val="Heading1"/>
@@ -13906,7 +14734,7 @@
         <w:t xml:space="preserve">Results</w:t>
       </w:r>
     </w:p>
-    <w:bookmarkStart w:id="64" w:name="detection-performance"/>
+    <w:bookmarkStart w:id="76" w:name="detection-performance"/>
     <w:p>
       <w:pPr>
         <w:pStyle w:val="Heading2"/>
@@ -13943,7 +14771,7 @@
           <w:rPr>
             <w:rStyle w:val="Hyperlink"/>
           </w:rPr>
-          <w:t xml:space="preserve">3.3</w:t>
+          <w:t xml:space="preserve">4.3</w:t>
         </w:r>
       </w:hyperlink>
       <w:r>
@@ -14113,8 +14941,8 @@
         <w:t xml:space="preserve">. Detection and imagery are cached per campus, so no machine-learning model runs on the live server.</w:t>
       </w:r>
     </w:p>
-    <w:bookmarkEnd w:id="64"/>
-    <w:bookmarkStart w:id="65" w:name="seasonal-concentration"/>
+    <w:bookmarkEnd w:id="76"/>
+    <w:bookmarkStart w:id="77" w:name="seasonal-concentration"/>
     <w:p>
       <w:pPr>
         <w:pStyle w:val="Heading2"/>
@@ -14155,7 +14983,7 @@
       <w:pPr>
         <w:numPr>
           <w:ilvl w:val="0"/>
-          <w:numId w:val="1013"/>
+          <w:numId w:val="1014"/>
         </w:numPr>
       </w:pPr>
       <w:r>
@@ -14231,7 +15059,7 @@
       <w:pPr>
         <w:numPr>
           <w:ilvl w:val="0"/>
-          <w:numId w:val="1013"/>
+          <w:numId w:val="1014"/>
         </w:numPr>
       </w:pPr>
       <w:r>
@@ -14307,7 +15135,7 @@
       <w:pPr>
         <w:numPr>
           <w:ilvl w:val="0"/>
-          <w:numId w:val="1013"/>
+          <w:numId w:val="1014"/>
         </w:numPr>
       </w:pPr>
       <w:r>
@@ -14359,8 +15187,8 @@
         <w:t xml:space="preserve">; all species dormant</w:t>
       </w:r>
     </w:p>
-    <w:bookmarkEnd w:id="65"/>
-    <w:bookmarkStart w:id="66" w:name="spatial-patterns"/>
+    <w:bookmarkEnd w:id="77"/>
+    <w:bookmarkStart w:id="78" w:name="spatial-patterns"/>
     <w:p>
       <w:pPr>
         <w:pStyle w:val="Heading2"/>
@@ -14377,9 +15205,9 @@
         <w:t xml:space="preserve">The concentration field exhibits: (i) plumes bending along the potential-flow streamlines as the wind is diverted around buildings; (ii) zero concentration over building footprints; (iii) locally elevated concentration where flow is channeled between closely spaced buildings; and (iv) elevated concentrations in oak-dense corridors.</w:t>
       </w:r>
     </w:p>
-    <w:bookmarkEnd w:id="66"/>
-    <w:bookmarkEnd w:id="67"/>
-    <w:bookmarkStart w:id="73" w:name="discussion"/>
+    <w:bookmarkEnd w:id="78"/>
+    <w:bookmarkEnd w:id="79"/>
+    <w:bookmarkStart w:id="85" w:name="discussion"/>
     <w:p>
       <w:pPr>
         <w:pStyle w:val="Heading1"/>
@@ -14478,7 +15306,7 @@
         <w:t xml:space="preserve">spring peak that constitutes the actual high-risk period.</w:t>
       </w:r>
     </w:p>
-    <w:bookmarkStart w:id="72" w:name="sec:futurework"/>
+    <w:bookmarkStart w:id="84" w:name="sec:futurework"/>
     <w:p>
       <w:pPr>
         <w:pStyle w:val="Heading2"/>
@@ -15174,7 +16002,7 @@
           <w:rPr>
             <w:rStyle w:val="Hyperlink"/>
           </w:rPr>
-          <w:t xml:space="preserve">4</w:t>
+          <w:t xml:space="preserve">6</w:t>
         </w:r>
       </w:hyperlink>
       <w:r>
@@ -15184,7 +16012,7 @@
         <w:t xml:space="preserve">illustrates the qualitative form of the emission-suppression and hygroscopic-swelling responses. Implementing and, critically, validating these couplings against measured pollen and weather time series is a priority for future work.</w:t>
       </w:r>
     </w:p>
-    <w:bookmarkStart w:id="71" w:name="fig:humidity_fw"/>
+    <w:bookmarkStart w:id="83" w:name="fig:humidity_fw"/>
     <w:p>
       <w:pPr>
         <w:pStyle w:val="CaptionedFigure"/>
@@ -15194,18 +16022,18 @@
           <wp:inline>
             <wp:extent cx="5334000" cy="1779707"/>
             <wp:effectExtent b="0" l="0" r="0" t="0"/>
-            <wp:docPr descr="" title="" id="69" name="Picture"/>
+            <wp:docPr descr="" title="" id="81" name="Picture"/>
             <a:graphic>
               <a:graphicData uri="http://schemas.openxmlformats.org/drawingml/2006/picture">
                 <pic:pic>
                   <pic:nvPicPr>
-                    <pic:cNvPr descr="fig4_humidity.png" id="70" name="Picture"/>
+                    <pic:cNvPr descr="fig4_humidity.png" id="82" name="Picture"/>
                     <pic:cNvPicPr>
                       <a:picLocks noChangeArrowheads="1" noChangeAspect="1"/>
                     </pic:cNvPicPr>
                   </pic:nvPicPr>
                   <pic:blipFill>
-                    <a:blip r:embed="rId68"/>
+                    <a:blip r:embed="rId80"/>
                     <a:stretch>
                       <a:fillRect/>
                     </a:stretch>
@@ -15263,10 +16091,10 @@
         <w:t xml:space="preserve">: pollen release drops sharply above 50% RH. (b) Hygroscopic swelling increases grain diameter at high humidity. (c) Resulting increase in gravitational settling velocity.</w:t>
       </w:r>
     </w:p>
-    <w:bookmarkEnd w:id="71"/>
-    <w:bookmarkEnd w:id="72"/>
-    <w:bookmarkEnd w:id="73"/>
-    <w:bookmarkStart w:id="74" w:name="conclusion"/>
+    <w:bookmarkEnd w:id="83"/>
+    <w:bookmarkEnd w:id="84"/>
+    <w:bookmarkEnd w:id="85"/>
+    <w:bookmarkStart w:id="86" w:name="conclusion"/>
     <w:p>
       <w:pPr>
         <w:pStyle w:val="Heading1"/>
@@ -15283,8 +16111,8 @@
         <w:t xml:space="preserve">We built a complete pipeline for hyperlocal pollen dispersion modeling, from satellite-based source identification, through a potential-flow wind field coupled to Gaussian-plume transport, to path-integrated exposure. The system resolves concentration gradients at meter scale across two campuses of contrasting scale—Gunn High School and the Stanford core—with thousands of individually mapped trees and buildings, and recomputes the full field in a few seconds as wind and season change. Whether the routes it recommends actually reduce measured exposure is the validation step that remains.</w:t>
       </w:r>
     </w:p>
-    <w:bookmarkEnd w:id="74"/>
-    <w:bookmarkStart w:id="77" w:name="data-availability"/>
+    <w:bookmarkEnd w:id="86"/>
+    <w:bookmarkStart w:id="89" w:name="data-availability"/>
     <w:p>
       <w:pPr>
         <w:pStyle w:val="Heading1"/>
@@ -15303,7 +16131,7 @@
       <w:r>
         <w:t xml:space="preserve"> </w:t>
       </w:r>
-      <w:hyperlink r:id="rId75">
+      <w:hyperlink r:id="rId87">
         <w:r>
           <w:rPr>
             <w:rStyle w:val="Hyperlink"/>
@@ -15317,7 +16145,7 @@
       <w:r>
         <w:t xml:space="preserve"> </w:t>
       </w:r>
-      <w:hyperlink r:id="rId76">
+      <w:hyperlink r:id="rId88">
         <w:r>
           <w:rPr>
             <w:rStyle w:val="Hyperlink"/>
@@ -15329,8 +16157,8 @@
         <w:t xml:space="preserve">. The tree inventory is derived from the PAUSD 2009 arborist survey supplemented by satellite detection.</w:t>
       </w:r>
     </w:p>
-    <w:bookmarkEnd w:id="77"/>
-    <w:bookmarkStart w:id="80" w:name="acknowledgments"/>
+    <w:bookmarkEnd w:id="89"/>
+    <w:bookmarkStart w:id="92" w:name="acknowledgments"/>
     <w:p>
       <w:pPr>
         <w:pStyle w:val="Heading1"/>
@@ -15679,7 +16507,7 @@
       <w:r>
         <w:t xml:space="preserve"> </w:t>
       </w:r>
-      <w:hyperlink r:id="rId78">
+      <w:hyperlink r:id="rId90">
         <w:r>
           <w:rPr>
             <w:rStyle w:val="Hyperlink"/>
@@ -15707,7 +16535,7 @@
       <w:r>
         <w:t xml:space="preserve"> </w:t>
       </w:r>
-      <w:hyperlink r:id="rId79">
+      <w:hyperlink r:id="rId91">
         <w:r>
           <w:rPr>
             <w:rStyle w:val="Hyperlink"/>
@@ -15719,7 +16547,7 @@
         <w:t xml:space="preserve">, accessed 2026.</w:t>
       </w:r>
     </w:p>
-    <w:bookmarkEnd w:id="80"/>
+    <w:bookmarkEnd w:id="92"/>
     <w:sectPr>
       <w:footnotePr>
         <w:numRestart w:val="eachSect"/>
@@ -16052,6 +16880,9 @@
     </w:lvlOverride>
   </w:num>
   <w:num w:numId="1002">
+    <w:abstractNumId w:val="991"/>
+  </w:num>
+  <w:num w:numId="1003">
     <w:abstractNumId w:val="99201"/>
     <w:lvlOverride w:ilvl="0">
       <w:startOverride w:val="1"/>
@@ -16081,9 +16912,6 @@
       <w:startOverride w:val="1"/>
     </w:lvlOverride>
   </w:num>
-  <w:num w:numId="1003">
-    <w:abstractNumId w:val="991"/>
-  </w:num>
   <w:num w:numId="1004">
     <w:abstractNumId w:val="991"/>
   </w:num>
@@ -16109,6 +16937,9 @@
     <w:abstractNumId w:val="991"/>
   </w:num>
   <w:num w:numId="1012">
+    <w:abstractNumId w:val="991"/>
+  </w:num>
+  <w:num w:numId="1013">
     <w:abstractNumId w:val="99201"/>
     <w:lvlOverride w:ilvl="0">
       <w:startOverride w:val="1"/>
@@ -16138,7 +16969,7 @@
       <w:startOverride w:val="1"/>
     </w:lvlOverride>
   </w:num>
-  <w:num w:numId="1013">
+  <w:num w:numId="1014">
     <w:abstractNumId w:val="991"/>
   </w:num>
 </w:numbering>
